--- a/downloads/workbook/ai-3-week-24.docx
+++ b/downloads/workbook/ai-3-week-24.docx
@@ -1302,6 +1302,178 @@
         <w:t>Project connection: For your Verified Study Buddy, save the input, procedure, observed result and limitation of this check. Label this worked example as practice; use a different, previously unreviewed case when checking independent understanding.</w:t>
       </w:r>
     </w:p>
+    <w:p>
+      <w:pPr>
+        <w:pStyle w:val="Heading1"/>
+      </w:pPr>
+      <w:r>
+        <w:t>19. Project portfolio milestone</w:t>
+      </w:r>
+    </w:p>
+    <w:p>
+      <w:r>
+        <w:t>Project: Verified Study Buddy</w:t>
+      </w:r>
+    </w:p>
+    <w:p>
+      <w:r>
+        <w:t>Current milestone: Evaluate and revise. Compare with your starting method, explain errors and record a justified revision.</w:t>
+      </w:r>
+    </w:p>
+    <w:p>
+      <w:r>
+        <w:t>For your Verified Study Buddy, save the input, procedure, observed result and limitation of this check. Label this worked example as practice; use a different, previously unreviewed case when checking independent understanding.</w:t>
+      </w:r>
+    </w:p>
+    <w:tbl>
+      <w:tblPr>
+        <w:tblStyle w:val="LightShading-Accent1"/>
+        <w:tblW w:type="auto" w:w="0"/>
+        <w:tblLook w:firstColumn="1" w:firstRow="1" w:lastColumn="0" w:lastRow="0" w:noHBand="0" w:noVBand="1" w:val="04A0"/>
+      </w:tblPr>
+      <w:tblGrid>
+        <w:gridCol w:w="5112"/>
+        <w:gridCol w:w="5112"/>
+      </w:tblGrid>
+      <w:tr>
+        <w:trPr>
+          <w:tblHeader/>
+        </w:trPr>
+        <w:tc>
+          <w:tcPr>
+            <w:tcW w:type="dxa" w:w="5112"/>
+          </w:tcPr>
+          <w:p>
+            <w:r>
+              <w:t>Evidence to keep</w:t>
+            </w:r>
+          </w:p>
+        </w:tc>
+        <w:tc>
+          <w:tcPr>
+            <w:tcW w:type="dxa" w:w="5112"/>
+          </w:tcPr>
+          <w:p>
+            <w:r>
+              <w:t>My record</w:t>
+            </w:r>
+          </w:p>
+        </w:tc>
+      </w:tr>
+      <w:tr>
+        <w:tc>
+          <w:tcPr>
+            <w:tcW w:type="dxa" w:w="5112"/>
+          </w:tcPr>
+          <w:p>
+            <w:r>
+              <w:t>This week’s input and deciding step</w:t>
+            </w:r>
+          </w:p>
+        </w:tc>
+        <w:tc>
+          <w:tcPr>
+            <w:tcW w:type="dxa" w:w="5112"/>
+          </w:tcPr>
+          <w:p>
+            <w:r/>
+          </w:p>
+        </w:tc>
+      </w:tr>
+      <w:tr>
+        <w:tc>
+          <w:tcPr>
+            <w:tcW w:type="dxa" w:w="5112"/>
+          </w:tcPr>
+          <w:p>
+            <w:r>
+              <w:t>Prediction and actual result (or labelled paper trace)</w:t>
+            </w:r>
+          </w:p>
+        </w:tc>
+        <w:tc>
+          <w:tcPr>
+            <w:tcW w:type="dxa" w:w="5112"/>
+          </w:tcPr>
+          <w:p>
+            <w:r/>
+          </w:p>
+        </w:tc>
+      </w:tr>
+      <w:tr>
+        <w:tc>
+          <w:tcPr>
+            <w:tcW w:type="dxa" w:w="5112"/>
+          </w:tcPr>
+          <w:p>
+            <w:r>
+              <w:t>One change since the previous checkpoint and why</w:t>
+            </w:r>
+          </w:p>
+        </w:tc>
+        <w:tc>
+          <w:tcPr>
+            <w:tcW w:type="dxa" w:w="5112"/>
+          </w:tcPr>
+          <w:p>
+            <w:r/>
+          </w:p>
+        </w:tc>
+      </w:tr>
+      <w:tr>
+        <w:tc>
+          <w:tcPr>
+            <w:tcW w:type="dxa" w:w="5112"/>
+          </w:tcPr>
+          <w:p>
+            <w:r>
+              <w:t>One error or limit and the next test</w:t>
+            </w:r>
+          </w:p>
+        </w:tc>
+        <w:tc>
+          <w:tcPr>
+            <w:tcW w:type="dxa" w:w="5112"/>
+          </w:tcPr>
+          <w:p>
+            <w:r/>
+          </w:p>
+        </w:tc>
+      </w:tr>
+    </w:tbl>
+    <w:p>
+      <w:pPr>
+        <w:pStyle w:val="Heading3"/>
+      </w:pPr>
+      <w:r>
+        <w:t>Explain what this week adds to your project. Reuse last week’s record rather than starting again.</w:t>
+      </w:r>
+    </w:p>
+    <w:p>
+      <w:r>
+        <w:t>________________________________________________________________</w:t>
+      </w:r>
+    </w:p>
+    <w:p>
+      <w:r>
+        <w:t>________________________________________________________________</w:t>
+      </w:r>
+    </w:p>
+    <w:p>
+      <w:r>
+        <w:t>________________________________________________________________</w:t>
+      </w:r>
+    </w:p>
+    <w:p>
+      <w:r>
+        <w:t>________________________________________________________________</w:t>
+      </w:r>
+    </w:p>
+    <w:p>
+      <w:r>
+        <w:t>________________________________________________________________</w:t>
+      </w:r>
+    </w:p>
     <w:sectPr>
       <w:pgSz w:w="12240" w:h="15840"/>
       <w:pgMar w:top="936" w:right="1008" w:bottom="936" w:left="1008" w:header="720" w:footer="720" w:gutter="0"/>

--- a/downloads/workbook/ai-3-week-24.docx
+++ b/downloads/workbook/ai-3-week-24.docx
@@ -1474,6 +1474,235 @@
         <w:t>________________________________________________________________</w:t>
       </w:r>
     </w:p>
+    <w:p>
+      <w:pPr>
+        <w:pStyle w:val="Heading1"/>
+      </w:pPr>
+      <w:r>
+        <w:t>20. Supported practice and learning evidence</w:t>
+      </w:r>
+    </w:p>
+    <w:p>
+      <w:r>
+        <w:t>Use this supported practice once, in the browser or on paper. Keep the reserved independent assessment for a separate first attempt before teacher feedback.</w:t>
+      </w:r>
+    </w:p>
+    <w:p>
+      <w:r>
+        <w:t>Build a minimal grounded study answer with checks between retrieval and display.</w:t>
+      </w:r>
+    </w:p>
+    <w:p>
+      <w:pPr>
+        <w:pStyle w:val="Heading3"/>
+      </w:pPr>
+      <w:r>
+        <w:t>Practice 1: explain the deciding evidence</w:t>
+      </w:r>
+    </w:p>
+    <w:p>
+      <w:r>
+        <w:t>Which labelled step matches this detail? Display “This activity checks soil daily [PL3]”; reject an invented twice-daily watering schedule.</w:t>
+      </w:r>
+    </w:p>
+    <w:p>
+      <w:r>
+        <w:t>1. Retrieve evidence</w:t>
+      </w:r>
+    </w:p>
+    <w:p>
+      <w:r>
+        <w:t>2. Match question</w:t>
+      </w:r>
+    </w:p>
+    <w:p>
+      <w:r>
+        <w:t>3. Validate draft</w:t>
+      </w:r>
+    </w:p>
+    <w:p>
+      <w:pPr>
+        <w:pStyle w:val="Heading3"/>
+      </w:pPr>
+      <w:r>
+        <w:t>My selected conclusion, deciding fact and explanation</w:t>
+      </w:r>
+    </w:p>
+    <w:p>
+      <w:r>
+        <w:t>________________________________________________________________</w:t>
+      </w:r>
+    </w:p>
+    <w:p>
+      <w:r>
+        <w:t>________________________________________________________________</w:t>
+      </w:r>
+    </w:p>
+    <w:p>
+      <w:r>
+        <w:t>________________________________________________________________</w:t>
+      </w:r>
+    </w:p>
+    <w:p>
+      <w:r>
+        <w:t>________________________________________________________________</w:t>
+      </w:r>
+    </w:p>
+    <w:p>
+      <w:r>
+        <w:t>________________________________________________________________</w:t>
+      </w:r>
+    </w:p>
+    <w:p>
+      <w:r>
+        <w:t>Hint if needed: Read the steps in the pictorial case. Match the supplied detail to the stage that performs or records it.</w:t>
+      </w:r>
+    </w:p>
+    <w:p>
+      <w:r>
+        <w:t>After your attempt, compare with the supported explanation: Validate draft Display “This activity checks soil daily [PL3]”; reject an invented twice-daily watering schedule. Read the picture in order. Display “This activity checks soil daily [PL3]”; reject an invented twice-daily watering schedule. The arrows show which recorded input or intermediate result each decision uses. Explain the deciding step aloud before checking the changed case; pointing to the final answer alone does not show how it follows.</w:t>
+      </w:r>
+    </w:p>
+    <w:p>
+      <w:pPr>
+        <w:pStyle w:val="Heading3"/>
+      </w:pPr>
+      <w:r>
+        <w:t>Practice 2: explain the deciding evidence</w:t>
+      </w:r>
+    </w:p>
+    <w:p>
+      <w:r>
+        <w:t>Changed-case practice: PL3 is absent while PL2 remains. Which conclusion is supported by the supplied facts?</w:t>
+      </w:r>
+    </w:p>
+    <w:p>
+      <w:r>
+        <w:t>1. We can decide the result without examining the changed input or the procedure.</w:t>
+      </w:r>
+    </w:p>
+    <w:p>
+      <w:r>
+        <w:t>2. Explain that the daily check is not specified in the available source.</w:t>
+      </w:r>
+    </w:p>
+    <w:p>
+      <w:r>
+        <w:t>3. This one example guarantees correct results for every future input.</w:t>
+      </w:r>
+    </w:p>
+    <w:p>
+      <w:pPr>
+        <w:pStyle w:val="Heading3"/>
+      </w:pPr>
+      <w:r>
+        <w:t>My selected conclusion, deciding fact and explanation</w:t>
+      </w:r>
+    </w:p>
+    <w:p>
+      <w:r>
+        <w:t>________________________________________________________________</w:t>
+      </w:r>
+    </w:p>
+    <w:p>
+      <w:r>
+        <w:t>________________________________________________________________</w:t>
+      </w:r>
+    </w:p>
+    <w:p>
+      <w:r>
+        <w:t>________________________________________________________________</w:t>
+      </w:r>
+    </w:p>
+    <w:p>
+      <w:r>
+        <w:t>________________________________________________________________</w:t>
+      </w:r>
+    </w:p>
+    <w:p>
+      <w:r>
+        <w:t>________________________________________________________________</w:t>
+      </w:r>
+    </w:p>
+    <w:p>
+      <w:r>
+        <w:t>Hint if needed: Use the changed condition and the deciding step in the pictorial trace. The answer must say what follows from those facts.</w:t>
+      </w:r>
+    </w:p>
+    <w:p>
+      <w:r>
+        <w:t>After your attempt, compare with the supported explanation: Explain that the daily check is not specified in the available source. The remaining general water fact does not establish this activity’s schedule.</w:t>
+      </w:r>
+    </w:p>
+    <w:p>
+      <w:pPr>
+        <w:pStyle w:val="Heading3"/>
+      </w:pPr>
+      <w:r>
+        <w:t>Repair a missing building block</w:t>
+      </w:r>
+    </w:p>
+    <w:p>
+      <w:r>
+        <w:t>Review Block to Python Bridge (ai-3/23). Goal: Translate a short paper calculation into a Python script. Short practice: Trace the changed list and identify where the result differs. Point to the relevant step in the picture, then write the changed result and the rule or evidence that supports it.. Return to this week and explain what you changed.</w:t>
+      </w:r>
+    </w:p>
+    <w:p>
+      <w:r>
+        <w:t>Review Tools and APIs (ai-3/21). Goal: Explain the mechanism and terminology of tools and api contracts. Short practice: Does a valid C7 ID permit the extra lending action? Point to the relevant step in the picture, then write the changed result and the rule or evidence that supports it.. Return to this week and explain what you changed.</w:t>
+      </w:r>
+    </w:p>
+    <w:p>
+      <w:r>
+        <w:t>Review Retrieval Augmented Generation (ai-3/18). Goal: Explain the mechanism and terminology of building a grounded answer. Short practice: Which part of the source supports a two-minute melting claim? Point to the relevant step in the picture, then write the changed result and the rule or evidence that supports it.. Return to this week and explain what you changed.</w:t>
+      </w:r>
+    </w:p>
+    <w:p>
+      <w:pPr>
+        <w:pStyle w:val="Heading3"/>
+      </w:pPr>
+      <w:r>
+        <w:t>Keep your completed work</w:t>
+      </w:r>
+    </w:p>
+    <w:p>
+      <w:r>
+        <w:t>Use Download completed work in the hosted lesson to export your answers, reflections, practice feedback and code-run evidence. Open the HTML copy to read or print it. Drafts stay in this browser when storage is available; clear drafts on a shared device.</w:t>
+      </w:r>
+    </w:p>
+    <w:p>
+      <w:pPr>
+        <w:pStyle w:val="Heading3"/>
+      </w:pPr>
+      <w:r>
+        <w:t>What I repaired, the evidence I kept and the next test</w:t>
+      </w:r>
+    </w:p>
+    <w:p>
+      <w:r>
+        <w:t>________________________________________________________________</w:t>
+      </w:r>
+    </w:p>
+    <w:p>
+      <w:r>
+        <w:t>________________________________________________________________</w:t>
+      </w:r>
+    </w:p>
+    <w:p>
+      <w:r>
+        <w:t>________________________________________________________________</w:t>
+      </w:r>
+    </w:p>
+    <w:p>
+      <w:r>
+        <w:t>________________________________________________________________</w:t>
+      </w:r>
+    </w:p>
+    <w:p>
+      <w:r>
+        <w:t>________________________________________________________________</w:t>
+      </w:r>
+    </w:p>
     <w:sectPr>
       <w:pgSz w:w="12240" w:h="15840"/>
       <w:pgMar w:top="936" w:right="1008" w:bottom="936" w:left="1008" w:header="720" w:footer="720" w:gutter="0"/>

--- a/downloads/workbook/ai-3-week-24.docx
+++ b/downloads/workbook/ai-3-week-24.docx
@@ -30,6 +30,17 @@
     </w:p>
     <w:p>
       <w:r>
+        <w:t>Record your starting explanation for Prototype a Grounded Assistant before opening notes. Show any later correction separately.</w:t>
+      </w:r>
+    </w:p>
+    <w:p>
+      <w:pPr>
+        <w:spacing w:line="336" w:lineRule="auto" w:after="180"/>
+      </w:pPr>
+      <w:r>
+        <w:rPr>
+          <w:b w:val="0"/>
+        </w:rPr>
         <w:t>Try the recall before opening notes. Then use a different colour or a labelled second line to correct your explanation.</w:t>
       </w:r>
     </w:p>
@@ -42,7 +53,13 @@
       </w:r>
     </w:p>
     <w:p>
-      <w:r>
+      <w:pPr>
+        <w:spacing w:line="336" w:lineRule="auto" w:after="180"/>
+      </w:pPr>
+      <w:r>
+        <w:rPr>
+          <w:b w:val="0"/>
+        </w:rPr>
         <w:t>Without opening the old lesson, explain one key idea from Block to Python Bridge. Give an example and a mistake that the idea helps you avoid.</w:t>
       </w:r>
     </w:p>
@@ -78,7 +95,13 @@
       </w:r>
     </w:p>
     <w:p>
-      <w:r>
+      <w:pPr>
+        <w:spacing w:line="336" w:lineRule="auto" w:after="180"/>
+      </w:pPr>
+      <w:r>
+        <w:rPr>
+          <w:b w:val="0"/>
+        </w:rPr>
         <w:t>Without opening the old lesson, explain one key idea from Tools and APIs. Give an example and a mistake that the idea helps you avoid.</w:t>
       </w:r>
     </w:p>
@@ -114,7 +137,13 @@
       </w:r>
     </w:p>
     <w:p>
-      <w:r>
+      <w:pPr>
+        <w:spacing w:line="336" w:lineRule="auto" w:after="180"/>
+      </w:pPr>
+      <w:r>
+        <w:rPr>
+          <w:b w:val="0"/>
+        </w:rPr>
         <w:t>Without opening the old lesson, explain one key idea from Retrieval Augmented Generation. Give an example and a mistake that the idea helps you avoid.</w:t>
       </w:r>
     </w:p>
@@ -151,6 +180,17 @@
     </w:p>
     <w:p>
       <w:r>
+        <w:t>Complete the supported Prototype a Grounded Assistant trace and record the first step you can explain without help.</w:t>
+      </w:r>
+    </w:p>
+    <w:p>
+      <w:pPr>
+        <w:spacing w:line="336" w:lineRule="auto" w:after="180"/>
+      </w:pPr>
+      <w:r>
+        <w:rPr>
+          <w:b w:val="0"/>
+        </w:rPr>
         <w:t>Use W2: Trace the worked case for Capstone grounded assistant. Record the answer once; the lesson and workbook refer to the same attempt.</w:t>
       </w:r>
     </w:p>
@@ -279,7 +319,29 @@
     </w:p>
     <w:p>
       <w:r>
-        <w:t>Use the worked case for Capstone grounded assistant. Proposed explanation: “The worked result establishes every future case”. Decide whether this explanation is supported. Point to the step or supplied fact that decides; explain your repair if needed.</w:t>
+        <w:t>Check the proposed Prototype a Grounded Assistant explanation against the supplied facts before discussing it.</w:t>
+      </w:r>
+    </w:p>
+    <w:p>
+      <w:pPr>
+        <w:spacing w:line="336" w:lineRule="auto" w:after="180"/>
+      </w:pPr>
+      <w:r>
+        <w:rPr>
+          <w:b w:val="0"/>
+        </w:rPr>
+        <w:t>Use the worked case for Capstone grounded assistant. Proposed explanation: “The worked result establishes every future case”. Decide whether this explanation is supported.</w:t>
+      </w:r>
+    </w:p>
+    <w:p>
+      <w:pPr>
+        <w:spacing w:line="336" w:lineRule="auto" w:after="180"/>
+      </w:pPr>
+      <w:r>
+        <w:rPr>
+          <w:b w:val="0"/>
+        </w:rPr>
+        <w:t>Point to the step or supplied fact that decides; explain your repair if needed.</w:t>
       </w:r>
     </w:p>
     <w:p>
@@ -319,6 +381,11 @@
       </w:r>
     </w:p>
     <w:p>
+      <w:r>
+        <w:t>Write one first attempt at the reserved independent case before feedback. Repeated copies of that case refer to the same recorded attempt.</w:t>
+      </w:r>
+    </w:p>
+    <w:p>
       <w:pPr>
         <w:pStyle w:val="Heading3"/>
       </w:pPr>
@@ -327,7 +394,13 @@
       </w:r>
     </w:p>
     <w:p>
-      <w:r>
+      <w:pPr>
+        <w:spacing w:line="336" w:lineRule="auto" w:after="180"/>
+      </w:pPr>
+      <w:r>
+        <w:rPr>
+          <w:b w:val="0"/>
+        </w:rPr>
         <w:t>Request room J; approval and register both J capacity 0. Draft is well-formed with J/0 and correct sources. Trace stages and distinguish zero from missing.</w:t>
       </w:r>
     </w:p>
@@ -375,7 +448,13 @@
       </w:r>
     </w:p>
     <w:p>
-      <w:r>
+      <w:pPr>
+        <w:spacing w:line="336" w:lineRule="auto" w:after="180"/>
+      </w:pPr>
+      <w:r>
+        <w:rPr>
+          <w:b w:val="0"/>
+        </w:rPr>
         <w:t>Attempt this case before feedback. Record any help. Earlier examples below are further practice; a case already practised with feedback cannot establish fresh transfer.</w:t>
       </w:r>
     </w:p>
@@ -389,7 +468,30 @@
     </w:p>
     <w:p>
       <w:r>
-        <w:t>Build a paper assistant from notes A='Roots take up water' and B='Leaves use light'. Answer 'Which part takes up water?' and 'How tall is this plant?' with references or fallback.</w:t>
+        <w:t>Connect the Prototype a Grounded Assistant target to a trace and a justified conclusion.</w:t>
+      </w:r>
+    </w:p>
+    <w:p>
+      <w:pPr>
+        <w:spacing w:line="336" w:lineRule="auto" w:after="180"/>
+      </w:pPr>
+      <w:r>
+        <w:rPr>
+          <w:b w:val="0"/>
+        </w:rPr>
+        <w:t xml:space="preserve">Build a paper assistant from notes A='Roots take up water' and B='Leaves use light'. Answer 'Which part takes up water?' and 'How tall is this plant?' with references or </w:t>
+      </w:r>
+      <w:r>
+        <w:rPr>
+          <w:b/>
+        </w:rPr>
+        <w:t>fallback</w:t>
+      </w:r>
+      <w:r>
+        <w:rPr>
+          <w:b w:val="0"/>
+        </w:rPr>
+        <w:t>.</w:t>
       </w:r>
     </w:p>
     <w:p>
@@ -402,17 +504,46 @@
     </w:p>
     <w:p>
       <w:r>
+        <w:t>Solve the supplied Prototype a Grounded Assistant case and show the deciding evidence.</w:t>
+      </w:r>
+    </w:p>
+    <w:p>
+      <w:pPr>
+        <w:spacing w:line="336" w:lineRule="auto" w:after="180"/>
+      </w:pPr>
+      <w:r>
+        <w:rPr>
+          <w:b w:val="0"/>
+        </w:rPr>
         <w:t>Approved notes say plants need light and roots take up water. Ask how roots help.</w:t>
       </w:r>
     </w:p>
     <w:p>
-      <w:r>
+      <w:pPr>
+        <w:spacing w:line="336" w:lineRule="auto" w:after="180"/>
+      </w:pPr>
+      <w:r>
+        <w:rPr>
+          <w:b w:val="0"/>
+        </w:rPr>
         <w:t>Specify the minimum grounded path.</w:t>
       </w:r>
     </w:p>
     <w:p>
-      <w:r>
-        <w:t>Show your trace, calculation or evidence</w:t>
+      <w:pPr>
+        <w:spacing w:line="336" w:lineRule="auto" w:after="180"/>
+      </w:pPr>
+      <w:r>
+        <w:rPr>
+          <w:b w:val="0"/>
+        </w:rPr>
+        <w:t xml:space="preserve">Show your trace, calculation or </w:t>
+      </w:r>
+      <w:r>
+        <w:rPr>
+          <w:b/>
+        </w:rPr>
+        <w:t>evidence</w:t>
       </w:r>
     </w:p>
     <w:p>
@@ -458,11 +589,41 @@
     </w:p>
     <w:p>
       <w:r>
-        <w:t>A study assistant has a supplied passage about roots. A user asks a question about planets. What should the prototype do within a passage-only boundary?</w:t>
-      </w:r>
-    </w:p>
-    <w:p>
-      <w:r>
+        <w:t>Apply the procedure to the changed case and record why the conclusion follows.</w:t>
+      </w:r>
+    </w:p>
+    <w:p>
+      <w:pPr>
+        <w:spacing w:line="336" w:lineRule="auto" w:after="180"/>
+        <w:shd w:fill="F5F1FB"/>
+      </w:pPr>
+      <w:r>
+        <w:rPr>
+          <w:b w:val="0"/>
+        </w:rPr>
+        <w:t xml:space="preserve">A study assistant has a supplied passage about roots. A user asks a question about planets. What should the </w:t>
+      </w:r>
+      <w:r>
+        <w:rPr>
+          <w:b/>
+        </w:rPr>
+        <w:t>prototype</w:t>
+      </w:r>
+      <w:r>
+        <w:rPr>
+          <w:b w:val="0"/>
+        </w:rPr>
+        <w:t xml:space="preserve"> do within a passage-only boundary?</w:t>
+      </w:r>
+    </w:p>
+    <w:p>
+      <w:pPr>
+        <w:spacing w:line="336" w:lineRule="auto" w:after="180"/>
+      </w:pPr>
+      <w:r>
+        <w:rPr>
+          <w:b w:val="0"/>
+        </w:rPr>
         <w:t>My independent answer and reason</w:t>
       </w:r>
     </w:p>
@@ -517,7 +678,30 @@
     </w:p>
     <w:p>
       <w:r>
-        <w:t>Create a changed input, boundary case or missing-information case. Write the expected answer or safe response before testing.</w:t>
+        <w:t>Specify a changed input, expected result and observation separately.</w:t>
+      </w:r>
+    </w:p>
+    <w:p>
+      <w:pPr>
+        <w:spacing w:line="336" w:lineRule="auto" w:after="180"/>
+      </w:pPr>
+      <w:r>
+        <w:rPr>
+          <w:b w:val="0"/>
+        </w:rPr>
+        <w:t xml:space="preserve">Create a changed </w:t>
+      </w:r>
+      <w:r>
+        <w:rPr>
+          <w:b/>
+        </w:rPr>
+        <w:t>input</w:t>
+      </w:r>
+      <w:r>
+        <w:rPr>
+          <w:b w:val="0"/>
+        </w:rPr>
+        <w:t>, boundary case or missing-information case. Write the expected answer or safe response before testing.</w:t>
       </w:r>
     </w:p>
     <w:tbl>
@@ -646,12 +830,53 @@
     </w:p>
     <w:p>
       <w:r>
-        <w:t>Connect user interface, source store, retrieval, prompt, schema validation, and evidence display.</w:t>
-      </w:r>
-    </w:p>
-    <w:p>
-      <w:r>
-        <w:t>The project change and evidence I will keep</w:t>
+        <w:t>Justify what Prototype a Grounded Assistant adds to Verified Study Buddy and keep the evidence.</w:t>
+      </w:r>
+    </w:p>
+    <w:p>
+      <w:pPr>
+        <w:spacing w:line="336" w:lineRule="auto" w:after="180"/>
+      </w:pPr>
+      <w:r>
+        <w:rPr>
+          <w:b w:val="0"/>
+        </w:rPr>
+        <w:t xml:space="preserve">Connect user interface, source store, retrieval, prompt, schema validation, and </w:t>
+      </w:r>
+      <w:r>
+        <w:rPr>
+          <w:b/>
+        </w:rPr>
+        <w:t>evidence</w:t>
+      </w:r>
+      <w:r>
+        <w:rPr>
+          <w:b w:val="0"/>
+        </w:rPr>
+        <w:t xml:space="preserve"> display.</w:t>
+      </w:r>
+    </w:p>
+    <w:p>
+      <w:pPr>
+        <w:spacing w:line="336" w:lineRule="auto" w:after="180"/>
+      </w:pPr>
+      <w:r>
+        <w:rPr>
+          <w:b w:val="0"/>
+        </w:rPr>
+        <w:t xml:space="preserve">The project change and </w:t>
+      </w:r>
+      <w:r>
+        <w:rPr>
+          <w:b/>
+        </w:rPr>
+        <w:t>evidence</w:t>
+      </w:r>
+      <w:r>
+        <w:rPr>
+          <w:b w:val="0"/>
+        </w:rPr>
+        <w:t xml:space="preserve"> I will keep</w:t>
       </w:r>
     </w:p>
     <w:p>
@@ -697,11 +922,54 @@
     </w:p>
     <w:p>
       <w:r>
-        <w:t>I can explain the mechanism. I can show evidence. I can handle a changed case. I can name a limit. Mark each as not yet, with help or independently, and attach supporting work.</w:t>
-      </w:r>
-    </w:p>
-    <w:p>
-      <w:r>
+        <w:t>Judge explanation, evidence, transfer and limits separately; attach the work behind your judgement.</w:t>
+      </w:r>
+    </w:p>
+    <w:p>
+      <w:pPr>
+        <w:pStyle w:val="ListBullet"/>
+      </w:pPr>
+      <w:r>
+        <w:t>I can explain the mechanism.</w:t>
+      </w:r>
+    </w:p>
+    <w:p>
+      <w:pPr>
+        <w:pStyle w:val="ListBullet"/>
+      </w:pPr>
+      <w:r>
+        <w:t>I can show evidence.</w:t>
+      </w:r>
+    </w:p>
+    <w:p>
+      <w:pPr>
+        <w:pStyle w:val="ListBullet"/>
+      </w:pPr>
+      <w:r>
+        <w:t>I can handle a changed case.</w:t>
+      </w:r>
+    </w:p>
+    <w:p>
+      <w:pPr>
+        <w:pStyle w:val="ListBullet"/>
+      </w:pPr>
+      <w:r>
+        <w:t>I can name a limit.</w:t>
+      </w:r>
+    </w:p>
+    <w:p>
+      <w:r>
+        <w:t>Mark each as not yet, with help or independently, and attach supporting work.</w:t>
+      </w:r>
+    </w:p>
+    <w:p>
+      <w:pPr>
+        <w:spacing w:line="336" w:lineRule="auto" w:after="180"/>
+      </w:pPr>
+      <w:r>
+        <w:rPr>
+          <w:b w:val="0"/>
+        </w:rPr>
         <w:t>Teacher review ____________________  Next step ____________________</w:t>
       </w:r>
     </w:p>
@@ -715,7 +983,30 @@
     </w:p>
     <w:p>
       <w:r>
-        <w:t>Build a paper assistant from notes A='Roots take up water' and B='Leaves use light'. Answer 'Which part takes up water?' and 'How tall is this plant?' with references or fallback.</w:t>
+        <w:t>Use this earlier case as transfer practice. A case already discussed with feedback is not fresh assessment evidence.</w:t>
+      </w:r>
+    </w:p>
+    <w:p>
+      <w:pPr>
+        <w:spacing w:line="336" w:lineRule="auto" w:after="180"/>
+      </w:pPr>
+      <w:r>
+        <w:rPr>
+          <w:b w:val="0"/>
+        </w:rPr>
+        <w:t xml:space="preserve">Build a paper assistant from notes A='Roots take up water' and B='Leaves use light'. Answer 'Which part takes up water?' and 'How tall is this plant?' with references or </w:t>
+      </w:r>
+      <w:r>
+        <w:rPr>
+          <w:b/>
+        </w:rPr>
+        <w:t>fallback</w:t>
+      </w:r>
+      <w:r>
+        <w:rPr>
+          <w:b w:val="0"/>
+        </w:rPr>
+        <w:t>.</w:t>
       </w:r>
     </w:p>
     <w:p>
@@ -762,7 +1053,13 @@
       </w:r>
     </w:p>
     <w:p>
-      <w:r>
+      <w:pPr>
+        <w:spacing w:line="336" w:lineRule="auto" w:after="180"/>
+      </w:pPr>
+      <w:r>
+        <w:rPr>
+          <w:b w:val="0"/>
+        </w:rPr>
         <w:t>Record support used: none, hint or teacher explanation.</w:t>
       </w:r>
     </w:p>
@@ -776,7 +1073,54 @@
     </w:p>
     <w:p>
       <w:r>
-        <w:t>Explain the weekly mechanism in your own words. Use the worked scenario to name its input, decision rule and output.</w:t>
+        <w:t>Explain the mechanism. Apply the supplied Prototype a Grounded Assistant facts and keep your reasoning.</w:t>
+      </w:r>
+    </w:p>
+    <w:p>
+      <w:pPr>
+        <w:spacing w:line="336" w:lineRule="auto" w:after="180"/>
+      </w:pPr>
+      <w:r>
+        <w:rPr>
+          <w:b w:val="0"/>
+        </w:rPr>
+        <w:t xml:space="preserve">Explain the weekly </w:t>
+      </w:r>
+      <w:r>
+        <w:rPr>
+          <w:b/>
+        </w:rPr>
+        <w:t>mechanism</w:t>
+      </w:r>
+      <w:r>
+        <w:rPr>
+          <w:b w:val="0"/>
+        </w:rPr>
+        <w:t xml:space="preserve"> in your own words. Use the worked scenario to name its </w:t>
+      </w:r>
+      <w:r>
+        <w:rPr>
+          <w:b/>
+        </w:rPr>
+        <w:t>input</w:t>
+      </w:r>
+      <w:r>
+        <w:rPr>
+          <w:b w:val="0"/>
+        </w:rPr>
+        <w:t xml:space="preserve">, decision rule and </w:t>
+      </w:r>
+      <w:r>
+        <w:rPr>
+          <w:b/>
+        </w:rPr>
+        <w:t>output</w:t>
+      </w:r>
+      <w:r>
+        <w:rPr>
+          <w:b w:val="0"/>
+        </w:rPr>
+        <w:t>.</w:t>
       </w:r>
     </w:p>
     <w:p>
@@ -827,6 +1171,17 @@
     </w:p>
     <w:p>
       <w:r>
+        <w:t>Trace the worked case. Apply the supplied Prototype a Grounded Assistant facts and keep your reasoning.</w:t>
+      </w:r>
+    </w:p>
+    <w:p>
+      <w:pPr>
+        <w:spacing w:line="336" w:lineRule="auto" w:after="180"/>
+      </w:pPr>
+      <w:r>
+        <w:rPr>
+          <w:b w:val="0"/>
+        </w:rPr>
         <w:t>Request room B; retrieved approval names B but register names C. Draft gives capacity 10 from C. Show the intermediate steps and give the conclusion with its scope.</w:t>
       </w:r>
     </w:p>
@@ -883,7 +1238,30 @@
     </w:p>
     <w:p>
       <w:r>
-        <w:t>A report omits this qualification: A correct happy path does not establish fallback, access control or side-effect safety. Explain how omitting it could change a reader's interpretation, and write an accurate replacement.</w:t>
+        <w:t>Audit the limit. Apply the supplied Prototype a Grounded Assistant facts and keep your reasoning.</w:t>
+      </w:r>
+    </w:p>
+    <w:p>
+      <w:pPr>
+        <w:spacing w:line="336" w:lineRule="auto" w:after="180"/>
+      </w:pPr>
+      <w:r>
+        <w:rPr>
+          <w:b w:val="0"/>
+        </w:rPr>
+        <w:t xml:space="preserve">A report omits this qualification: A correct happy path does not establish </w:t>
+      </w:r>
+      <w:r>
+        <w:rPr>
+          <w:b/>
+        </w:rPr>
+        <w:t>fallback</w:t>
+      </w:r>
+      <w:r>
+        <w:rPr>
+          <w:b w:val="0"/>
+        </w:rPr>
+        <w:t>, access control or side-effect safety. Explain how omitting it could change a reader's interpretation, and write an accurate replacement.</w:t>
       </w:r>
     </w:p>
     <w:p>
@@ -934,6 +1312,17 @@
     </w:p>
     <w:p>
       <w:r>
+        <w:t>Attempt before feedback. If this repeats the selected independent case, reuse that first attempt; otherwise keep a separate record. Apply a new case independently. Apply the supplied Prototype a Grounded Assistant facts and keep your reasoning.</w:t>
+      </w:r>
+    </w:p>
+    <w:p>
+      <w:pPr>
+        <w:spacing w:line="336" w:lineRule="auto" w:after="180"/>
+      </w:pPr>
+      <w:r>
+        <w:rPr>
+          <w:b w:val="0"/>
+        </w:rPr>
         <w:t>Request room J; approval and register both J capacity 0. Draft is well-formed with J/0 and correct sources. Trace stages and distinguish zero from missing.</w:t>
       </w:r>
     </w:p>
@@ -995,7 +1384,29 @@
     </w:p>
     <w:p>
       <w:r>
-        <w:t>For the worked scenario, propose one additional case that could reveal a failure, describe its expected outcome before running it, and explain what would need to remain fixed for a fair comparison. Do not reuse W4 as a new final test after receiving feedback.</w:t>
+        <w:t>Design a revealing follow-up. Apply the supplied Prototype a Grounded Assistant facts and keep your reasoning.</w:t>
+      </w:r>
+    </w:p>
+    <w:p>
+      <w:pPr>
+        <w:spacing w:line="336" w:lineRule="auto" w:after="180"/>
+      </w:pPr>
+      <w:r>
+        <w:rPr>
+          <w:b w:val="0"/>
+        </w:rPr>
+        <w:t>For the worked scenario, propose one additional case that could reveal a failure, describe its expected outcome before running it, and explain what would need to remain fixed for a fair comparison.</w:t>
+      </w:r>
+    </w:p>
+    <w:p>
+      <w:pPr>
+        <w:spacing w:line="336" w:lineRule="auto" w:after="180"/>
+      </w:pPr>
+      <w:r>
+        <w:rPr>
+          <w:b w:val="0"/>
+        </w:rPr>
+        <w:t>Do not reuse W4 as a new final test after receiving feedback.</w:t>
       </w:r>
     </w:p>
     <w:p>
@@ -1047,6 +1458,11 @@
       </w:pPr>
       <w:r>
         <w:t>17. Feedback, return check and learning record</w:t>
+      </w:r>
+    </w:p>
+    <w:p>
+      <w:r>
+        <w:t>Record the first repaired step and a different case to revisit after a delay.</w:t>
       </w:r>
     </w:p>
     <w:tbl>
@@ -1186,7 +1602,13 @@
       </w:tr>
     </w:tbl>
     <w:p>
-      <w:r>
+      <w:pPr>
+        <w:spacing w:line="336" w:lineRule="auto" w:after="180"/>
+      </w:pPr>
+      <w:r>
+        <w:rPr>
+          <w:b w:val="0"/>
+        </w:rPr>
         <w:t>Revisit this idea with your teacher after a delay. Familiarity is different from explaining and using it on a changed case.</w:t>
       </w:r>
     </w:p>
@@ -1200,17 +1622,53 @@
     </w:p>
     <w:p>
       <w:r>
+        <w:t>Build a minimal grounded study answer with checks between retrieval and display. Explain the labelled step before checking the changed condition.</w:t>
+      </w:r>
+    </w:p>
+    <w:p>
+      <w:pPr>
+        <w:spacing w:line="336" w:lineRule="auto" w:after="180"/>
+      </w:pPr>
+      <w:r>
+        <w:rPr>
+          <w:b w:val="0"/>
+        </w:rPr>
         <w:t>Build a minimal grounded study answer with checks between retrieval and display.</w:t>
       </w:r>
     </w:p>
     <w:p>
-      <w:r>
+      <w:pPr>
+        <w:spacing w:line="336" w:lineRule="auto" w:after="180"/>
+        <w:shd w:fill="F5F1FB"/>
+      </w:pPr>
+      <w:r>
+        <w:rPr>
+          <w:b w:val="0"/>
+        </w:rPr>
         <w:t>Source PL2: seedlings need water. Source PL3: this activity checks soil daily. Question: what does this activity check daily?</w:t>
       </w:r>
     </w:p>
     <w:p>
-      <w:r>
-        <w:t>All inputs and outcomes in this worked example are invented classroom data; no real model run is claimed.</w:t>
+      <w:pPr>
+        <w:spacing w:line="336" w:lineRule="auto" w:after="180"/>
+      </w:pPr>
+      <w:r>
+        <w:rPr>
+          <w:b w:val="0"/>
+        </w:rPr>
+        <w:t xml:space="preserve">All </w:t>
+      </w:r>
+      <w:r>
+        <w:rPr>
+          <w:b/>
+        </w:rPr>
+        <w:t>input</w:t>
+      </w:r>
+      <w:r>
+        <w:rPr>
+          <w:b w:val="0"/>
+        </w:rPr>
+        <w:t>s and outcomes in this worked example are invented classroom data; no real model run is claimed.</w:t>
       </w:r>
     </w:p>
     <w:p>
@@ -1250,8 +1708,26 @@
       </w:r>
     </w:p>
     <w:p>
-      <w:r>
-        <w:t>Can PL2 alone support “check the soil daily”? Point to the relevant step in the picture, then write the changed result and the rule or evidence that supports it.</w:t>
+      <w:pPr>
+        <w:spacing w:line="336" w:lineRule="auto" w:after="180"/>
+      </w:pPr>
+      <w:r>
+        <w:rPr>
+          <w:b w:val="0"/>
+        </w:rPr>
+        <w:t xml:space="preserve">Can PL2 alone support “check the soil daily”? Point to the relevant step in the picture, then write the changed result and the rule or </w:t>
+      </w:r>
+      <w:r>
+        <w:rPr>
+          <w:b/>
+        </w:rPr>
+        <w:t>evidence</w:t>
+      </w:r>
+      <w:r>
+        <w:rPr>
+          <w:b w:val="0"/>
+        </w:rPr>
+        <w:t xml:space="preserve"> that supports it.</w:t>
       </w:r>
     </w:p>
     <w:p>
@@ -1293,13 +1769,69 @@
       </w:r>
     </w:p>
     <w:p>
-      <w:r>
-        <w:t>Support used: alone / hint / worked example. This record is practice evidence.</w:t>
-      </w:r>
-    </w:p>
-    <w:p>
-      <w:r>
-        <w:t>Project connection: For your Verified Study Buddy, save the input, procedure, observed result and limitation of this check. Label this worked example as practice; use a different, previously unreviewed case when checking independent understanding.</w:t>
+      <w:pPr>
+        <w:pStyle w:val="Heading3"/>
+      </w:pPr>
+      <w:r>
+        <w:t>Record the help used</w:t>
+      </w:r>
+    </w:p>
+    <w:p>
+      <w:pPr>
+        <w:spacing w:line="336" w:lineRule="auto" w:after="180"/>
+        <w:shd w:fill="F1F6F8"/>
+      </w:pPr>
+      <w:r>
+        <w:rPr>
+          <w:b w:val="0"/>
+        </w:rPr>
+        <w:t xml:space="preserve">Support used: alone / hint / worked example. This record is practice </w:t>
+      </w:r>
+      <w:r>
+        <w:rPr>
+          <w:b/>
+        </w:rPr>
+        <w:t>evidence</w:t>
+      </w:r>
+      <w:r>
+        <w:rPr>
+          <w:b w:val="0"/>
+        </w:rPr>
+        <w:t>.</w:t>
+      </w:r>
+    </w:p>
+    <w:p>
+      <w:pPr>
+        <w:spacing w:line="336" w:lineRule="auto" w:after="180"/>
+      </w:pPr>
+      <w:r>
+        <w:rPr>
+          <w:b w:val="0"/>
+        </w:rPr>
+        <w:t xml:space="preserve">Project connection: For your Verified Study Buddy, save the </w:t>
+      </w:r>
+      <w:r>
+        <w:rPr>
+          <w:b/>
+        </w:rPr>
+        <w:t>input</w:t>
+      </w:r>
+      <w:r>
+        <w:rPr>
+          <w:b w:val="0"/>
+        </w:rPr>
+        <w:t>, procedure, observed result and limitation of this check.</w:t>
+      </w:r>
+    </w:p>
+    <w:p>
+      <w:pPr>
+        <w:spacing w:line="336" w:lineRule="auto" w:after="180"/>
+      </w:pPr>
+      <w:r>
+        <w:rPr>
+          <w:b w:val="0"/>
+        </w:rPr>
+        <w:t>Label this worked example as practice; use a different, previously unreviewed case when checking independent understanding.</w:t>
       </w:r>
     </w:p>
     <w:p>
@@ -1312,17 +1844,63 @@
     </w:p>
     <w:p>
       <w:r>
+        <w:t>Keep this week’s input, deciding step, result and limit together in the Verified Study Buddy record.</w:t>
+      </w:r>
+    </w:p>
+    <w:p>
+      <w:pPr>
+        <w:spacing w:line="336" w:lineRule="auto" w:after="180"/>
+      </w:pPr>
+      <w:r>
+        <w:rPr>
+          <w:b w:val="0"/>
+        </w:rPr>
         <w:t>Project: Verified Study Buddy</w:t>
       </w:r>
     </w:p>
     <w:p>
-      <w:r>
+      <w:pPr>
+        <w:spacing w:line="336" w:lineRule="auto" w:after="180"/>
+      </w:pPr>
+      <w:r>
+        <w:rPr>
+          <w:b w:val="0"/>
+        </w:rPr>
         <w:t>Current milestone: Evaluate and revise. Compare with your starting method, explain errors and record a justified revision.</w:t>
       </w:r>
     </w:p>
     <w:p>
-      <w:r>
-        <w:t>For your Verified Study Buddy, save the input, procedure, observed result and limitation of this check. Label this worked example as practice; use a different, previously unreviewed case when checking independent understanding.</w:t>
+      <w:pPr>
+        <w:spacing w:line="336" w:lineRule="auto" w:after="180"/>
+      </w:pPr>
+      <w:r>
+        <w:rPr>
+          <w:b w:val="0"/>
+        </w:rPr>
+        <w:t xml:space="preserve">For your Verified Study Buddy, save the </w:t>
+      </w:r>
+      <w:r>
+        <w:rPr>
+          <w:b/>
+        </w:rPr>
+        <w:t>input</w:t>
+      </w:r>
+      <w:r>
+        <w:rPr>
+          <w:b w:val="0"/>
+        </w:rPr>
+        <w:t>, procedure, observed result and limitation of this check.</w:t>
+      </w:r>
+    </w:p>
+    <w:p>
+      <w:pPr>
+        <w:spacing w:line="336" w:lineRule="auto" w:after="180"/>
+      </w:pPr>
+      <w:r>
+        <w:rPr>
+          <w:b w:val="0"/>
+        </w:rPr>
+        <w:t>Label this worked example as practice; use a different, previously unreviewed case when checking independent understanding.</w:t>
       </w:r>
     </w:p>
     <w:tbl>
@@ -1484,11 +2062,28 @@
     </w:p>
     <w:p>
       <w:r>
+        <w:t>Try the supported questions before comparing with hints and feedback. Record what you repaired and the evidence you retained.</w:t>
+      </w:r>
+    </w:p>
+    <w:p>
+      <w:pPr>
+        <w:spacing w:line="336" w:lineRule="auto" w:after="180"/>
+      </w:pPr>
+      <w:r>
+        <w:rPr>
+          <w:b w:val="0"/>
+        </w:rPr>
         <w:t>Use this supported practice once, in the browser or on paper. Keep the reserved independent assessment for a separate first attempt before teacher feedback.</w:t>
       </w:r>
     </w:p>
     <w:p>
-      <w:r>
+      <w:pPr>
+        <w:spacing w:line="336" w:lineRule="auto" w:after="180"/>
+      </w:pPr>
+      <w:r>
+        <w:rPr>
+          <w:b w:val="0"/>
+        </w:rPr>
         <w:t>Build a minimal grounded study answer with checks between retrieval and display.</w:t>
       </w:r>
     </w:p>
@@ -1501,22 +2096,55 @@
       </w:r>
     </w:p>
     <w:p>
-      <w:r>
+      <w:pPr>
+        <w:spacing w:line="336" w:lineRule="auto" w:after="180"/>
+      </w:pPr>
+      <w:r>
+        <w:rPr>
+          <w:b w:val="0"/>
+        </w:rPr>
         <w:t>Which labelled step matches this detail? Display “This activity checks soil daily [PL3]”; reject an invented twice-daily watering schedule.</w:t>
       </w:r>
     </w:p>
     <w:p>
-      <w:r>
-        <w:t>1. Retrieve evidence</w:t>
-      </w:r>
-    </w:p>
-    <w:p>
-      <w:r>
+      <w:pPr>
+        <w:spacing w:line="336" w:lineRule="auto" w:after="180"/>
+        <w:shd w:fill="F4F9FC"/>
+      </w:pPr>
+      <w:r>
+        <w:rPr>
+          <w:b w:val="0"/>
+        </w:rPr>
+        <w:t xml:space="preserve">1. Retrieve </w:t>
+      </w:r>
+      <w:r>
+        <w:rPr>
+          <w:b/>
+        </w:rPr>
+        <w:t>evidence</w:t>
+      </w:r>
+    </w:p>
+    <w:p>
+      <w:pPr>
+        <w:spacing w:line="336" w:lineRule="auto" w:after="180"/>
+        <w:shd w:fill="F4F9FC"/>
+      </w:pPr>
+      <w:r>
+        <w:rPr>
+          <w:b w:val="0"/>
+        </w:rPr>
         <w:t>2. Match question</w:t>
       </w:r>
     </w:p>
     <w:p>
-      <w:r>
+      <w:pPr>
+        <w:spacing w:line="336" w:lineRule="auto" w:after="180"/>
+        <w:shd w:fill="F4F9FC"/>
+      </w:pPr>
+      <w:r>
+        <w:rPr>
+          <w:b w:val="0"/>
+        </w:rPr>
         <w:t>3. Validate draft</w:t>
       </w:r>
     </w:p>
@@ -1554,41 +2182,167 @@
       </w:r>
     </w:p>
     <w:p>
-      <w:r>
+      <w:pPr>
+        <w:pStyle w:val="Heading3"/>
+      </w:pPr>
+      <w:r>
+        <w:t>Hint · try first</w:t>
+      </w:r>
+    </w:p>
+    <w:p>
+      <w:pPr>
+        <w:spacing w:line="336" w:lineRule="auto" w:after="180"/>
+        <w:shd w:fill="F1F6F8"/>
+      </w:pPr>
+      <w:r>
+        <w:rPr>
+          <w:b w:val="0"/>
+        </w:rPr>
         <w:t>Hint if needed: Read the steps in the pictorial case. Match the supplied detail to the stage that performs or records it.</w:t>
       </w:r>
     </w:p>
     <w:p>
-      <w:r>
-        <w:t>After your attempt, compare with the supported explanation: Validate draft Display “This activity checks soil daily [PL3]”; reject an invented twice-daily watering schedule. Read the picture in order. Display “This activity checks soil daily [PL3]”; reject an invented twice-daily watering schedule. The arrows show which recorded input or intermediate result each decision uses. Explain the deciding step aloud before checking the changed case; pointing to the final answer alone does not show how it follows.</w:t>
-      </w:r>
-    </w:p>
-    <w:p>
       <w:pPr>
         <w:pStyle w:val="Heading3"/>
       </w:pPr>
       <w:r>
+        <w:t>Feedback · compare after trying</w:t>
+      </w:r>
+    </w:p>
+    <w:p>
+      <w:pPr>
+        <w:spacing w:line="336" w:lineRule="auto" w:after="180"/>
+        <w:shd w:fill="F1F6FC"/>
+      </w:pPr>
+      <w:r>
+        <w:rPr>
+          <w:b w:val="0"/>
+        </w:rPr>
+        <w:t>After your attempt, compare with the supported explanation: Validate draft Display “This activity checks soil daily [PL3]”; reject an invented twice-daily watering schedule. Read the picture in order.</w:t>
+      </w:r>
+    </w:p>
+    <w:p>
+      <w:pPr>
+        <w:spacing w:line="336" w:lineRule="auto" w:after="180"/>
+        <w:shd w:fill="F1F6FC"/>
+      </w:pPr>
+      <w:r>
+        <w:rPr>
+          <w:b w:val="0"/>
+        </w:rPr>
+        <w:t xml:space="preserve">Display “This activity checks soil daily [PL3]”; reject an invented twice-daily watering schedule. The arrows show which recorded </w:t>
+      </w:r>
+      <w:r>
+        <w:rPr>
+          <w:b/>
+        </w:rPr>
+        <w:t>input</w:t>
+      </w:r>
+      <w:r>
+        <w:rPr>
+          <w:b w:val="0"/>
+        </w:rPr>
+        <w:t xml:space="preserve"> or intermediate result each decision uses.</w:t>
+      </w:r>
+    </w:p>
+    <w:p>
+      <w:pPr>
+        <w:spacing w:line="336" w:lineRule="auto" w:after="180"/>
+        <w:shd w:fill="F1F6FC"/>
+      </w:pPr>
+      <w:r>
+        <w:rPr>
+          <w:b w:val="0"/>
+        </w:rPr>
+        <w:t>Explain the deciding step aloud before checking the changed case; pointing to the final answer alone does not show how it follows.</w:t>
+      </w:r>
+    </w:p>
+    <w:p>
+      <w:pPr>
+        <w:pStyle w:val="Heading3"/>
+      </w:pPr>
+      <w:r>
         <w:t>Practice 2: explain the deciding evidence</w:t>
       </w:r>
     </w:p>
     <w:p>
-      <w:r>
+      <w:pPr>
+        <w:pStyle w:val="Heading3"/>
+      </w:pPr>
+      <w:r>
+        <w:t>Changed case · predict first</w:t>
+      </w:r>
+    </w:p>
+    <w:p>
+      <w:pPr>
+        <w:spacing w:line="336" w:lineRule="auto" w:after="180"/>
+        <w:shd w:fill="F5F1FB"/>
+      </w:pPr>
+      <w:r>
+        <w:rPr>
+          <w:b w:val="0"/>
+        </w:rPr>
         <w:t>Changed-case practice: PL3 is absent while PL2 remains. Which conclusion is supported by the supplied facts?</w:t>
       </w:r>
     </w:p>
     <w:p>
-      <w:r>
-        <w:t>1. We can decide the result without examining the changed input or the procedure.</w:t>
-      </w:r>
-    </w:p>
-    <w:p>
-      <w:r>
+      <w:pPr>
+        <w:spacing w:line="336" w:lineRule="auto" w:after="180"/>
+        <w:shd w:fill="F4F9FC"/>
+      </w:pPr>
+      <w:r>
+        <w:rPr>
+          <w:b w:val="0"/>
+        </w:rPr>
+        <w:t xml:space="preserve">1. We can decide the result without examining the changed </w:t>
+      </w:r>
+      <w:r>
+        <w:rPr>
+          <w:b/>
+        </w:rPr>
+        <w:t>input</w:t>
+      </w:r>
+      <w:r>
+        <w:rPr>
+          <w:b w:val="0"/>
+        </w:rPr>
+        <w:t xml:space="preserve"> or the procedure.</w:t>
+      </w:r>
+    </w:p>
+    <w:p>
+      <w:pPr>
+        <w:spacing w:line="336" w:lineRule="auto" w:after="180"/>
+        <w:shd w:fill="F4F9FC"/>
+      </w:pPr>
+      <w:r>
+        <w:rPr>
+          <w:b w:val="0"/>
+        </w:rPr>
         <w:t>2. Explain that the daily check is not specified in the available source.</w:t>
       </w:r>
     </w:p>
     <w:p>
-      <w:r>
-        <w:t>3. This one example guarantees correct results for every future input.</w:t>
+      <w:pPr>
+        <w:spacing w:line="336" w:lineRule="auto" w:after="180"/>
+        <w:shd w:fill="F4F9FC"/>
+      </w:pPr>
+      <w:r>
+        <w:rPr>
+          <w:b w:val="0"/>
+        </w:rPr>
+        <w:t xml:space="preserve">3. This one example guarantees correct results for every future </w:t>
+      </w:r>
+      <w:r>
+        <w:rPr>
+          <w:b/>
+        </w:rPr>
+        <w:t>input</w:t>
+      </w:r>
+      <w:r>
+        <w:rPr>
+          <w:b w:val="0"/>
+        </w:rPr>
+        <w:t>.</w:t>
       </w:r>
     </w:p>
     <w:p>
@@ -1625,12 +2379,42 @@
       </w:r>
     </w:p>
     <w:p>
-      <w:r>
+      <w:pPr>
+        <w:pStyle w:val="Heading3"/>
+      </w:pPr>
+      <w:r>
+        <w:t>Hint · try first</w:t>
+      </w:r>
+    </w:p>
+    <w:p>
+      <w:pPr>
+        <w:spacing w:line="336" w:lineRule="auto" w:after="180"/>
+        <w:shd w:fill="F1F6F8"/>
+      </w:pPr>
+      <w:r>
+        <w:rPr>
+          <w:b w:val="0"/>
+        </w:rPr>
         <w:t>Hint if needed: Use the changed condition and the deciding step in the pictorial trace. The answer must say what follows from those facts.</w:t>
       </w:r>
     </w:p>
     <w:p>
-      <w:r>
+      <w:pPr>
+        <w:pStyle w:val="Heading3"/>
+      </w:pPr>
+      <w:r>
+        <w:t>Feedback · compare after trying</w:t>
+      </w:r>
+    </w:p>
+    <w:p>
+      <w:pPr>
+        <w:spacing w:line="336" w:lineRule="auto" w:after="180"/>
+        <w:shd w:fill="F1F6FC"/>
+      </w:pPr>
+      <w:r>
+        <w:rPr>
+          <w:b w:val="0"/>
+        </w:rPr>
         <w:t>After your attempt, compare with the supported explanation: Explain that the daily check is not specified in the available source. The remaining general water fact does not establish this activity’s schedule.</w:t>
       </w:r>
     </w:p>
@@ -1643,18 +2427,129 @@
       </w:r>
     </w:p>
     <w:p>
-      <w:r>
-        <w:t>Review Block to Python Bridge (ai-3/23). Goal: Translate a short paper calculation into a Python script. Short practice: Trace the changed list and identify where the result differs. Point to the relevant step in the picture, then write the changed result and the rule or evidence that supports it.. Return to this week and explain what you changed.</w:t>
-      </w:r>
-    </w:p>
-    <w:p>
-      <w:r>
-        <w:t>Review Tools and APIs (ai-3/21). Goal: Explain the mechanism and terminology of tools and api contracts. Short practice: Does a valid C7 ID permit the extra lending action? Point to the relevant step in the picture, then write the changed result and the rule or evidence that supports it.. Return to this week and explain what you changed.</w:t>
-      </w:r>
-    </w:p>
-    <w:p>
-      <w:r>
-        <w:t>Review Retrieval Augmented Generation (ai-3/18). Goal: Explain the mechanism and terminology of building a grounded answer. Short practice: Which part of the source supports a two-minute melting claim? Point to the relevant step in the picture, then write the changed result and the rule or evidence that supports it.. Return to this week and explain what you changed.</w:t>
+      <w:pPr>
+        <w:spacing w:line="336" w:lineRule="auto" w:after="180"/>
+      </w:pPr>
+      <w:r>
+        <w:rPr>
+          <w:b w:val="0"/>
+        </w:rPr>
+        <w:t>Review Block to Python Bridge (ai-3/23). Goal: Translate a short paper calculation into a Python script. Short practice: Trace the changed list and identify where the result differs.</w:t>
+      </w:r>
+    </w:p>
+    <w:p>
+      <w:pPr>
+        <w:spacing w:line="336" w:lineRule="auto" w:after="180"/>
+      </w:pPr>
+      <w:r>
+        <w:rPr>
+          <w:b w:val="0"/>
+        </w:rPr>
+        <w:t xml:space="preserve">Point to the relevant step in the picture, then write the changed result and the rule or </w:t>
+      </w:r>
+      <w:r>
+        <w:rPr>
+          <w:b/>
+        </w:rPr>
+        <w:t>evidence</w:t>
+      </w:r>
+      <w:r>
+        <w:rPr>
+          <w:b w:val="0"/>
+        </w:rPr>
+        <w:t xml:space="preserve"> that supports it.. Return to this week and explain what you changed.</w:t>
+      </w:r>
+    </w:p>
+    <w:p>
+      <w:pPr>
+        <w:spacing w:line="336" w:lineRule="auto" w:after="180"/>
+      </w:pPr>
+      <w:r>
+        <w:rPr>
+          <w:b w:val="0"/>
+        </w:rPr>
+        <w:t xml:space="preserve">Review Tools and APIs (ai-3/21). Goal: Explain the </w:t>
+      </w:r>
+      <w:r>
+        <w:rPr>
+          <w:b/>
+        </w:rPr>
+        <w:t>mechanism</w:t>
+      </w:r>
+      <w:r>
+        <w:rPr>
+          <w:b w:val="0"/>
+        </w:rPr>
+        <w:t xml:space="preserve"> and terminology of tools and api contracts. Short practice: Does a valid C7 ID permit the extra lending action?</w:t>
+      </w:r>
+    </w:p>
+    <w:p>
+      <w:pPr>
+        <w:spacing w:line="336" w:lineRule="auto" w:after="180"/>
+      </w:pPr>
+      <w:r>
+        <w:rPr>
+          <w:b w:val="0"/>
+        </w:rPr>
+        <w:t xml:space="preserve">Point to the relevant step in the picture, then write the changed result and the rule or </w:t>
+      </w:r>
+      <w:r>
+        <w:rPr>
+          <w:b/>
+        </w:rPr>
+        <w:t>evidence</w:t>
+      </w:r>
+      <w:r>
+        <w:rPr>
+          <w:b w:val="0"/>
+        </w:rPr>
+        <w:t xml:space="preserve"> that supports it.. Return to this week and explain what you changed.</w:t>
+      </w:r>
+    </w:p>
+    <w:p>
+      <w:pPr>
+        <w:spacing w:line="336" w:lineRule="auto" w:after="180"/>
+      </w:pPr>
+      <w:r>
+        <w:rPr>
+          <w:b w:val="0"/>
+        </w:rPr>
+        <w:t xml:space="preserve">Review Retrieval Augmented Generation (ai-3/18). Goal: Explain the </w:t>
+      </w:r>
+      <w:r>
+        <w:rPr>
+          <w:b/>
+        </w:rPr>
+        <w:t>mechanism</w:t>
+      </w:r>
+      <w:r>
+        <w:rPr>
+          <w:b w:val="0"/>
+        </w:rPr>
+        <w:t xml:space="preserve"> and terminology of building a grounded answer. Short practice: Which part of the source supports a two-minute melting claim?</w:t>
+      </w:r>
+    </w:p>
+    <w:p>
+      <w:pPr>
+        <w:spacing w:line="336" w:lineRule="auto" w:after="180"/>
+      </w:pPr>
+      <w:r>
+        <w:rPr>
+          <w:b w:val="0"/>
+        </w:rPr>
+        <w:t xml:space="preserve">Point to the relevant step in the picture, then write the changed result and the rule or </w:t>
+      </w:r>
+      <w:r>
+        <w:rPr>
+          <w:b/>
+        </w:rPr>
+        <w:t>evidence</w:t>
+      </w:r>
+      <w:r>
+        <w:rPr>
+          <w:b w:val="0"/>
+        </w:rPr>
+        <w:t xml:space="preserve"> that supports it.. Return to this week and explain what you changed.</w:t>
       </w:r>
     </w:p>
     <w:p>
@@ -1666,8 +2561,37 @@
       </w:r>
     </w:p>
     <w:p>
-      <w:r>
-        <w:t>Use Download completed work in the hosted lesson to export your answers, reflections, practice feedback and code-run evidence. Open the HTML copy to read or print it. Drafts stay in this browser when storage is available; clear drafts on a shared device.</w:t>
+      <w:pPr>
+        <w:spacing w:line="336" w:lineRule="auto" w:after="180"/>
+      </w:pPr>
+      <w:r>
+        <w:rPr>
+          <w:b w:val="0"/>
+        </w:rPr>
+        <w:t xml:space="preserve">Use Download completed work in the hosted lesson to export your answers, reflections, practice feedback and code-run </w:t>
+      </w:r>
+      <w:r>
+        <w:rPr>
+          <w:b/>
+        </w:rPr>
+        <w:t>evidence</w:t>
+      </w:r>
+      <w:r>
+        <w:rPr>
+          <w:b w:val="0"/>
+        </w:rPr>
+        <w:t>. Open the HTML copy to read or print it.</w:t>
+      </w:r>
+    </w:p>
+    <w:p>
+      <w:pPr>
+        <w:spacing w:line="336" w:lineRule="auto" w:after="180"/>
+      </w:pPr>
+      <w:r>
+        <w:rPr>
+          <w:b w:val="0"/>
+        </w:rPr>
+        <w:t>Drafts stay in this browser when storage is available; clear drafts on a shared device.</w:t>
       </w:r>
     </w:p>
     <w:p>
@@ -1681,6 +2605,797 @@
     <w:p>
       <w:r>
         <w:t>________________________________________________________________</w:t>
+      </w:r>
+    </w:p>
+    <w:p>
+      <w:r>
+        <w:t>________________________________________________________________</w:t>
+      </w:r>
+    </w:p>
+    <w:p>
+      <w:r>
+        <w:t>________________________________________________________________</w:t>
+      </w:r>
+    </w:p>
+    <w:p>
+      <w:r>
+        <w:t>________________________________________________________________</w:t>
+      </w:r>
+    </w:p>
+    <w:p>
+      <w:r>
+        <w:t>________________________________________________________________</w:t>
+      </w:r>
+    </w:p>
+    <w:p>
+      <w:pPr>
+        <w:pStyle w:val="Heading1"/>
+      </w:pPr>
+      <w:r>
+        <w:t>21. Visual concept journey</w:t>
+      </w:r>
+    </w:p>
+    <w:p>
+      <w:r>
+        <w:t>Explain each Prototype a Grounded Assistant picture from its labels, then record a relevant limit.</w:t>
+      </w:r>
+    </w:p>
+    <w:p>
+      <w:pPr>
+        <w:pStyle w:val="Heading3"/>
+      </w:pPr>
+      <w:r>
+        <w:t>01. Prototype a Grounded Assistant: the case</w:t>
+      </w:r>
+    </w:p>
+    <w:p>
+      <w:r>
+        <w:drawing>
+          <wp:inline xmlns:a="http://schemas.openxmlformats.org/drawingml/2006/main" xmlns:pic="http://schemas.openxmlformats.org/drawingml/2006/picture">
+            <wp:extent cx="5486400" cy="3142488"/>
+            <wp:docPr id="2" name="Picture 2" descr="Build a minimal grounded study answer with checks between retrieval and display. Supplied facts: Source PL2: seedlings need water. Source PL3: this activity checks soil daily. Question: what does this activity check daily? All inputs and outcomes in this worked example are invented classroom data; no real model run is claimed."/>
+            <wp:cNvGraphicFramePr>
+              <a:graphicFrameLocks noChangeAspect="1"/>
+            </wp:cNvGraphicFramePr>
+            <a:graphic>
+              <a:graphicData uri="http://schemas.openxmlformats.org/drawingml/2006/picture">
+                <pic:pic>
+                  <pic:nvPicPr>
+                    <pic:cNvPr id="0" name="academy-story-ai-3-24-01.png"/>
+                    <pic:cNvPicPr/>
+                  </pic:nvPicPr>
+                  <pic:blipFill>
+                    <a:blip r:embed="rId10"/>
+                    <a:stretch>
+                      <a:fillRect/>
+                    </a:stretch>
+                  </pic:blipFill>
+                  <pic:spPr>
+                    <a:xfrm>
+                      <a:off x="0" y="0"/>
+                      <a:ext cx="5486400" cy="3142488"/>
+                    </a:xfrm>
+                    <a:prstGeom prst="rect"/>
+                  </pic:spPr>
+                </pic:pic>
+              </a:graphicData>
+            </a:graphic>
+          </wp:inline>
+        </w:drawing>
+      </w:r>
+    </w:p>
+    <w:p>
+      <w:pPr>
+        <w:spacing w:line="336" w:lineRule="auto" w:after="180"/>
+      </w:pPr>
+      <w:r>
+        <w:rPr>
+          <w:b w:val="0"/>
+        </w:rPr>
+        <w:t>Build a minimal grounded study answer with checks between retrieval and display. Supplied facts: Source PL2: seedlings need water. Source PL3: this activity checks soil daily. Question: what does this activity check daily?</w:t>
+      </w:r>
+    </w:p>
+    <w:p>
+      <w:pPr>
+        <w:spacing w:line="336" w:lineRule="auto" w:after="180"/>
+      </w:pPr>
+      <w:r>
+        <w:rPr>
+          <w:b w:val="0"/>
+        </w:rPr>
+        <w:t xml:space="preserve">All </w:t>
+      </w:r>
+      <w:r>
+        <w:rPr>
+          <w:b/>
+        </w:rPr>
+        <w:t>input</w:t>
+      </w:r>
+      <w:r>
+        <w:rPr>
+          <w:b w:val="0"/>
+        </w:rPr>
+        <w:t>s and outcomes in this worked example are invented classroom data; no real model run is claimed.</w:t>
+      </w:r>
+    </w:p>
+    <w:p>
+      <w:pPr>
+        <w:spacing w:line="336" w:lineRule="auto" w:after="180"/>
+        <w:shd w:fill="F5F1FB"/>
+      </w:pPr>
+      <w:r>
+        <w:rPr>
+          <w:b w:val="0"/>
+        </w:rPr>
+        <w:t>Point to the given fact that matters most. Explain why it matters.</w:t>
+      </w:r>
+    </w:p>
+    <w:p>
+      <w:pPr>
+        <w:pStyle w:val="Heading3"/>
+      </w:pPr>
+      <w:r>
+        <w:t>My picture explanation, deciding evidence and one limit</w:t>
+      </w:r>
+    </w:p>
+    <w:p>
+      <w:r>
+        <w:t>________________________________________________________________</w:t>
+      </w:r>
+    </w:p>
+    <w:p>
+      <w:r>
+        <w:t>________________________________________________________________</w:t>
+      </w:r>
+    </w:p>
+    <w:p>
+      <w:r>
+        <w:t>________________________________________________________________</w:t>
+      </w:r>
+    </w:p>
+    <w:p>
+      <w:r>
+        <w:t>________________________________________________________________</w:t>
+      </w:r>
+    </w:p>
+    <w:p>
+      <w:pPr>
+        <w:pStyle w:val="Heading3"/>
+      </w:pPr>
+      <w:r>
+        <w:t>02. Follow the deciding steps</w:t>
+      </w:r>
+    </w:p>
+    <w:p>
+      <w:r>
+        <w:drawing>
+          <wp:inline xmlns:a="http://schemas.openxmlformats.org/drawingml/2006/main" xmlns:pic="http://schemas.openxmlformats.org/drawingml/2006/picture">
+            <wp:extent cx="5486400" cy="3337560"/>
+            <wp:docPr id="3" name="Picture 3" descr="Retrieve evidence: PL3 directly supports the daily soil-check claim; PL2 supplies a different fact. → Match question: Choose the activity’s soil check, not a general watering recommendation. → Validate draft: Display “This activity checks soil daily [PL3]”; reject an invented twice-daily watering schedule."/>
+            <wp:cNvGraphicFramePr>
+              <a:graphicFrameLocks noChangeAspect="1"/>
+            </wp:cNvGraphicFramePr>
+            <a:graphic>
+              <a:graphicData uri="http://schemas.openxmlformats.org/drawingml/2006/picture">
+                <pic:pic>
+                  <pic:nvPicPr>
+                    <pic:cNvPr id="0" name="academy-story-ai-3-24-02.png"/>
+                    <pic:cNvPicPr/>
+                  </pic:nvPicPr>
+                  <pic:blipFill>
+                    <a:blip r:embed="rId11"/>
+                    <a:stretch>
+                      <a:fillRect/>
+                    </a:stretch>
+                  </pic:blipFill>
+                  <pic:spPr>
+                    <a:xfrm>
+                      <a:off x="0" y="0"/>
+                      <a:ext cx="5486400" cy="3337560"/>
+                    </a:xfrm>
+                    <a:prstGeom prst="rect"/>
+                  </pic:spPr>
+                </pic:pic>
+              </a:graphicData>
+            </a:graphic>
+          </wp:inline>
+        </w:drawing>
+      </w:r>
+    </w:p>
+    <w:p>
+      <w:pPr>
+        <w:spacing w:line="336" w:lineRule="auto" w:after="180"/>
+      </w:pPr>
+      <w:r>
+        <w:rPr>
+          <w:b w:val="0"/>
+        </w:rPr>
+        <w:t xml:space="preserve">Retrieve </w:t>
+      </w:r>
+      <w:r>
+        <w:rPr>
+          <w:b/>
+        </w:rPr>
+        <w:t>evidence</w:t>
+      </w:r>
+      <w:r>
+        <w:rPr>
+          <w:b w:val="0"/>
+        </w:rPr>
+        <w:t>: PL3 directly supports the daily soil-check claim; PL2 supplies a different fact. → Match question: Choose the activity’s soil check, not a general watering recommendation. → Validate draft: Display “This activity checks soil daily [PL3]”; reject an invented twice-daily watering schedule.</w:t>
+      </w:r>
+    </w:p>
+    <w:p>
+      <w:pPr>
+        <w:spacing w:line="336" w:lineRule="auto" w:after="180"/>
+        <w:shd w:fill="F5F1FB"/>
+      </w:pPr>
+      <w:r>
+        <w:rPr>
+          <w:b w:val="0"/>
+        </w:rPr>
+        <w:t xml:space="preserve">Point to each numbered stage and explain which recorded </w:t>
+      </w:r>
+      <w:r>
+        <w:rPr>
+          <w:b/>
+        </w:rPr>
+        <w:t>input</w:t>
+      </w:r>
+      <w:r>
+        <w:rPr>
+          <w:b w:val="0"/>
+        </w:rPr>
+        <w:t xml:space="preserve"> it uses.</w:t>
+      </w:r>
+    </w:p>
+    <w:p>
+      <w:pPr>
+        <w:pStyle w:val="Heading3"/>
+      </w:pPr>
+      <w:r>
+        <w:t>My picture explanation, deciding evidence and one limit</w:t>
+      </w:r>
+    </w:p>
+    <w:p>
+      <w:r>
+        <w:t>________________________________________________________________</w:t>
+      </w:r>
+    </w:p>
+    <w:p>
+      <w:r>
+        <w:t>________________________________________________________________</w:t>
+      </w:r>
+    </w:p>
+    <w:p>
+      <w:r>
+        <w:t>________________________________________________________________</w:t>
+      </w:r>
+    </w:p>
+    <w:p>
+      <w:r>
+        <w:t>________________________________________________________________</w:t>
+      </w:r>
+    </w:p>
+    <w:p>
+      <w:pPr>
+        <w:pStyle w:val="Heading3"/>
+      </w:pPr>
+      <w:r>
+        <w:t>03. Capstone grounded assistant — evidence trace</w:t>
+      </w:r>
+    </w:p>
+    <w:p>
+      <w:r>
+        <w:drawing>
+          <wp:inline xmlns:a="http://schemas.openxmlformats.org/drawingml/2006/main" xmlns:pic="http://schemas.openxmlformats.org/drawingml/2006/picture">
+            <wp:extent cx="5486400" cy="3145536"/>
+            <wp:docPr id="4" name="Picture 4" descr="Capstone grounded assistant — evidence trace. Request room B; retrieved approval names B but register names C. Draft gives capacity 10 from C. | A supported response requires current matching approval and register records. Any retrieval or validation failure gives needs_review with null claims. The classroom implementation performs no booking or external action. | Same-room support fails before or during semantic validation. Return needs_review with null claims; the draft capacity is unsupported for B."/>
+            <wp:cNvGraphicFramePr>
+              <a:graphicFrameLocks noChangeAspect="1"/>
+            </wp:cNvGraphicFramePr>
+            <a:graphic>
+              <a:graphicData uri="http://schemas.openxmlformats.org/drawingml/2006/picture">
+                <pic:pic>
+                  <pic:nvPicPr>
+                    <pic:cNvPr id="0" name="academy-story-ai-3-24-03.png"/>
+                    <pic:cNvPicPr/>
+                  </pic:nvPicPr>
+                  <pic:blipFill>
+                    <a:blip r:embed="rId12"/>
+                    <a:stretch>
+                      <a:fillRect/>
+                    </a:stretch>
+                  </pic:blipFill>
+                  <pic:spPr>
+                    <a:xfrm>
+                      <a:off x="0" y="0"/>
+                      <a:ext cx="5486400" cy="3145536"/>
+                    </a:xfrm>
+                    <a:prstGeom prst="rect"/>
+                  </pic:spPr>
+                </pic:pic>
+              </a:graphicData>
+            </a:graphic>
+          </wp:inline>
+        </w:drawing>
+      </w:r>
+    </w:p>
+    <w:p>
+      <w:pPr>
+        <w:spacing w:line="336" w:lineRule="auto" w:after="180"/>
+      </w:pPr>
+      <w:r>
+        <w:rPr>
+          <w:b w:val="0"/>
+        </w:rPr>
+        <w:t xml:space="preserve">Capstone grounded assistant — </w:t>
+      </w:r>
+      <w:r>
+        <w:rPr>
+          <w:b/>
+        </w:rPr>
+        <w:t>evidence</w:t>
+      </w:r>
+      <w:r>
+        <w:rPr>
+          <w:b w:val="0"/>
+        </w:rPr>
+        <w:t xml:space="preserve"> trace. Request room B; retrieved approval names B but register names C. Draft gives capacity 10 from C. | A supported response requires current matching approval and register records.</w:t>
+      </w:r>
+    </w:p>
+    <w:p>
+      <w:pPr>
+        <w:spacing w:line="336" w:lineRule="auto" w:after="180"/>
+      </w:pPr>
+      <w:r>
+        <w:rPr>
+          <w:b w:val="0"/>
+        </w:rPr>
+        <w:t>Any retrieval or validation failure gives needs_review with null claims. The classroom implementation performs no booking or external action. | Same-room support fails before or during semantic validation.</w:t>
+      </w:r>
+    </w:p>
+    <w:p>
+      <w:pPr>
+        <w:spacing w:line="336" w:lineRule="auto" w:after="180"/>
+      </w:pPr>
+      <w:r>
+        <w:rPr>
+          <w:b w:val="0"/>
+        </w:rPr>
+        <w:t>Return needs_review with null claims; the draft capacity is unsupported for B.</w:t>
+      </w:r>
+    </w:p>
+    <w:p>
+      <w:pPr>
+        <w:spacing w:line="336" w:lineRule="auto" w:after="180"/>
+        <w:shd w:fill="F5F1FB"/>
+      </w:pPr>
+      <w:r>
+        <w:rPr>
+          <w:b w:val="0"/>
+        </w:rPr>
+        <w:t>Read the labels and values. Explain the relationship the model shows.</w:t>
+      </w:r>
+    </w:p>
+    <w:p>
+      <w:pPr>
+        <w:pStyle w:val="Heading3"/>
+      </w:pPr>
+      <w:r>
+        <w:t>My picture explanation, deciding evidence and one limit</w:t>
+      </w:r>
+    </w:p>
+    <w:p>
+      <w:r>
+        <w:t>________________________________________________________________</w:t>
+      </w:r>
+    </w:p>
+    <w:p>
+      <w:r>
+        <w:t>________________________________________________________________</w:t>
+      </w:r>
+    </w:p>
+    <w:p>
+      <w:r>
+        <w:t>________________________________________________________________</w:t>
+      </w:r>
+    </w:p>
+    <w:p>
+      <w:r>
+        <w:t>________________________________________________________________</w:t>
+      </w:r>
+    </w:p>
+    <w:p>
+      <w:pPr>
+        <w:pStyle w:val="Heading3"/>
+      </w:pPr>
+      <w:r>
+        <w:t>04. Change one thing. Trace what follows.</w:t>
+      </w:r>
+    </w:p>
+    <w:p>
+      <w:r>
+        <w:drawing>
+          <wp:inline xmlns:a="http://schemas.openxmlformats.org/drawingml/2006/main" xmlns:pic="http://schemas.openxmlformats.org/drawingml/2006/picture">
+            <wp:extent cx="5486400" cy="3041904"/>
+            <wp:docPr id="5" name="Picture 5" descr="Original case: Display “This activity checks soil daily [PL3]”; reject an invented twice-daily watering schedule. Changed condition: PL3 is absent while PL2 remains. Expected result: Explain that the daily check is not specified in the available source. Reason: The remaining general water fact does not establish this activity’s schedule."/>
+            <wp:cNvGraphicFramePr>
+              <a:graphicFrameLocks noChangeAspect="1"/>
+            </wp:cNvGraphicFramePr>
+            <a:graphic>
+              <a:graphicData uri="http://schemas.openxmlformats.org/drawingml/2006/picture">
+                <pic:pic>
+                  <pic:nvPicPr>
+                    <pic:cNvPr id="0" name="academy-story-ai-3-24-04.png"/>
+                    <pic:cNvPicPr/>
+                  </pic:nvPicPr>
+                  <pic:blipFill>
+                    <a:blip r:embed="rId13"/>
+                    <a:stretch>
+                      <a:fillRect/>
+                    </a:stretch>
+                  </pic:blipFill>
+                  <pic:spPr>
+                    <a:xfrm>
+                      <a:off x="0" y="0"/>
+                      <a:ext cx="5486400" cy="3041904"/>
+                    </a:xfrm>
+                    <a:prstGeom prst="rect"/>
+                  </pic:spPr>
+                </pic:pic>
+              </a:graphicData>
+            </a:graphic>
+          </wp:inline>
+        </w:drawing>
+      </w:r>
+    </w:p>
+    <w:p>
+      <w:pPr>
+        <w:spacing w:line="336" w:lineRule="auto" w:after="180"/>
+      </w:pPr>
+      <w:r>
+        <w:rPr>
+          <w:b w:val="0"/>
+        </w:rPr>
+        <w:t>Original case: Display “This activity checks soil daily [PL3]”; reject an invented twice-daily watering schedule. Changed condition: PL3 is absent while PL2 remains.</w:t>
+      </w:r>
+    </w:p>
+    <w:p>
+      <w:pPr>
+        <w:spacing w:line="336" w:lineRule="auto" w:after="180"/>
+      </w:pPr>
+      <w:r>
+        <w:rPr>
+          <w:b w:val="0"/>
+        </w:rPr>
+        <w:t>Expected result: Explain that the daily check is not specified in the available source. Reason: The remaining general water fact does not establish this activity’s schedule.</w:t>
+      </w:r>
+    </w:p>
+    <w:p>
+      <w:pPr>
+        <w:spacing w:line="336" w:lineRule="auto" w:after="180"/>
+        <w:shd w:fill="F5F1FB"/>
+      </w:pPr>
+      <w:r>
+        <w:rPr>
+          <w:b w:val="0"/>
+        </w:rPr>
+        <w:t>Predict before checking the worked changed-case result. Name what changed and what the supplied facts allow you to conclude.</w:t>
+      </w:r>
+    </w:p>
+    <w:p>
+      <w:pPr>
+        <w:pStyle w:val="Heading3"/>
+      </w:pPr>
+      <w:r>
+        <w:t>My picture explanation, deciding evidence and one limit</w:t>
+      </w:r>
+    </w:p>
+    <w:p>
+      <w:r>
+        <w:t>________________________________________________________________</w:t>
+      </w:r>
+    </w:p>
+    <w:p>
+      <w:r>
+        <w:t>________________________________________________________________</w:t>
+      </w:r>
+    </w:p>
+    <w:p>
+      <w:r>
+        <w:t>________________________________________________________________</w:t>
+      </w:r>
+    </w:p>
+    <w:p>
+      <w:r>
+        <w:t>________________________________________________________________</w:t>
+      </w:r>
+    </w:p>
+    <w:p>
+      <w:pPr>
+        <w:pStyle w:val="Heading3"/>
+      </w:pPr>
+      <w:r>
+        <w:t>05. Connect the explanation to its limit</w:t>
+      </w:r>
+    </w:p>
+    <w:p>
+      <w:r>
+        <w:drawing>
+          <wp:inline xmlns:a="http://schemas.openxmlformats.org/drawingml/2006/main" xmlns:pic="http://schemas.openxmlformats.org/drawingml/2006/picture">
+            <wp:extent cx="5486400" cy="2834640"/>
+            <wp:docPr id="6" name="Picture 6" descr="Read the picture in order. Display “This activity checks soil daily [PL3]”; reject an invented twice-daily watering schedule. The arrows show which recorded input or intermediate result each decision uses. Explain the deciding step aloud before checking the changed case; pointing to the final answer alone does not show how it follows. Limit: A grounded prototype still needs an evaluation set and permission checks before anyone relies on it."/>
+            <wp:cNvGraphicFramePr>
+              <a:graphicFrameLocks noChangeAspect="1"/>
+            </wp:cNvGraphicFramePr>
+            <a:graphic>
+              <a:graphicData uri="http://schemas.openxmlformats.org/drawingml/2006/picture">
+                <pic:pic>
+                  <pic:nvPicPr>
+                    <pic:cNvPr id="0" name="academy-story-ai-3-24-05.png"/>
+                    <pic:cNvPicPr/>
+                  </pic:nvPicPr>
+                  <pic:blipFill>
+                    <a:blip r:embed="rId14"/>
+                    <a:stretch>
+                      <a:fillRect/>
+                    </a:stretch>
+                  </pic:blipFill>
+                  <pic:spPr>
+                    <a:xfrm>
+                      <a:off x="0" y="0"/>
+                      <a:ext cx="5486400" cy="2834640"/>
+                    </a:xfrm>
+                    <a:prstGeom prst="rect"/>
+                  </pic:spPr>
+                </pic:pic>
+              </a:graphicData>
+            </a:graphic>
+          </wp:inline>
+        </w:drawing>
+      </w:r>
+    </w:p>
+    <w:p>
+      <w:pPr>
+        <w:spacing w:line="336" w:lineRule="auto" w:after="180"/>
+      </w:pPr>
+      <w:r>
+        <w:rPr>
+          <w:b w:val="0"/>
+        </w:rPr>
+        <w:t xml:space="preserve">Read the picture in order. Display “This activity checks soil daily [PL3]”; reject an invented twice-daily watering schedule. The arrows show which recorded </w:t>
+      </w:r>
+      <w:r>
+        <w:rPr>
+          <w:b/>
+        </w:rPr>
+        <w:t>input</w:t>
+      </w:r>
+      <w:r>
+        <w:rPr>
+          <w:b w:val="0"/>
+        </w:rPr>
+        <w:t xml:space="preserve"> or intermediate result each decision uses.</w:t>
+      </w:r>
+    </w:p>
+    <w:p>
+      <w:pPr>
+        <w:spacing w:line="336" w:lineRule="auto" w:after="180"/>
+      </w:pPr>
+      <w:r>
+        <w:rPr>
+          <w:b w:val="0"/>
+        </w:rPr>
+        <w:t>Explain the deciding step aloud before checking the changed case; pointing to the final answer alone does not show how it follows.</w:t>
+      </w:r>
+    </w:p>
+    <w:p>
+      <w:pPr>
+        <w:spacing w:line="336" w:lineRule="auto" w:after="180"/>
+      </w:pPr>
+      <w:r>
+        <w:rPr>
+          <w:b w:val="0"/>
+        </w:rPr>
+        <w:t xml:space="preserve">Limit: A grounded </w:t>
+      </w:r>
+      <w:r>
+        <w:rPr>
+          <w:b/>
+        </w:rPr>
+        <w:t>prototype</w:t>
+      </w:r>
+      <w:r>
+        <w:rPr>
+          <w:b w:val="0"/>
+        </w:rPr>
+        <w:t xml:space="preserve"> still needs an evaluation set and permission checks before anyone relies on it.</w:t>
+      </w:r>
+    </w:p>
+    <w:p>
+      <w:pPr>
+        <w:spacing w:line="336" w:lineRule="auto" w:after="180"/>
+        <w:shd w:fill="F5F1FB"/>
+      </w:pPr>
+      <w:r>
+        <w:rPr>
+          <w:b w:val="0"/>
+        </w:rPr>
+        <w:t>Explain the case, then point to a limit on the claim.</w:t>
+      </w:r>
+    </w:p>
+    <w:p>
+      <w:pPr>
+        <w:pStyle w:val="Heading3"/>
+      </w:pPr>
+      <w:r>
+        <w:t>My picture explanation, deciding evidence and one limit</w:t>
+      </w:r>
+    </w:p>
+    <w:p>
+      <w:r>
+        <w:t>________________________________________________________________</w:t>
+      </w:r>
+    </w:p>
+    <w:p>
+      <w:r>
+        <w:t>________________________________________________________________</w:t>
+      </w:r>
+    </w:p>
+    <w:p>
+      <w:r>
+        <w:t>________________________________________________________________</w:t>
+      </w:r>
+    </w:p>
+    <w:p>
+      <w:r>
+        <w:t>________________________________________________________________</w:t>
+      </w:r>
+    </w:p>
+    <w:p>
+      <w:pPr>
+        <w:pStyle w:val="Heading3"/>
+      </w:pPr>
+      <w:r>
+        <w:t>06. Make the idea visible in your project</w:t>
+      </w:r>
+    </w:p>
+    <w:p>
+      <w:r>
+        <w:drawing>
+          <wp:inline xmlns:a="http://schemas.openxmlformats.org/drawingml/2006/main" xmlns:pic="http://schemas.openxmlformats.org/drawingml/2006/picture">
+            <wp:extent cx="5486400" cy="3681984"/>
+            <wp:docPr id="7" name="Picture 7" descr="For your Verified Study Buddy, save the input, procedure, observed result and limitation of this check. Label this worked example as practice; use a different, previously unreviewed case when checking independent understanding. Draw your input, deciding step, result and limit. Supported question: Can PL2 alone support “check the soil daily”? Point to the relevant step in the picture, then write the changed result and the rule or evidence that supports it."/>
+            <wp:cNvGraphicFramePr>
+              <a:graphicFrameLocks noChangeAspect="1"/>
+            </wp:cNvGraphicFramePr>
+            <a:graphic>
+              <a:graphicData uri="http://schemas.openxmlformats.org/drawingml/2006/picture">
+                <pic:pic>
+                  <pic:nvPicPr>
+                    <pic:cNvPr id="0" name="academy-story-ai-3-24-06.png"/>
+                    <pic:cNvPicPr/>
+                  </pic:nvPicPr>
+                  <pic:blipFill>
+                    <a:blip r:embed="rId15"/>
+                    <a:stretch>
+                      <a:fillRect/>
+                    </a:stretch>
+                  </pic:blipFill>
+                  <pic:spPr>
+                    <a:xfrm>
+                      <a:off x="0" y="0"/>
+                      <a:ext cx="5486400" cy="3681984"/>
+                    </a:xfrm>
+                    <a:prstGeom prst="rect"/>
+                  </pic:spPr>
+                </pic:pic>
+              </a:graphicData>
+            </a:graphic>
+          </wp:inline>
+        </w:drawing>
+      </w:r>
+    </w:p>
+    <w:p>
+      <w:pPr>
+        <w:spacing w:line="336" w:lineRule="auto" w:after="180"/>
+      </w:pPr>
+      <w:r>
+        <w:rPr>
+          <w:b w:val="0"/>
+        </w:rPr>
+        <w:t xml:space="preserve">For your Verified Study Buddy, save the </w:t>
+      </w:r>
+      <w:r>
+        <w:rPr>
+          <w:b/>
+        </w:rPr>
+        <w:t>input</w:t>
+      </w:r>
+      <w:r>
+        <w:rPr>
+          <w:b w:val="0"/>
+        </w:rPr>
+        <w:t>, procedure, observed result and limitation of this check.</w:t>
+      </w:r>
+    </w:p>
+    <w:p>
+      <w:pPr>
+        <w:spacing w:line="336" w:lineRule="auto" w:after="180"/>
+      </w:pPr>
+      <w:r>
+        <w:rPr>
+          <w:b w:val="0"/>
+        </w:rPr>
+        <w:t xml:space="preserve">Label this worked example as practice; use a different, previously unreviewed case when checking independent understanding. Draw your </w:t>
+      </w:r>
+      <w:r>
+        <w:rPr>
+          <w:b/>
+        </w:rPr>
+        <w:t>input</w:t>
+      </w:r>
+      <w:r>
+        <w:rPr>
+          <w:b w:val="0"/>
+        </w:rPr>
+        <w:t>, deciding step, result and limit.</w:t>
+      </w:r>
+    </w:p>
+    <w:p>
+      <w:pPr>
+        <w:spacing w:line="336" w:lineRule="auto" w:after="180"/>
+      </w:pPr>
+      <w:r>
+        <w:rPr>
+          <w:b w:val="0"/>
+        </w:rPr>
+        <w:t xml:space="preserve">Supported question: Can PL2 alone support “check the soil daily”? Point to the relevant step in the picture, then write the changed result and the rule or </w:t>
+      </w:r>
+      <w:r>
+        <w:rPr>
+          <w:b/>
+        </w:rPr>
+        <w:t>evidence</w:t>
+      </w:r>
+      <w:r>
+        <w:rPr>
+          <w:b w:val="0"/>
+        </w:rPr>
+        <w:t xml:space="preserve"> that supports it.</w:t>
+      </w:r>
+    </w:p>
+    <w:p>
+      <w:pPr>
+        <w:spacing w:line="336" w:lineRule="auto" w:after="180"/>
+        <w:shd w:fill="F5F1FB"/>
+      </w:pPr>
+      <w:r>
+        <w:rPr>
+          <w:b w:val="0"/>
+        </w:rPr>
+        <w:t xml:space="preserve">Draw your project trace and justify the deciding step using </w:t>
+      </w:r>
+      <w:r>
+        <w:rPr>
+          <w:b/>
+        </w:rPr>
+        <w:t>evidence</w:t>
+      </w:r>
+      <w:r>
+        <w:rPr>
+          <w:b w:val="0"/>
+        </w:rPr>
+        <w:t>.</w:t>
+      </w:r>
+    </w:p>
+    <w:p>
+      <w:pPr>
+        <w:pStyle w:val="Heading3"/>
+      </w:pPr>
+      <w:r>
+        <w:t>My picture explanation, deciding evidence and one limit</w:t>
       </w:r>
     </w:p>
     <w:p>

--- a/downloads/workbook/ai-3-week-24.docx
+++ b/downloads/workbook/ai-3-week-24.docx
@@ -1078,6 +1078,26 @@
     </w:p>
     <w:p>
       <w:pPr>
+        <w:pStyle w:val="Heading3"/>
+      </w:pPr>
+      <w:r>
+        <w:t>Where to find the supplied example</w:t>
+      </w:r>
+    </w:p>
+    <w:p>
+      <w:pPr>
+        <w:spacing w:line="336" w:lineRule="auto" w:after="180"/>
+        <w:shd w:fill="F1F6F8"/>
+      </w:pPr>
+      <w:r>
+        <w:rPr>
+          <w:b w:val="0"/>
+        </w:rPr>
+        <w:t>Reference for this exercise: open this week’s student lesson, “Prototype a Grounded Assistant”, at “See how it works” and “Follow a worked example”. Use the original worked values or code named in the question; the later pictorial case is a separate example. Keep this reference beside your workbook while practising.</w:t>
+      </w:r>
+    </w:p>
+    <w:p>
+      <w:pPr>
         <w:spacing w:line="336" w:lineRule="auto" w:after="180"/>
       </w:pPr>
       <w:r>
@@ -1385,6 +1405,26 @@
     <w:p>
       <w:r>
         <w:t>Design a revealing follow-up. Apply the supplied Prototype a Grounded Assistant facts and keep your reasoning.</w:t>
+      </w:r>
+    </w:p>
+    <w:p>
+      <w:pPr>
+        <w:pStyle w:val="Heading3"/>
+      </w:pPr>
+      <w:r>
+        <w:t>Where to find the supplied example</w:t>
+      </w:r>
+    </w:p>
+    <w:p>
+      <w:pPr>
+        <w:spacing w:line="336" w:lineRule="auto" w:after="180"/>
+        <w:shd w:fill="F1F6F8"/>
+      </w:pPr>
+      <w:r>
+        <w:rPr>
+          <w:b w:val="0"/>
+        </w:rPr>
+        <w:t>Reference for this exercise: open this week’s student lesson, “Prototype a Grounded Assistant”, at “See how it works” and “Follow a worked example”. Use the original worked values or code named in the question; the later pictorial case is a separate example. Keep this reference beside your workbook while practising.</w:t>
       </w:r>
     </w:p>
     <w:p>

--- a/downloads/workbook/ai-3-week-24.docx
+++ b/downloads/workbook/ai-3-week-24.docx
@@ -25,12 +25,518 @@
         <w:pStyle w:val="Heading1"/>
       </w:pPr>
       <w:r>
-        <w:t>01. Recall and choose your starting point</w:t>
-      </w:r>
-    </w:p>
-    <w:p>
-      <w:r>
-        <w:t>Record your starting explanation for Prototype a Grounded Assistant before opening notes. Show any later correction separately.</w:t>
+        <w:t>One connected grounded-prototype record.</w:t>
+      </w:r>
+    </w:p>
+    <w:p>
+      <w:r>
+        <w:t>Explain stages, trace mismatched evidence, audit a happy-path claim and design a revealing test.</w:t>
+      </w:r>
+    </w:p>
+    <w:p>
+      <w:r>
+        <w:t>Keep inputs, eligible sources, draft, validation, final status and remaining gaps together.</w:t>
+      </w:r>
+    </w:p>
+    <w:p>
+      <w:pPr>
+        <w:pStyle w:val="Heading1"/>
+      </w:pPr>
+      <w:r>
+        <w:t>01. Recall: reconnect earlier ideas</w:t>
+      </w:r>
+    </w:p>
+    <w:p>
+      <w:r>
+        <w:t>Retrieve before opening notes.</w:t>
+      </w:r>
+    </w:p>
+    <w:p>
+      <w:pPr>
+        <w:pStyle w:val="Heading2"/>
+      </w:pPr>
+      <w:r>
+        <w:t>Retrieve and explain</w:t>
+      </w:r>
+    </w:p>
+    <w:p>
+      <w:pPr>
+        <w:pStyle w:val="ListBullet"/>
+      </w:pPr>
+      <w:r>
+        <w:t>Try the recall before opening notes. Then use a different colour or a labelled second line to correct your explanation.</w:t>
+      </w:r>
+    </w:p>
+    <w:p>
+      <w:pPr>
+        <w:pStyle w:val="ListBullet"/>
+      </w:pPr>
+      <w:r>
+        <w:t>Without opening the old lesson, explain one key idea from Block to Python Bridge. Give an example and a mistake that the idea helps you avoid.</w:t>
+      </w:r>
+    </w:p>
+    <w:p>
+      <w:pPr>
+        <w:pStyle w:val="Heading3"/>
+      </w:pPr>
+      <w:r>
+        <w:t>My remembered idea, example and correction</w:t>
+      </w:r>
+    </w:p>
+    <w:p>
+      <w:r>
+        <w:t>________________________________________________________________</w:t>
+      </w:r>
+    </w:p>
+    <w:p>
+      <w:r>
+        <w:t>________________________________________________________________</w:t>
+      </w:r>
+    </w:p>
+    <w:p>
+      <w:r>
+        <w:t>________________________________________________________________</w:t>
+      </w:r>
+    </w:p>
+    <w:p>
+      <w:pPr>
+        <w:pStyle w:val="ListBullet"/>
+      </w:pPr>
+      <w:r>
+        <w:t>Without opening the old lesson, explain one key idea from Tools and APIs. Give an example and a mistake that the idea helps you avoid.</w:t>
+      </w:r>
+    </w:p>
+    <w:p>
+      <w:pPr>
+        <w:pStyle w:val="Heading3"/>
+      </w:pPr>
+      <w:r>
+        <w:t>My remembered idea, example and correction</w:t>
+      </w:r>
+    </w:p>
+    <w:p>
+      <w:r>
+        <w:t>________________________________________________________________</w:t>
+      </w:r>
+    </w:p>
+    <w:p>
+      <w:r>
+        <w:t>________________________________________________________________</w:t>
+      </w:r>
+    </w:p>
+    <w:p>
+      <w:r>
+        <w:t>________________________________________________________________</w:t>
+      </w:r>
+    </w:p>
+    <w:p>
+      <w:pPr>
+        <w:pStyle w:val="ListBullet"/>
+      </w:pPr>
+      <w:r>
+        <w:t>Without opening the old lesson, explain one key idea from Retrieval Augmented Generation. Give an example and a mistake that the idea helps you avoid.</w:t>
+      </w:r>
+    </w:p>
+    <w:p>
+      <w:pPr>
+        <w:pStyle w:val="Heading3"/>
+      </w:pPr>
+      <w:r>
+        <w:t>My remembered idea, example and correction</w:t>
+      </w:r>
+    </w:p>
+    <w:p>
+      <w:r>
+        <w:t>________________________________________________________________</w:t>
+      </w:r>
+    </w:p>
+    <w:p>
+      <w:r>
+        <w:t>________________________________________________________________</w:t>
+      </w:r>
+    </w:p>
+    <w:p>
+      <w:r>
+        <w:t>________________________________________________________________</w:t>
+      </w:r>
+    </w:p>
+    <w:p>
+      <w:pPr>
+        <w:pStyle w:val="Heading2"/>
+      </w:pPr>
+      <w:r>
+        <w:t>Earlier wording, alternatives and picture transcripts · reference / check after trying</w:t>
+      </w:r>
+    </w:p>
+    <w:p>
+      <w:pPr>
+        <w:pStyle w:val="Heading3"/>
+      </w:pPr>
+      <w:r>
+        <w:t>Block to Python Bridge</w:t>
+      </w:r>
+    </w:p>
+    <w:p>
+      <w:pPr>
+        <w:pStyle w:val="Heading3"/>
+      </w:pPr>
+      <w:r>
+        <w:t>Tools and APIs</w:t>
+      </w:r>
+    </w:p>
+    <w:p>
+      <w:pPr>
+        <w:pStyle w:val="Heading3"/>
+      </w:pPr>
+      <w:r>
+        <w:t>Retrieval Augmented Generation</w:t>
+      </w:r>
+    </w:p>
+    <w:p>
+      <w:pPr>
+        <w:pStyle w:val="Heading1"/>
+      </w:pPr>
+      <w:r>
+        <w:t>12. W1 · Explain the prototype stages</w:t>
+      </w:r>
+    </w:p>
+    <w:p>
+      <w:r>
+        <w:t>Give the purpose and evidence for each stage.</w:t>
+      </w:r>
+    </w:p>
+    <w:p>
+      <w:pPr>
+        <w:pStyle w:val="Heading2"/>
+      </w:pPr>
+      <w:r>
+        <w:t>Your evidence record</w:t>
+      </w:r>
+    </w:p>
+    <w:p>
+      <w:pPr>
+        <w:pStyle w:val="ListBullet"/>
+      </w:pPr>
+      <w:r>
+        <w:t>Room W2: request B, approval B, register C capacity10; same-room support fails, needs_review/null claims. Room contract requires current same-room approval+register, nonnegative integer capacity and matched sources; read-only. Separate plant prototype: PL2-v1 seedlings need water; PL3-v1 this activity checks soil daily. Daily-check answer supported only by PL3. Missing PL3 or an unsupported watering schedule must not become an accepted answer.</w:t>
+      </w:r>
+    </w:p>
+    <w:p>
+      <w:pPr>
+        <w:pStyle w:val="ListBullet"/>
+      </w:pPr>
+      <w:r>
+        <w:t>Reference for this exercise: open this week’s student lesson, “Prototype a Grounded Assistant”, at “See how it works” and “Follow a worked example”. Use the original worked values or code named in the question; the later pictorial case is a separate example. Keep this reference beside your workbook while practising.</w:t>
+      </w:r>
+    </w:p>
+    <w:p>
+      <w:pPr>
+        <w:pStyle w:val="ListBullet"/>
+      </w:pPr>
+      <w:r>
+        <w:t>Explain the weekly mechanism in your own words. Use the worked scenario to name its input, decision rule and output.</w:t>
+      </w:r>
+    </w:p>
+    <w:p>
+      <w:pPr>
+        <w:pStyle w:val="Heading3"/>
+      </w:pPr>
+      <w:r>
+        <w:t>My reasoning and evidence</w:t>
+      </w:r>
+    </w:p>
+    <w:p>
+      <w:r>
+        <w:t>________________________________________________________________</w:t>
+      </w:r>
+    </w:p>
+    <w:p>
+      <w:r>
+        <w:t>________________________________________________________________</w:t>
+      </w:r>
+    </w:p>
+    <w:p>
+      <w:r>
+        <w:t>________________________________________________________________</w:t>
+      </w:r>
+    </w:p>
+    <w:p>
+      <w:r>
+        <w:t>________________________________________________________________</w:t>
+      </w:r>
+    </w:p>
+    <w:p>
+      <w:r>
+        <w:t>________________________________________________________________</w:t>
+      </w:r>
+    </w:p>
+    <w:p>
+      <w:r>
+        <w:t>________________________________________________________________</w:t>
+      </w:r>
+    </w:p>
+    <w:p>
+      <w:pPr>
+        <w:pStyle w:val="Heading1"/>
+      </w:pPr>
+      <w:r>
+        <w:t>13. W2 · Trace the room mismatch</w:t>
+      </w:r>
+    </w:p>
+    <w:p>
+      <w:r>
+        <w:t>Approval for B and capacity for C cannot establish B capacity.</w:t>
+      </w:r>
+    </w:p>
+    <w:p>
+      <w:pPr>
+        <w:pStyle w:val="Heading2"/>
+      </w:pPr>
+      <w:r>
+        <w:t>Your evidence record</w:t>
+      </w:r>
+    </w:p>
+    <w:p>
+      <w:pPr>
+        <w:pStyle w:val="ListBullet"/>
+      </w:pPr>
+      <w:r>
+        <w:t>Room W2: request B, approval B, register C capacity10; same-room support fails, needs_review/null claims. Room contract requires current same-room approval+register, nonnegative integer capacity and matched sources; read-only. Separate plant prototype: PL2-v1 seedlings need water; PL3-v1 this activity checks soil daily. Daily-check answer supported only by PL3. Missing PL3 or an unsupported watering schedule must not become an accepted answer.</w:t>
+      </w:r>
+    </w:p>
+    <w:p>
+      <w:pPr>
+        <w:pStyle w:val="ListBullet"/>
+      </w:pPr>
+      <w:r>
+        <w:t>Request room B; retrieved approval names B but register names C. Draft gives capacity 10 from C. Show the intermediate steps and give the conclusion with its scope.</w:t>
+      </w:r>
+    </w:p>
+    <w:p>
+      <w:pPr>
+        <w:pStyle w:val="Heading3"/>
+      </w:pPr>
+      <w:r>
+        <w:t>My reasoning and evidence</w:t>
+      </w:r>
+    </w:p>
+    <w:p>
+      <w:r>
+        <w:t>________________________________________________________________</w:t>
+      </w:r>
+    </w:p>
+    <w:p>
+      <w:r>
+        <w:t>________________________________________________________________</w:t>
+      </w:r>
+    </w:p>
+    <w:p>
+      <w:r>
+        <w:t>________________________________________________________________</w:t>
+      </w:r>
+    </w:p>
+    <w:p>
+      <w:r>
+        <w:t>________________________________________________________________</w:t>
+      </w:r>
+    </w:p>
+    <w:p>
+      <w:r>
+        <w:t>________________________________________________________________</w:t>
+      </w:r>
+    </w:p>
+    <w:p>
+      <w:r>
+        <w:t>________________________________________________________________</w:t>
+      </w:r>
+    </w:p>
+    <w:p>
+      <w:r>
+        <w:t>________________________________________________________________</w:t>
+      </w:r>
+    </w:p>
+    <w:p>
+      <w:pPr>
+        <w:pStyle w:val="Heading1"/>
+      </w:pPr>
+      <w:r>
+        <w:t>14. W3 · Audit a happy-path guarantee</w:t>
+      </w:r>
+    </w:p>
+    <w:p>
+      <w:r>
+        <w:t>One correct path does not demonstrate fallback and access behavior.</w:t>
+      </w:r>
+    </w:p>
+    <w:p>
+      <w:pPr>
+        <w:pStyle w:val="Heading2"/>
+      </w:pPr>
+      <w:r>
+        <w:t>Your evidence record</w:t>
+      </w:r>
+    </w:p>
+    <w:p>
+      <w:pPr>
+        <w:pStyle w:val="ListBullet"/>
+      </w:pPr>
+      <w:r>
+        <w:t>Room W2: request B, approval B, register C capacity10; same-room support fails, needs_review/null claims. Room contract requires current same-room approval+register, nonnegative integer capacity and matched sources; read-only. Separate plant prototype: PL2-v1 seedlings need water; PL3-v1 this activity checks soil daily. Daily-check answer supported only by PL3. Missing PL3 or an unsupported watering schedule must not become an accepted answer.</w:t>
+      </w:r>
+    </w:p>
+    <w:p>
+      <w:pPr>
+        <w:pStyle w:val="ListBullet"/>
+      </w:pPr>
+      <w:r>
+        <w:t>A report omits this qualification: A correct happy path does not establish fallback, access control or side-effect safety. Explain how omitting it could change a reader's interpretation, and write an accurate replacement.</w:t>
+      </w:r>
+    </w:p>
+    <w:p>
+      <w:pPr>
+        <w:pStyle w:val="Heading3"/>
+      </w:pPr>
+      <w:r>
+        <w:t>My reasoning and evidence</w:t>
+      </w:r>
+    </w:p>
+    <w:p>
+      <w:r>
+        <w:t>________________________________________________________________</w:t>
+      </w:r>
+    </w:p>
+    <w:p>
+      <w:r>
+        <w:t>________________________________________________________________</w:t>
+      </w:r>
+    </w:p>
+    <w:p>
+      <w:r>
+        <w:t>________________________________________________________________</w:t>
+      </w:r>
+    </w:p>
+    <w:p>
+      <w:r>
+        <w:t>________________________________________________________________</w:t>
+      </w:r>
+    </w:p>
+    <w:p>
+      <w:r>
+        <w:t>________________________________________________________________</w:t>
+      </w:r>
+    </w:p>
+    <w:p>
+      <w:r>
+        <w:t>________________________________________________________________</w:t>
+      </w:r>
+    </w:p>
+    <w:p>
+      <w:pPr>
+        <w:pStyle w:val="Heading1"/>
+      </w:pPr>
+      <w:r>
+        <w:t>16. W5 · Design a revealing stage failure</w:t>
+      </w:r>
+    </w:p>
+    <w:p>
+      <w:r>
+        <w:t>Supply complete inputs and a predicted first failure before trying the prototype.</w:t>
+      </w:r>
+    </w:p>
+    <w:p>
+      <w:pPr>
+        <w:pStyle w:val="Heading2"/>
+      </w:pPr>
+      <w:r>
+        <w:t>Your evidence record</w:t>
+      </w:r>
+    </w:p>
+    <w:p>
+      <w:pPr>
+        <w:pStyle w:val="ListBullet"/>
+      </w:pPr>
+      <w:r>
+        <w:t>Room W2: request B, approval B, register C capacity10; same-room support fails, needs_review/null claims. Room contract requires current same-room approval+register, nonnegative integer capacity and matched sources; read-only. Separate plant prototype: PL2-v1 seedlings need water; PL3-v1 this activity checks soil daily. Daily-check answer supported only by PL3. Missing PL3 or an unsupported watering schedule must not become an accepted answer.</w:t>
+      </w:r>
+    </w:p>
+    <w:p>
+      <w:pPr>
+        <w:pStyle w:val="ListBullet"/>
+      </w:pPr>
+      <w:r>
+        <w:t>Reference for this exercise: open this week’s student lesson, “Prototype a Grounded Assistant”, at “See how it works” and “Follow a worked example”. Use the original worked values or code named in the question; the later pictorial case is a separate example. Keep this reference beside your workbook while practising.</w:t>
+      </w:r>
+    </w:p>
+    <w:p>
+      <w:pPr>
+        <w:pStyle w:val="ListBullet"/>
+      </w:pPr>
+      <w:r>
+        <w:t>For the worked scenario, propose one additional case that could reveal a failure, describe its expected outcome before running it, and explain what would need to remain fixed for a fair comparison. Do not reuse W4 as a new final test after receiving feedback.</w:t>
+      </w:r>
+    </w:p>
+    <w:p>
+      <w:pPr>
+        <w:pStyle w:val="Heading3"/>
+      </w:pPr>
+      <w:r>
+        <w:t>My reasoning and evidence</w:t>
+      </w:r>
+    </w:p>
+    <w:p>
+      <w:r>
+        <w:t>________________________________________________________________</w:t>
+      </w:r>
+    </w:p>
+    <w:p>
+      <w:r>
+        <w:t>________________________________________________________________</w:t>
+      </w:r>
+    </w:p>
+    <w:p>
+      <w:r>
+        <w:t>________________________________________________________________</w:t>
+      </w:r>
+    </w:p>
+    <w:p>
+      <w:r>
+        <w:t>________________________________________________________________</w:t>
+      </w:r>
+    </w:p>
+    <w:p>
+      <w:r>
+        <w:t>________________________________________________________________</w:t>
+      </w:r>
+    </w:p>
+    <w:p>
+      <w:r>
+        <w:t>________________________________________________________________</w:t>
+      </w:r>
+    </w:p>
+    <w:p>
+      <w:r>
+        <w:t>________________________________________________________________</w:t>
+      </w:r>
+    </w:p>
+    <w:p>
+      <w:pPr>
+        <w:pStyle w:val="Heading1"/>
+      </w:pPr>
+      <w:r>
+        <w:t>04. W4 · Trace the new zero-capacity room response independently</w:t>
+      </w:r>
+    </w:p>
+    <w:p>
+      <w:r>
+        <w:t>Keep one first attempt before hints or feedback.</w:t>
+      </w:r>
+    </w:p>
+    <w:p>
+      <w:pPr>
+        <w:pStyle w:val="Heading2"/>
+      </w:pPr>
+      <w:r>
+        <w:t>Read and explain independently</w:t>
       </w:r>
     </w:p>
     <w:p>
@@ -41,356 +547,7 @@
         <w:rPr>
           <w:b w:val="0"/>
         </w:rPr>
-        <w:t>Try the recall before opening notes. Then use a different colour or a labelled second line to correct your explanation.</w:t>
-      </w:r>
-    </w:p>
-    <w:p>
-      <w:pPr>
-        <w:pStyle w:val="Heading3"/>
-      </w:pPr>
-      <w:r>
-        <w:t>Block to Python Bridge</w:t>
-      </w:r>
-    </w:p>
-    <w:p>
-      <w:pPr>
-        <w:spacing w:line="336" w:lineRule="auto" w:after="180"/>
-      </w:pPr>
-      <w:r>
-        <w:rPr>
-          <w:b w:val="0"/>
-        </w:rPr>
-        <w:t>Without opening the old lesson, explain one key idea from Block to Python Bridge. Give an example and a mistake that the idea helps you avoid.</w:t>
-      </w:r>
-    </w:p>
-    <w:p>
-      <w:pPr>
-        <w:pStyle w:val="Heading3"/>
-      </w:pPr>
-      <w:r>
-        <w:t>My remembered idea, example and correction</w:t>
-      </w:r>
-    </w:p>
-    <w:p>
-      <w:r>
-        <w:t>________________________________________________________________</w:t>
-      </w:r>
-    </w:p>
-    <w:p>
-      <w:r>
-        <w:t>________________________________________________________________</w:t>
-      </w:r>
-    </w:p>
-    <w:p>
-      <w:r>
-        <w:t>________________________________________________________________</w:t>
-      </w:r>
-    </w:p>
-    <w:p>
-      <w:pPr>
-        <w:pStyle w:val="Heading3"/>
-      </w:pPr>
-      <w:r>
-        <w:t>Tools and APIs</w:t>
-      </w:r>
-    </w:p>
-    <w:p>
-      <w:pPr>
-        <w:spacing w:line="336" w:lineRule="auto" w:after="180"/>
-      </w:pPr>
-      <w:r>
-        <w:rPr>
-          <w:b w:val="0"/>
-        </w:rPr>
-        <w:t>Without opening the old lesson, explain one key idea from Tools and APIs. Give an example and a mistake that the idea helps you avoid.</w:t>
-      </w:r>
-    </w:p>
-    <w:p>
-      <w:pPr>
-        <w:pStyle w:val="Heading3"/>
-      </w:pPr>
-      <w:r>
-        <w:t>My remembered idea, example and correction</w:t>
-      </w:r>
-    </w:p>
-    <w:p>
-      <w:r>
-        <w:t>________________________________________________________________</w:t>
-      </w:r>
-    </w:p>
-    <w:p>
-      <w:r>
-        <w:t>________________________________________________________________</w:t>
-      </w:r>
-    </w:p>
-    <w:p>
-      <w:r>
-        <w:t>________________________________________________________________</w:t>
-      </w:r>
-    </w:p>
-    <w:p>
-      <w:pPr>
-        <w:pStyle w:val="Heading3"/>
-      </w:pPr>
-      <w:r>
-        <w:t>Retrieval Augmented Generation</w:t>
-      </w:r>
-    </w:p>
-    <w:p>
-      <w:pPr>
-        <w:spacing w:line="336" w:lineRule="auto" w:after="180"/>
-      </w:pPr>
-      <w:r>
-        <w:rPr>
-          <w:b w:val="0"/>
-        </w:rPr>
-        <w:t>Without opening the old lesson, explain one key idea from Retrieval Augmented Generation. Give an example and a mistake that the idea helps you avoid.</w:t>
-      </w:r>
-    </w:p>
-    <w:p>
-      <w:pPr>
-        <w:pStyle w:val="Heading3"/>
-      </w:pPr>
-      <w:r>
-        <w:t>My remembered idea, example and correction</w:t>
-      </w:r>
-    </w:p>
-    <w:p>
-      <w:r>
-        <w:t>________________________________________________________________</w:t>
-      </w:r>
-    </w:p>
-    <w:p>
-      <w:r>
-        <w:t>________________________________________________________________</w:t>
-      </w:r>
-    </w:p>
-    <w:p>
-      <w:r>
-        <w:t>________________________________________________________________</w:t>
-      </w:r>
-    </w:p>
-    <w:p>
-      <w:pPr>
-        <w:pStyle w:val="Heading1"/>
-      </w:pPr>
-      <w:r>
-        <w:t>02. Practise with fading help</w:t>
-      </w:r>
-    </w:p>
-    <w:p>
-      <w:r>
-        <w:t>Complete the supported Prototype a Grounded Assistant trace and record the first step you can explain without help.</w:t>
-      </w:r>
-    </w:p>
-    <w:p>
-      <w:pPr>
-        <w:spacing w:line="336" w:lineRule="auto" w:after="180"/>
-      </w:pPr>
-      <w:r>
-        <w:rPr>
-          <w:b w:val="0"/>
-        </w:rPr>
-        <w:t>Use W2: Trace the worked case for Capstone grounded assistant. Record the answer once; the lesson and workbook refer to the same attempt.</w:t>
-      </w:r>
-    </w:p>
-    <w:tbl>
-      <w:tblPr>
-        <w:tblStyle w:val="LightShading-Accent1"/>
-        <w:tblW w:type="auto" w:w="0"/>
-        <w:tblLook w:firstColumn="1" w:firstRow="1" w:lastColumn="0" w:lastRow="0" w:noHBand="0" w:noVBand="1" w:val="04A0"/>
-      </w:tblPr>
-      <w:tblGrid>
-        <w:gridCol w:w="2556"/>
-        <w:gridCol w:w="2556"/>
-        <w:gridCol w:w="2556"/>
-        <w:gridCol w:w="2556"/>
-      </w:tblGrid>
-      <w:tr>
-        <w:trPr>
-          <w:tblHeader/>
-        </w:trPr>
-        <w:tc>
-          <w:tcPr>
-            <w:tcW w:type="dxa" w:w="2556"/>
-          </w:tcPr>
-          <w:p>
-            <w:r>
-              <w:t>Given inputs</w:t>
-            </w:r>
-          </w:p>
-        </w:tc>
-        <w:tc>
-          <w:tcPr>
-            <w:tcW w:type="dxa" w:w="2556"/>
-          </w:tcPr>
-          <w:p>
-            <w:r>
-              <w:t>Procedure I chose</w:t>
-            </w:r>
-          </w:p>
-        </w:tc>
-        <w:tc>
-          <w:tcPr>
-            <w:tcW w:type="dxa" w:w="2556"/>
-          </w:tcPr>
-          <w:p>
-            <w:r>
-              <w:t>Middle steps</w:t>
-            </w:r>
-          </w:p>
-        </w:tc>
-        <w:tc>
-          <w:tcPr>
-            <w:tcW w:type="dxa" w:w="2556"/>
-          </w:tcPr>
-          <w:p>
-            <w:r>
-              <w:t>Result and check</w:t>
-            </w:r>
-          </w:p>
-        </w:tc>
-      </w:tr>
-      <w:tr>
-        <w:tc>
-          <w:tcPr>
-            <w:tcW w:type="dxa" w:w="2556"/>
-          </w:tcPr>
-          <w:p>
-            <w:r/>
-          </w:p>
-        </w:tc>
-        <w:tc>
-          <w:tcPr>
-            <w:tcW w:type="dxa" w:w="2556"/>
-          </w:tcPr>
-          <w:p>
-            <w:r/>
-          </w:p>
-        </w:tc>
-        <w:tc>
-          <w:tcPr>
-            <w:tcW w:type="dxa" w:w="2556"/>
-          </w:tcPr>
-          <w:p>
-            <w:r/>
-          </w:p>
-        </w:tc>
-        <w:tc>
-          <w:tcPr>
-            <w:tcW w:type="dxa" w:w="2556"/>
-          </w:tcPr>
-          <w:p>
-            <w:r/>
-          </w:p>
-        </w:tc>
-      </w:tr>
-    </w:tbl>
-    <w:p>
-      <w:pPr>
-        <w:pStyle w:val="Heading3"/>
-      </w:pPr>
-      <w:r>
-        <w:t>The step I completed without help, and the hint I needed</w:t>
-      </w:r>
-    </w:p>
-    <w:p>
-      <w:r>
-        <w:t>________________________________________________________________</w:t>
-      </w:r>
-    </w:p>
-    <w:p>
-      <w:r>
-        <w:t>________________________________________________________________</w:t>
-      </w:r>
-    </w:p>
-    <w:p>
-      <w:r>
-        <w:t>________________________________________________________________</w:t>
-      </w:r>
-    </w:p>
-    <w:p>
-      <w:pPr>
-        <w:pStyle w:val="Heading1"/>
-      </w:pPr>
-      <w:r>
-        <w:t>03. Individual reasoning check</w:t>
-      </w:r>
-    </w:p>
-    <w:p>
-      <w:r>
-        <w:t>Check the proposed Prototype a Grounded Assistant explanation against the supplied facts before discussing it.</w:t>
-      </w:r>
-    </w:p>
-    <w:p>
-      <w:pPr>
-        <w:spacing w:line="336" w:lineRule="auto" w:after="180"/>
-      </w:pPr>
-      <w:r>
-        <w:rPr>
-          <w:b w:val="0"/>
-        </w:rPr>
-        <w:t>Use the worked case for Capstone grounded assistant. Proposed explanation: “The worked result establishes every future case”. Decide whether this explanation is supported.</w:t>
-      </w:r>
-    </w:p>
-    <w:p>
-      <w:pPr>
-        <w:spacing w:line="336" w:lineRule="auto" w:after="180"/>
-      </w:pPr>
-      <w:r>
-        <w:rPr>
-          <w:b w:val="0"/>
-        </w:rPr>
-        <w:t>Point to the step or supplied fact that decides; explain your repair if needed.</w:t>
-      </w:r>
-    </w:p>
-    <w:p>
-      <w:pPr>
-        <w:pStyle w:val="Heading3"/>
-      </w:pPr>
-      <w:r>
-        <w:t>My explanation before partner discussion</w:t>
-      </w:r>
-    </w:p>
-    <w:p>
-      <w:r>
-        <w:t>________________________________________________________________</w:t>
-      </w:r>
-    </w:p>
-    <w:p>
-      <w:r>
-        <w:t>________________________________________________________________</w:t>
-      </w:r>
-    </w:p>
-    <w:p>
-      <w:r>
-        <w:t>________________________________________________________________</w:t>
-      </w:r>
-    </w:p>
-    <w:p>
-      <w:r>
-        <w:t>________________________________________________________________</w:t>
-      </w:r>
-    </w:p>
-    <w:p>
-      <w:pPr>
-        <w:pStyle w:val="Heading1"/>
-      </w:pPr>
-      <w:r>
-        <w:t>04. Independent transfer case</w:t>
-      </w:r>
-    </w:p>
-    <w:p>
-      <w:r>
-        <w:t>Write one first attempt at the reserved independent case before feedback. Repeated copies of that case refer to the same recorded attempt.</w:t>
-      </w:r>
-    </w:p>
-    <w:p>
-      <w:pPr>
-        <w:pStyle w:val="Heading3"/>
-      </w:pPr>
-      <w:r>
-        <w:t>Independent case: Apply a new case independently</w:t>
+        <w:t>Apply the separate room contract: supported requires current matching approval and register records for the requested room, a valid nonnegative integer capacity and correctly referenced sources. Otherwise needs_review with null claims. Read-only: no booking. Use only the given independent records and draft; no new room measurement is provided.</w:t>
       </w:r>
     </w:p>
     <w:p>
@@ -449,6 +606,14 @@
     </w:p>
     <w:p>
       <w:pPr>
+        <w:pStyle w:val="Heading2"/>
+      </w:pPr>
+      <w:r>
+        <w:t>Keep a fair record</w:t>
+      </w:r>
+    </w:p>
+    <w:p>
+      <w:pPr>
         <w:spacing w:line="336" w:lineRule="auto" w:after="180"/>
       </w:pPr>
       <w:r>
@@ -460,15 +625,39 @@
     </w:p>
     <w:p>
       <w:pPr>
+        <w:pStyle w:val="Heading2"/>
+      </w:pPr>
+      <w:r>
+        <w:t>Earlier wording, alternatives and picture transcripts · reference / check after trying</w:t>
+      </w:r>
+    </w:p>
+    <w:p>
+      <w:pPr>
+        <w:pStyle w:val="Heading3"/>
+      </w:pPr>
+      <w:r>
+        <w:t>Independent case: Apply a new case independently</w:t>
+      </w:r>
+    </w:p>
+    <w:p>
+      <w:pPr>
         <w:pStyle w:val="Heading1"/>
       </w:pPr>
       <w:r>
-        <w:t>05. Your learning target</w:t>
-      </w:r>
-    </w:p>
-    <w:p>
-      <w:r>
-        <w:t>Connect the Prototype a Grounded Assistant target to a trace and a justified conclusion.</w:t>
+        <w:t>09. Project · Keep the decision and its evidence</w:t>
+      </w:r>
+    </w:p>
+    <w:p>
+      <w:r>
+        <w:t>Add this week’s change to your existing project record.</w:t>
+      </w:r>
+    </w:p>
+    <w:p>
+      <w:pPr>
+        <w:pStyle w:val="Heading2"/>
+      </w:pPr>
+      <w:r>
+        <w:t>Your evidence record</w:t>
       </w:r>
     </w:p>
     <w:p>
@@ -479,65 +668,7 @@
         <w:rPr>
           <w:b w:val="0"/>
         </w:rPr>
-        <w:t xml:space="preserve">Build a paper assistant from notes A='Roots take up water' and B='Leaves use light'. Answer 'Which part takes up water?' and 'How tall is this plant?' with references or </w:t>
-      </w:r>
-      <w:r>
-        <w:rPr>
-          <w:b/>
-        </w:rPr>
-        <w:t>fallback</w:t>
-      </w:r>
-      <w:r>
-        <w:rPr>
-          <w:b w:val="0"/>
-        </w:rPr>
-        <w:t>.</w:t>
-      </w:r>
-    </w:p>
-    <w:p>
-      <w:pPr>
-        <w:pStyle w:val="Heading1"/>
-      </w:pPr>
-      <w:r>
-        <w:t>06. Solve the given case</w:t>
-      </w:r>
-    </w:p>
-    <w:p>
-      <w:r>
-        <w:t>Solve the supplied Prototype a Grounded Assistant case and show the deciding evidence.</w:t>
-      </w:r>
-    </w:p>
-    <w:p>
-      <w:pPr>
-        <w:spacing w:line="336" w:lineRule="auto" w:after="180"/>
-      </w:pPr>
-      <w:r>
-        <w:rPr>
-          <w:b w:val="0"/>
-        </w:rPr>
-        <w:t>Approved notes say plants need light and roots take up water. Ask how roots help.</w:t>
-      </w:r>
-    </w:p>
-    <w:p>
-      <w:pPr>
-        <w:spacing w:line="336" w:lineRule="auto" w:after="180"/>
-      </w:pPr>
-      <w:r>
-        <w:rPr>
-          <w:b w:val="0"/>
-        </w:rPr>
-        <w:t>Specify the minimum grounded path.</w:t>
-      </w:r>
-    </w:p>
-    <w:p>
-      <w:pPr>
-        <w:spacing w:line="336" w:lineRule="auto" w:after="180"/>
-      </w:pPr>
-      <w:r>
-        <w:rPr>
-          <w:b w:val="0"/>
-        </w:rPr>
-        <w:t xml:space="preserve">Show your trace, calculation or </w:t>
+        <w:t xml:space="preserve">Connect user interface, source store, retrieval, prompt, schema validation, and </w:t>
       </w:r>
       <w:r>
         <w:rPr>
@@ -545,303 +676,22 @@
         </w:rPr>
         <w:t>evidence</w:t>
       </w:r>
-    </w:p>
-    <w:p>
-      <w:pPr>
-        <w:pStyle w:val="Heading3"/>
-      </w:pPr>
-      <w:r>
-        <w:t>Write or draw your reasoning and evidence.</w:t>
-      </w:r>
-    </w:p>
-    <w:p>
-      <w:r>
-        <w:t>________________________________________________________________</w:t>
-      </w:r>
-    </w:p>
-    <w:p>
-      <w:r>
-        <w:t>________________________________________________________________</w:t>
-      </w:r>
-    </w:p>
-    <w:p>
-      <w:r>
-        <w:t>________________________________________________________________</w:t>
-      </w:r>
-    </w:p>
-    <w:p>
-      <w:r>
-        <w:t>________________________________________________________________</w:t>
-      </w:r>
-    </w:p>
-    <w:p>
-      <w:r>
-        <w:t>________________________________________________________________</w:t>
-      </w:r>
-    </w:p>
-    <w:p>
-      <w:pPr>
-        <w:pStyle w:val="Heading1"/>
-      </w:pPr>
-      <w:r>
-        <w:t>07. Check a changed case</w:t>
-      </w:r>
-    </w:p>
-    <w:p>
-      <w:r>
-        <w:t>Apply the procedure to the changed case and record why the conclusion follows.</w:t>
-      </w:r>
-    </w:p>
-    <w:p>
-      <w:pPr>
-        <w:spacing w:line="336" w:lineRule="auto" w:after="180"/>
-        <w:shd w:fill="F5F1FB"/>
-      </w:pPr>
       <w:r>
         <w:rPr>
           <w:b w:val="0"/>
         </w:rPr>
-        <w:t xml:space="preserve">A study assistant has a supplied passage about roots. A user asks a question about planets. What should the </w:t>
-      </w:r>
-      <w:r>
-        <w:rPr>
-          <w:b/>
-        </w:rPr>
-        <w:t>prototype</w:t>
-      </w:r>
+        <w:t xml:space="preserve"> display.</w:t>
+      </w:r>
+    </w:p>
+    <w:p>
+      <w:pPr>
+        <w:spacing w:line="336" w:lineRule="auto" w:after="180"/>
+      </w:pPr>
       <w:r>
         <w:rPr>
           <w:b w:val="0"/>
         </w:rPr>
-        <w:t xml:space="preserve"> do within a passage-only boundary?</w:t>
-      </w:r>
-    </w:p>
-    <w:p>
-      <w:pPr>
-        <w:spacing w:line="336" w:lineRule="auto" w:after="180"/>
-      </w:pPr>
-      <w:r>
-        <w:rPr>
-          <w:b w:val="0"/>
-        </w:rPr>
-        <w:t>My independent answer and reason</w:t>
-      </w:r>
-    </w:p>
-    <w:p>
-      <w:pPr>
-        <w:pStyle w:val="Heading3"/>
-      </w:pPr>
-      <w:r>
-        <w:t>Write or draw your reasoning and evidence.</w:t>
-      </w:r>
-    </w:p>
-    <w:p>
-      <w:r>
-        <w:t>________________________________________________________________</w:t>
-      </w:r>
-    </w:p>
-    <w:p>
-      <w:r>
-        <w:t>________________________________________________________________</w:t>
-      </w:r>
-    </w:p>
-    <w:p>
-      <w:r>
-        <w:t>________________________________________________________________</w:t>
-      </w:r>
-    </w:p>
-    <w:p>
-      <w:r>
-        <w:t>________________________________________________________________</w:t>
-      </w:r>
-    </w:p>
-    <w:p>
-      <w:r>
-        <w:t>________________________________________________________________</w:t>
-      </w:r>
-    </w:p>
-    <w:p>
-      <w:pPr>
-        <w:pStyle w:val="Heading3"/>
-      </w:pPr>
-      <w:r>
-        <w:t>Week 24 Test and reflect</w:t>
-      </w:r>
-    </w:p>
-    <w:p>
-      <w:pPr>
-        <w:pStyle w:val="Heading1"/>
-      </w:pPr>
-      <w:r>
-        <w:t>08. Design a revealing test</w:t>
-      </w:r>
-    </w:p>
-    <w:p>
-      <w:r>
-        <w:t>Specify a changed input, expected result and observation separately.</w:t>
-      </w:r>
-    </w:p>
-    <w:p>
-      <w:pPr>
-        <w:spacing w:line="336" w:lineRule="auto" w:after="180"/>
-      </w:pPr>
-      <w:r>
-        <w:rPr>
-          <w:b w:val="0"/>
-        </w:rPr>
-        <w:t xml:space="preserve">Create a changed </w:t>
-      </w:r>
-      <w:r>
-        <w:rPr>
-          <w:b/>
-        </w:rPr>
-        <w:t>input</w:t>
-      </w:r>
-      <w:r>
-        <w:rPr>
-          <w:b w:val="0"/>
-        </w:rPr>
-        <w:t>, boundary case or missing-information case. Write the expected answer or safe response before testing.</w:t>
-      </w:r>
-    </w:p>
-    <w:tbl>
-      <w:tblPr>
-        <w:tblStyle w:val="LightShading-Accent1"/>
-        <w:tblW w:type="auto" w:w="0"/>
-        <w:tblLook w:firstColumn="1" w:firstRow="1" w:lastColumn="0" w:lastRow="0" w:noHBand="0" w:noVBand="1" w:val="04A0"/>
-      </w:tblPr>
-      <w:tblGrid>
-        <w:gridCol w:w="5112"/>
-        <w:gridCol w:w="5112"/>
-      </w:tblGrid>
-      <w:tr>
-        <w:trPr>
-          <w:tblHeader/>
-        </w:trPr>
-        <w:tc>
-          <w:tcPr>
-            <w:tcW w:type="dxa" w:w="5112"/>
-          </w:tcPr>
-          <w:p>
-            <w:r>
-              <w:t>Test record</w:t>
-            </w:r>
-          </w:p>
-        </w:tc>
-        <w:tc>
-          <w:tcPr>
-            <w:tcW w:type="dxa" w:w="5112"/>
-          </w:tcPr>
-          <w:p>
-            <w:r>
-              <w:t>My evidence</w:t>
-            </w:r>
-          </w:p>
-        </w:tc>
-      </w:tr>
-      <w:tr>
-        <w:tc>
-          <w:tcPr>
-            <w:tcW w:type="dxa" w:w="5112"/>
-          </w:tcPr>
-          <w:p>
-            <w:r>
-              <w:t>Changed input or condition</w:t>
-            </w:r>
-          </w:p>
-        </w:tc>
-        <w:tc>
-          <w:tcPr>
-            <w:tcW w:type="dxa" w:w="5112"/>
-          </w:tcPr>
-          <w:p>
-            <w:r/>
-          </w:p>
-        </w:tc>
-      </w:tr>
-      <w:tr>
-        <w:tc>
-          <w:tcPr>
-            <w:tcW w:type="dxa" w:w="5112"/>
-          </w:tcPr>
-          <w:p>
-            <w:r>
-              <w:t>Expected answer or fallback</w:t>
-            </w:r>
-          </w:p>
-        </w:tc>
-        <w:tc>
-          <w:tcPr>
-            <w:tcW w:type="dxa" w:w="5112"/>
-          </w:tcPr>
-          <w:p>
-            <w:r/>
-          </w:p>
-        </w:tc>
-      </w:tr>
-      <w:tr>
-        <w:tc>
-          <w:tcPr>
-            <w:tcW w:type="dxa" w:w="5112"/>
-          </w:tcPr>
-          <w:p>
-            <w:r>
-              <w:t>Observed result</w:t>
-            </w:r>
-          </w:p>
-        </w:tc>
-        <w:tc>
-          <w:tcPr>
-            <w:tcW w:type="dxa" w:w="5112"/>
-          </w:tcPr>
-          <w:p>
-            <w:r/>
-          </w:p>
-        </w:tc>
-      </w:tr>
-      <w:tr>
-        <w:tc>
-          <w:tcPr>
-            <w:tcW w:type="dxa" w:w="5112"/>
-          </w:tcPr>
-          <w:p>
-            <w:r>
-              <w:t>Why the result occurred</w:t>
-            </w:r>
-          </w:p>
-        </w:tc>
-        <w:tc>
-          <w:tcPr>
-            <w:tcW w:type="dxa" w:w="5112"/>
-          </w:tcPr>
-          <w:p>
-            <w:r/>
-          </w:p>
-        </w:tc>
-      </w:tr>
-    </w:tbl>
-    <w:p>
-      <w:pPr>
-        <w:pStyle w:val="Heading1"/>
-      </w:pPr>
-      <w:r>
-        <w:t>09. Project checkpoint</w:t>
-      </w:r>
-    </w:p>
-    <w:p>
-      <w:r>
-        <w:t>Justify what Prototype a Grounded Assistant adds to Verified Study Buddy and keep the evidence.</w:t>
-      </w:r>
-    </w:p>
-    <w:p>
-      <w:pPr>
-        <w:spacing w:line="336" w:lineRule="auto" w:after="180"/>
-      </w:pPr>
-      <w:r>
-        <w:rPr>
-          <w:b w:val="0"/>
-        </w:rPr>
-        <w:t xml:space="preserve">Connect user interface, source store, retrieval, prompt, schema validation, and </w:t>
+        <w:t xml:space="preserve">The project change and </w:t>
       </w:r>
       <w:r>
         <w:rPr>
@@ -853,29 +703,6 @@
         <w:rPr>
           <w:b w:val="0"/>
         </w:rPr>
-        <w:t xml:space="preserve"> display.</w:t>
-      </w:r>
-    </w:p>
-    <w:p>
-      <w:pPr>
-        <w:spacing w:line="336" w:lineRule="auto" w:after="180"/>
-      </w:pPr>
-      <w:r>
-        <w:rPr>
-          <w:b w:val="0"/>
-        </w:rPr>
-        <w:t xml:space="preserve">The project change and </w:t>
-      </w:r>
-      <w:r>
-        <w:rPr>
-          <w:b/>
-        </w:rPr>
-        <w:t>evidence</w:t>
-      </w:r>
-      <w:r>
-        <w:rPr>
-          <w:b w:val="0"/>
-        </w:rPr>
         <w:t xml:space="preserve"> I will keep</w:t>
       </w:r>
     </w:p>
@@ -917,592 +744,20 @@
         <w:pStyle w:val="Heading1"/>
       </w:pPr>
       <w:r>
-        <w:t>10. Self check</w:t>
-      </w:r>
-    </w:p>
-    <w:p>
-      <w:r>
-        <w:t>Judge explanation, evidence, transfer and limits separately; attach the work behind your judgement.</w:t>
-      </w:r>
-    </w:p>
-    <w:p>
-      <w:pPr>
-        <w:pStyle w:val="ListBullet"/>
-      </w:pPr>
-      <w:r>
-        <w:t>I can explain the mechanism.</w:t>
-      </w:r>
-    </w:p>
-    <w:p>
-      <w:pPr>
-        <w:pStyle w:val="ListBullet"/>
-      </w:pPr>
-      <w:r>
-        <w:t>I can show evidence.</w:t>
-      </w:r>
-    </w:p>
-    <w:p>
-      <w:pPr>
-        <w:pStyle w:val="ListBullet"/>
-      </w:pPr>
-      <w:r>
-        <w:t>I can handle a changed case.</w:t>
-      </w:r>
-    </w:p>
-    <w:p>
-      <w:pPr>
-        <w:pStyle w:val="ListBullet"/>
-      </w:pPr>
-      <w:r>
-        <w:t>I can name a limit.</w:t>
-      </w:r>
-    </w:p>
-    <w:p>
-      <w:r>
-        <w:t>Mark each as not yet, with help or independently, and attach supporting work.</w:t>
-      </w:r>
-    </w:p>
-    <w:p>
-      <w:pPr>
-        <w:spacing w:line="336" w:lineRule="auto" w:after="180"/>
-      </w:pPr>
-      <w:r>
-        <w:rPr>
-          <w:b w:val="0"/>
-        </w:rPr>
-        <w:t>Teacher review ____________________  Next step ____________________</w:t>
-      </w:r>
-    </w:p>
-    <w:p>
-      <w:pPr>
-        <w:pStyle w:val="Heading1"/>
-      </w:pPr>
-      <w:r>
-        <w:t>11. Transfer practice from the original programme</w:t>
-      </w:r>
-    </w:p>
-    <w:p>
-      <w:r>
-        <w:t>Use this earlier case as transfer practice. A case already discussed with feedback is not fresh assessment evidence.</w:t>
-      </w:r>
-    </w:p>
-    <w:p>
-      <w:pPr>
-        <w:spacing w:line="336" w:lineRule="auto" w:after="180"/>
-      </w:pPr>
-      <w:r>
-        <w:rPr>
-          <w:b w:val="0"/>
-        </w:rPr>
-        <w:t xml:space="preserve">Build a paper assistant from notes A='Roots take up water' and B='Leaves use light'. Answer 'Which part takes up water?' and 'How tall is this plant?' with references or </w:t>
-      </w:r>
-      <w:r>
-        <w:rPr>
-          <w:b/>
-        </w:rPr>
-        <w:t>fallback</w:t>
-      </w:r>
-      <w:r>
-        <w:rPr>
-          <w:b w:val="0"/>
-        </w:rPr>
-        <w:t>.</w:t>
-      </w:r>
-    </w:p>
-    <w:p>
-      <w:pPr>
-        <w:pStyle w:val="Heading3"/>
-      </w:pPr>
-      <w:r>
-        <w:t>My independently reasoned answer</w:t>
-      </w:r>
-    </w:p>
-    <w:p>
-      <w:r>
-        <w:t>________________________________________________________________</w:t>
-      </w:r>
-    </w:p>
-    <w:p>
-      <w:r>
-        <w:t>________________________________________________________________</w:t>
-      </w:r>
-    </w:p>
-    <w:p>
-      <w:r>
-        <w:t>________________________________________________________________</w:t>
-      </w:r>
-    </w:p>
-    <w:p>
-      <w:r>
-        <w:t>________________________________________________________________</w:t>
-      </w:r>
-    </w:p>
-    <w:p>
-      <w:r>
-        <w:t>________________________________________________________________</w:t>
-      </w:r>
-    </w:p>
-    <w:p>
-      <w:r>
-        <w:t>________________________________________________________________</w:t>
-      </w:r>
-    </w:p>
-    <w:p>
-      <w:r>
-        <w:t>________________________________________________________________</w:t>
-      </w:r>
-    </w:p>
-    <w:p>
-      <w:pPr>
-        <w:spacing w:line="336" w:lineRule="auto" w:after="180"/>
-      </w:pPr>
-      <w:r>
-        <w:rPr>
-          <w:b w:val="0"/>
-        </w:rPr>
-        <w:t>Record support used: none, hint or teacher explanation.</w:t>
-      </w:r>
-    </w:p>
-    <w:p>
-      <w:pPr>
-        <w:pStyle w:val="Heading1"/>
-      </w:pPr>
-      <w:r>
-        <w:t>12. W1 Explain the mechanism</w:t>
-      </w:r>
-    </w:p>
-    <w:p>
-      <w:r>
-        <w:t>Explain the mechanism. Apply the supplied Prototype a Grounded Assistant facts and keep your reasoning.</w:t>
-      </w:r>
-    </w:p>
-    <w:p>
-      <w:pPr>
-        <w:pStyle w:val="Heading3"/>
-      </w:pPr>
-      <w:r>
-        <w:t>Where to find the supplied example</w:t>
-      </w:r>
-    </w:p>
-    <w:p>
-      <w:pPr>
-        <w:spacing w:line="336" w:lineRule="auto" w:after="180"/>
-        <w:shd w:fill="F1F6F8"/>
-      </w:pPr>
-      <w:r>
-        <w:rPr>
-          <w:b w:val="0"/>
-        </w:rPr>
-        <w:t>Reference for this exercise: open this week’s student lesson, “Prototype a Grounded Assistant”, at “See how it works” and “Follow a worked example”. Use the original worked values or code named in the question; the later pictorial case is a separate example. Keep this reference beside your workbook while practising.</w:t>
-      </w:r>
-    </w:p>
-    <w:p>
-      <w:pPr>
-        <w:spacing w:line="336" w:lineRule="auto" w:after="180"/>
-      </w:pPr>
-      <w:r>
-        <w:rPr>
-          <w:b w:val="0"/>
-        </w:rPr>
-        <w:t xml:space="preserve">Explain the weekly </w:t>
-      </w:r>
-      <w:r>
-        <w:rPr>
-          <w:b/>
-        </w:rPr>
-        <w:t>mechanism</w:t>
-      </w:r>
-      <w:r>
-        <w:rPr>
-          <w:b w:val="0"/>
-        </w:rPr>
-        <w:t xml:space="preserve"> in your own words. Use the worked scenario to name its </w:t>
-      </w:r>
-      <w:r>
-        <w:rPr>
-          <w:b/>
-        </w:rPr>
-        <w:t>input</w:t>
-      </w:r>
-      <w:r>
-        <w:rPr>
-          <w:b w:val="0"/>
-        </w:rPr>
-        <w:t xml:space="preserve">, decision rule and </w:t>
-      </w:r>
-      <w:r>
-        <w:rPr>
-          <w:b/>
-        </w:rPr>
-        <w:t>output</w:t>
-      </w:r>
-      <w:r>
-        <w:rPr>
-          <w:b w:val="0"/>
-        </w:rPr>
-        <w:t>.</w:t>
-      </w:r>
-    </w:p>
-    <w:p>
-      <w:pPr>
-        <w:pStyle w:val="Heading3"/>
-      </w:pPr>
-      <w:r>
-        <w:t>My reasoning and evidence</w:t>
-      </w:r>
-    </w:p>
-    <w:p>
-      <w:r>
-        <w:t>________________________________________________________________</w:t>
-      </w:r>
-    </w:p>
-    <w:p>
-      <w:r>
-        <w:t>________________________________________________________________</w:t>
-      </w:r>
-    </w:p>
-    <w:p>
-      <w:r>
-        <w:t>________________________________________________________________</w:t>
-      </w:r>
-    </w:p>
-    <w:p>
-      <w:r>
-        <w:t>________________________________________________________________</w:t>
-      </w:r>
-    </w:p>
-    <w:p>
-      <w:r>
-        <w:t>________________________________________________________________</w:t>
-      </w:r>
-    </w:p>
-    <w:p>
-      <w:r>
-        <w:t>________________________________________________________________</w:t>
-      </w:r>
-    </w:p>
-    <w:p>
-      <w:pPr>
-        <w:pStyle w:val="Heading1"/>
-      </w:pPr>
-      <w:r>
-        <w:t>13. W2 Trace the worked case</w:t>
-      </w:r>
-    </w:p>
-    <w:p>
-      <w:r>
-        <w:t>Trace the worked case. Apply the supplied Prototype a Grounded Assistant facts and keep your reasoning.</w:t>
-      </w:r>
-    </w:p>
-    <w:p>
-      <w:pPr>
-        <w:spacing w:line="336" w:lineRule="auto" w:after="180"/>
-      </w:pPr>
-      <w:r>
-        <w:rPr>
-          <w:b w:val="0"/>
-        </w:rPr>
-        <w:t>Request room B; retrieved approval names B but register names C. Draft gives capacity 10 from C. Show the intermediate steps and give the conclusion with its scope.</w:t>
-      </w:r>
-    </w:p>
-    <w:p>
-      <w:pPr>
-        <w:pStyle w:val="Heading3"/>
-      </w:pPr>
-      <w:r>
-        <w:t>My reasoning and evidence</w:t>
-      </w:r>
-    </w:p>
-    <w:p>
-      <w:r>
-        <w:t>________________________________________________________________</w:t>
-      </w:r>
-    </w:p>
-    <w:p>
-      <w:r>
-        <w:t>________________________________________________________________</w:t>
-      </w:r>
-    </w:p>
-    <w:p>
-      <w:r>
-        <w:t>________________________________________________________________</w:t>
-      </w:r>
-    </w:p>
-    <w:p>
-      <w:r>
-        <w:t>________________________________________________________________</w:t>
-      </w:r>
-    </w:p>
-    <w:p>
-      <w:r>
-        <w:t>________________________________________________________________</w:t>
-      </w:r>
-    </w:p>
-    <w:p>
-      <w:r>
-        <w:t>________________________________________________________________</w:t>
-      </w:r>
-    </w:p>
-    <w:p>
-      <w:r>
-        <w:t>________________________________________________________________</w:t>
-      </w:r>
-    </w:p>
-    <w:p>
-      <w:pPr>
-        <w:pStyle w:val="Heading1"/>
-      </w:pPr>
-      <w:r>
-        <w:t>14. W3 Audit the limit</w:t>
-      </w:r>
-    </w:p>
-    <w:p>
-      <w:r>
-        <w:t>Audit the limit. Apply the supplied Prototype a Grounded Assistant facts and keep your reasoning.</w:t>
-      </w:r>
-    </w:p>
-    <w:p>
-      <w:pPr>
-        <w:spacing w:line="336" w:lineRule="auto" w:after="180"/>
-      </w:pPr>
-      <w:r>
-        <w:rPr>
-          <w:b w:val="0"/>
-        </w:rPr>
-        <w:t xml:space="preserve">A report omits this qualification: A correct happy path does not establish </w:t>
-      </w:r>
-      <w:r>
-        <w:rPr>
-          <w:b/>
-        </w:rPr>
-        <w:t>fallback</w:t>
-      </w:r>
-      <w:r>
-        <w:rPr>
-          <w:b w:val="0"/>
-        </w:rPr>
-        <w:t>, access control or side-effect safety. Explain how omitting it could change a reader's interpretation, and write an accurate replacement.</w:t>
-      </w:r>
-    </w:p>
-    <w:p>
-      <w:pPr>
-        <w:pStyle w:val="Heading3"/>
-      </w:pPr>
-      <w:r>
-        <w:t>My reasoning and evidence</w:t>
-      </w:r>
-    </w:p>
-    <w:p>
-      <w:r>
-        <w:t>________________________________________________________________</w:t>
-      </w:r>
-    </w:p>
-    <w:p>
-      <w:r>
-        <w:t>________________________________________________________________</w:t>
-      </w:r>
-    </w:p>
-    <w:p>
-      <w:r>
-        <w:t>________________________________________________________________</w:t>
-      </w:r>
-    </w:p>
-    <w:p>
-      <w:r>
-        <w:t>________________________________________________________________</w:t>
-      </w:r>
-    </w:p>
-    <w:p>
-      <w:r>
-        <w:t>________________________________________________________________</w:t>
-      </w:r>
-    </w:p>
-    <w:p>
-      <w:r>
-        <w:t>________________________________________________________________</w:t>
-      </w:r>
-    </w:p>
-    <w:p>
-      <w:pPr>
-        <w:pStyle w:val="Heading1"/>
-      </w:pPr>
-      <w:r>
-        <w:t>15. W4 Apply a new case independently</w:t>
-      </w:r>
-    </w:p>
-    <w:p>
-      <w:r>
-        <w:t>Attempt before feedback. If this repeats the selected independent case, reuse that first attempt; otherwise keep a separate record. Apply a new case independently. Apply the supplied Prototype a Grounded Assistant facts and keep your reasoning.</w:t>
-      </w:r>
-    </w:p>
-    <w:p>
-      <w:pPr>
-        <w:spacing w:line="336" w:lineRule="auto" w:after="180"/>
-      </w:pPr>
-      <w:r>
-        <w:rPr>
-          <w:b w:val="0"/>
-        </w:rPr>
-        <w:t>Request room J; approval and register both J capacity 0. Draft is well-formed with J/0 and correct sources. Trace stages and distinguish zero from missing.</w:t>
-      </w:r>
-    </w:p>
-    <w:p>
-      <w:pPr>
-        <w:pStyle w:val="Heading3"/>
-      </w:pPr>
-      <w:r>
-        <w:t>My reasoning and evidence</w:t>
-      </w:r>
-    </w:p>
-    <w:p>
-      <w:r>
-        <w:t>________________________________________________________________</w:t>
-      </w:r>
-    </w:p>
-    <w:p>
-      <w:r>
-        <w:t>________________________________________________________________</w:t>
-      </w:r>
-    </w:p>
-    <w:p>
-      <w:r>
-        <w:t>________________________________________________________________</w:t>
-      </w:r>
-    </w:p>
-    <w:p>
-      <w:r>
-        <w:t>________________________________________________________________</w:t>
-      </w:r>
-    </w:p>
-    <w:p>
-      <w:r>
-        <w:t>________________________________________________________________</w:t>
-      </w:r>
-    </w:p>
-    <w:p>
-      <w:r>
-        <w:t>________________________________________________________________</w:t>
-      </w:r>
-    </w:p>
-    <w:p>
-      <w:r>
-        <w:t>________________________________________________________________</w:t>
-      </w:r>
-    </w:p>
-    <w:p>
-      <w:r>
-        <w:t>________________________________________________________________</w:t>
-      </w:r>
-    </w:p>
-    <w:p>
-      <w:pPr>
-        <w:pStyle w:val="Heading1"/>
-      </w:pPr>
-      <w:r>
-        <w:t>16. W5 Design a revealing follow-up</w:t>
-      </w:r>
-    </w:p>
-    <w:p>
-      <w:r>
-        <w:t>Design a revealing follow-up. Apply the supplied Prototype a Grounded Assistant facts and keep your reasoning.</w:t>
-      </w:r>
-    </w:p>
-    <w:p>
-      <w:pPr>
-        <w:pStyle w:val="Heading3"/>
-      </w:pPr>
-      <w:r>
-        <w:t>Where to find the supplied example</w:t>
-      </w:r>
-    </w:p>
-    <w:p>
-      <w:pPr>
-        <w:spacing w:line="336" w:lineRule="auto" w:after="180"/>
-        <w:shd w:fill="F1F6F8"/>
-      </w:pPr>
-      <w:r>
-        <w:rPr>
-          <w:b w:val="0"/>
-        </w:rPr>
-        <w:t>Reference for this exercise: open this week’s student lesson, “Prototype a Grounded Assistant”, at “See how it works” and “Follow a worked example”. Use the original worked values or code named in the question; the later pictorial case is a separate example. Keep this reference beside your workbook while practising.</w:t>
-      </w:r>
-    </w:p>
-    <w:p>
-      <w:pPr>
-        <w:spacing w:line="336" w:lineRule="auto" w:after="180"/>
-      </w:pPr>
-      <w:r>
-        <w:rPr>
-          <w:b w:val="0"/>
-        </w:rPr>
-        <w:t>For the worked scenario, propose one additional case that could reveal a failure, describe its expected outcome before running it, and explain what would need to remain fixed for a fair comparison.</w:t>
-      </w:r>
-    </w:p>
-    <w:p>
-      <w:pPr>
-        <w:spacing w:line="336" w:lineRule="auto" w:after="180"/>
-      </w:pPr>
-      <w:r>
-        <w:rPr>
-          <w:b w:val="0"/>
-        </w:rPr>
-        <w:t>Do not reuse W4 as a new final test after receiving feedback.</w:t>
-      </w:r>
-    </w:p>
-    <w:p>
-      <w:pPr>
-        <w:pStyle w:val="Heading3"/>
-      </w:pPr>
-      <w:r>
-        <w:t>My reasoning and evidence</w:t>
-      </w:r>
-    </w:p>
-    <w:p>
-      <w:r>
-        <w:t>________________________________________________________________</w:t>
-      </w:r>
-    </w:p>
-    <w:p>
-      <w:r>
-        <w:t>________________________________________________________________</w:t>
-      </w:r>
-    </w:p>
-    <w:p>
-      <w:r>
-        <w:t>________________________________________________________________</w:t>
-      </w:r>
-    </w:p>
-    <w:p>
-      <w:r>
-        <w:t>________________________________________________________________</w:t>
-      </w:r>
-    </w:p>
-    <w:p>
-      <w:r>
-        <w:t>________________________________________________________________</w:t>
-      </w:r>
-    </w:p>
-    <w:p>
-      <w:r>
-        <w:t>________________________________________________________________</w:t>
-      </w:r>
-    </w:p>
-    <w:p>
-      <w:r>
-        <w:t>________________________________________________________________</w:t>
-      </w:r>
-    </w:p>
-    <w:p>
-      <w:pPr>
-        <w:pStyle w:val="Heading1"/>
-      </w:pPr>
-      <w:r>
-        <w:t>17. Feedback, return check and learning record</w:t>
-      </w:r>
-    </w:p>
-    <w:p>
-      <w:r>
-        <w:t>Record the first repaired step and a different case to revisit after a delay.</w:t>
+        <w:t>17. Feedback · Repair and return</w:t>
+      </w:r>
+    </w:p>
+    <w:p>
+      <w:r>
+        <w:t>Keep the first attempt, the repair and a changed-case return.</w:t>
+      </w:r>
+    </w:p>
+    <w:p>
+      <w:pPr>
+        <w:pStyle w:val="Heading2"/>
+      </w:pPr>
+      <w:r>
+        <w:t>Your evidence record</w:t>
       </w:r>
     </w:p>
     <w:tbl>
@@ -1657,12 +912,886 @@
         <w:pStyle w:val="Heading1"/>
       </w:pPr>
       <w:r>
-        <w:t>18. Pictorial case practice: Prototype a Grounded Assistant</w:t>
-      </w:r>
-    </w:p>
-    <w:p>
-      <w:r>
-        <w:t>Build a minimal grounded study answer with checks between retrieval and display. Explain the labelled step before checking the changed condition.</w:t>
+        <w:t>10. Finish · Judge the evidence in your work</w:t>
+      </w:r>
+    </w:p>
+    <w:p>
+      <w:r>
+        <w:t>Point to work that supports your confidence level.</w:t>
+      </w:r>
+    </w:p>
+    <w:p>
+      <w:pPr>
+        <w:pStyle w:val="Heading2"/>
+      </w:pPr>
+      <w:r>
+        <w:t>Your evidence record</w:t>
+      </w:r>
+    </w:p>
+    <w:p>
+      <w:pPr>
+        <w:pStyle w:val="ListBullet"/>
+      </w:pPr>
+      <w:r>
+        <w:t>I can explain the mechanism.</w:t>
+      </w:r>
+    </w:p>
+    <w:p>
+      <w:pPr>
+        <w:pStyle w:val="ListBullet"/>
+      </w:pPr>
+      <w:r>
+        <w:t>I can show evidence.</w:t>
+      </w:r>
+    </w:p>
+    <w:p>
+      <w:pPr>
+        <w:pStyle w:val="ListBullet"/>
+      </w:pPr>
+      <w:r>
+        <w:t>I can handle a changed case.</w:t>
+      </w:r>
+    </w:p>
+    <w:p>
+      <w:pPr>
+        <w:pStyle w:val="ListBullet"/>
+      </w:pPr>
+      <w:r>
+        <w:t>I can name a limit.</w:t>
+      </w:r>
+    </w:p>
+    <w:p>
+      <w:r>
+        <w:t>Mark each as not yet, with help or independently, and attach supporting work.</w:t>
+      </w:r>
+    </w:p>
+    <w:p>
+      <w:pPr>
+        <w:spacing w:line="336" w:lineRule="auto" w:after="180"/>
+      </w:pPr>
+      <w:r>
+        <w:rPr>
+          <w:b w:val="0"/>
+        </w:rPr>
+        <w:t>Teacher review ____________________  Next step ____________________</w:t>
+      </w:r>
+    </w:p>
+    <w:p>
+      <w:pPr>
+        <w:pStyle w:val="Heading1"/>
+      </w:pPr>
+      <w:r>
+        <w:t>Reference bank and extra practice</w:t>
+      </w:r>
+    </w:p>
+    <w:p>
+      <w:pPr>
+        <w:pStyle w:val="Heading1"/>
+      </w:pPr>
+      <w:r>
+        <w:t>02. Reference · Supported W2 record</w:t>
+      </w:r>
+    </w:p>
+    <w:p>
+      <w:r>
+        <w:t>This is the same W2 attempt. Keep one response record.</w:t>
+      </w:r>
+    </w:p>
+    <w:p>
+      <w:pPr>
+        <w:pStyle w:val="Heading2"/>
+      </w:pPr>
+      <w:r>
+        <w:t>Use this when helpful</w:t>
+      </w:r>
+    </w:p>
+    <w:p>
+      <w:pPr>
+        <w:spacing w:line="336" w:lineRule="auto" w:after="180"/>
+      </w:pPr>
+      <w:r>
+        <w:rPr>
+          <w:b w:val="0"/>
+        </w:rPr>
+        <w:t>Use W2: Trace the worked case for Capstone grounded assistant. Record the answer once; the lesson and workbook refer to the same attempt.</w:t>
+      </w:r>
+    </w:p>
+    <w:tbl>
+      <w:tblPr>
+        <w:tblStyle w:val="LightShading-Accent1"/>
+        <w:tblW w:type="auto" w:w="0"/>
+        <w:tblLook w:firstColumn="1" w:firstRow="1" w:lastColumn="0" w:lastRow="0" w:noHBand="0" w:noVBand="1" w:val="04A0"/>
+      </w:tblPr>
+      <w:tblGrid>
+        <w:gridCol w:w="2556"/>
+        <w:gridCol w:w="2556"/>
+        <w:gridCol w:w="2556"/>
+        <w:gridCol w:w="2556"/>
+      </w:tblGrid>
+      <w:tr>
+        <w:trPr>
+          <w:tblHeader/>
+        </w:trPr>
+        <w:tc>
+          <w:tcPr>
+            <w:tcW w:type="dxa" w:w="2556"/>
+          </w:tcPr>
+          <w:p>
+            <w:r>
+              <w:t>Given inputs</w:t>
+            </w:r>
+          </w:p>
+        </w:tc>
+        <w:tc>
+          <w:tcPr>
+            <w:tcW w:type="dxa" w:w="2556"/>
+          </w:tcPr>
+          <w:p>
+            <w:r>
+              <w:t>Procedure I chose</w:t>
+            </w:r>
+          </w:p>
+        </w:tc>
+        <w:tc>
+          <w:tcPr>
+            <w:tcW w:type="dxa" w:w="2556"/>
+          </w:tcPr>
+          <w:p>
+            <w:r>
+              <w:t>Middle steps</w:t>
+            </w:r>
+          </w:p>
+        </w:tc>
+        <w:tc>
+          <w:tcPr>
+            <w:tcW w:type="dxa" w:w="2556"/>
+          </w:tcPr>
+          <w:p>
+            <w:r>
+              <w:t>Result and check</w:t>
+            </w:r>
+          </w:p>
+        </w:tc>
+      </w:tr>
+      <w:tr>
+        <w:tc>
+          <w:tcPr>
+            <w:tcW w:type="dxa" w:w="2556"/>
+          </w:tcPr>
+          <w:p>
+            <w:r/>
+          </w:p>
+        </w:tc>
+        <w:tc>
+          <w:tcPr>
+            <w:tcW w:type="dxa" w:w="2556"/>
+          </w:tcPr>
+          <w:p>
+            <w:r/>
+          </w:p>
+        </w:tc>
+        <w:tc>
+          <w:tcPr>
+            <w:tcW w:type="dxa" w:w="2556"/>
+          </w:tcPr>
+          <w:p>
+            <w:r/>
+          </w:p>
+        </w:tc>
+        <w:tc>
+          <w:tcPr>
+            <w:tcW w:type="dxa" w:w="2556"/>
+          </w:tcPr>
+          <w:p>
+            <w:r/>
+          </w:p>
+        </w:tc>
+      </w:tr>
+    </w:tbl>
+    <w:p>
+      <w:pPr>
+        <w:pStyle w:val="Heading3"/>
+      </w:pPr>
+      <w:r>
+        <w:t>The step I completed without help, and the hint I needed</w:t>
+      </w:r>
+    </w:p>
+    <w:p>
+      <w:r>
+        <w:t>________________________________________________________________</w:t>
+      </w:r>
+    </w:p>
+    <w:p>
+      <w:r>
+        <w:t>________________________________________________________________</w:t>
+      </w:r>
+    </w:p>
+    <w:p>
+      <w:r>
+        <w:t>________________________________________________________________</w:t>
+      </w:r>
+    </w:p>
+    <w:p>
+      <w:pPr>
+        <w:pStyle w:val="Heading1"/>
+      </w:pPr>
+      <w:r>
+        <w:t>03. Extra practice · Repair the explanation</w:t>
+      </w:r>
+    </w:p>
+    <w:p>
+      <w:r>
+        <w:t>Explain the deciding fact before discussing the answer.</w:t>
+      </w:r>
+    </w:p>
+    <w:p>
+      <w:pPr>
+        <w:pStyle w:val="Heading2"/>
+      </w:pPr>
+      <w:r>
+        <w:t>Use this when helpful</w:t>
+      </w:r>
+    </w:p>
+    <w:p>
+      <w:pPr>
+        <w:spacing w:line="336" w:lineRule="auto" w:after="180"/>
+      </w:pPr>
+      <w:r>
+        <w:rPr>
+          <w:b w:val="0"/>
+        </w:rPr>
+        <w:t>Use the worked case for Capstone grounded assistant. Proposed explanation: “The worked result establishes every future case”. Decide whether this explanation is supported.</w:t>
+      </w:r>
+    </w:p>
+    <w:p>
+      <w:pPr>
+        <w:spacing w:line="336" w:lineRule="auto" w:after="180"/>
+      </w:pPr>
+      <w:r>
+        <w:rPr>
+          <w:b w:val="0"/>
+        </w:rPr>
+        <w:t>Point to the step or supplied fact that decides; explain your repair if needed.</w:t>
+      </w:r>
+    </w:p>
+    <w:p>
+      <w:pPr>
+        <w:pStyle w:val="Heading3"/>
+      </w:pPr>
+      <w:r>
+        <w:t>My explanation before partner discussion</w:t>
+      </w:r>
+    </w:p>
+    <w:p>
+      <w:r>
+        <w:t>________________________________________________________________</w:t>
+      </w:r>
+    </w:p>
+    <w:p>
+      <w:r>
+        <w:t>________________________________________________________________</w:t>
+      </w:r>
+    </w:p>
+    <w:p>
+      <w:r>
+        <w:t>________________________________________________________________</w:t>
+      </w:r>
+    </w:p>
+    <w:p>
+      <w:r>
+        <w:t>________________________________________________________________</w:t>
+      </w:r>
+    </w:p>
+    <w:p>
+      <w:pPr>
+        <w:pStyle w:val="Heading1"/>
+      </w:pPr>
+      <w:r>
+        <w:t>05. Reference · Original learning target</w:t>
+      </w:r>
+    </w:p>
+    <w:p>
+      <w:r>
+        <w:t>Use this target to inspect an explanation.</w:t>
+      </w:r>
+    </w:p>
+    <w:p>
+      <w:pPr>
+        <w:pStyle w:val="Heading2"/>
+      </w:pPr>
+      <w:r>
+        <w:t>Use this when helpful</w:t>
+      </w:r>
+    </w:p>
+    <w:p>
+      <w:pPr>
+        <w:spacing w:line="336" w:lineRule="auto" w:after="180"/>
+      </w:pPr>
+      <w:r>
+        <w:rPr>
+          <w:b w:val="0"/>
+        </w:rPr>
+        <w:t xml:space="preserve">Build a paper assistant from notes A='Roots take up water' and B='Leaves use light'. Answer 'Which part takes up water?' and 'How tall is this plant?' with references or </w:t>
+      </w:r>
+      <w:r>
+        <w:rPr>
+          <w:b/>
+        </w:rPr>
+        <w:t>fallback</w:t>
+      </w:r>
+      <w:r>
+        <w:rPr>
+          <w:b w:val="0"/>
+        </w:rPr>
+        <w:t>.</w:t>
+      </w:r>
+    </w:p>
+    <w:p>
+      <w:pPr>
+        <w:pStyle w:val="Heading1"/>
+      </w:pPr>
+      <w:r>
+        <w:t>06. Extra practice · A complete case</w:t>
+      </w:r>
+    </w:p>
+    <w:p>
+      <w:r>
+        <w:t>Try the question before checking the worked explanation.</w:t>
+      </w:r>
+    </w:p>
+    <w:p>
+      <w:pPr>
+        <w:pStyle w:val="Heading2"/>
+      </w:pPr>
+      <w:r>
+        <w:t>Use this when helpful</w:t>
+      </w:r>
+    </w:p>
+    <w:p>
+      <w:pPr>
+        <w:spacing w:line="336" w:lineRule="auto" w:after="180"/>
+      </w:pPr>
+      <w:r>
+        <w:rPr>
+          <w:b w:val="0"/>
+        </w:rPr>
+        <w:t>Approved notes say plants need light and roots take up water. Ask how roots help.</w:t>
+      </w:r>
+    </w:p>
+    <w:p>
+      <w:pPr>
+        <w:spacing w:line="336" w:lineRule="auto" w:after="180"/>
+      </w:pPr>
+      <w:r>
+        <w:rPr>
+          <w:b w:val="0"/>
+        </w:rPr>
+        <w:t>Specify the minimum grounded path.</w:t>
+      </w:r>
+    </w:p>
+    <w:p>
+      <w:pPr>
+        <w:spacing w:line="336" w:lineRule="auto" w:after="180"/>
+      </w:pPr>
+      <w:r>
+        <w:rPr>
+          <w:b w:val="0"/>
+        </w:rPr>
+        <w:t xml:space="preserve">Show your trace, calculation or </w:t>
+      </w:r>
+      <w:r>
+        <w:rPr>
+          <w:b/>
+        </w:rPr>
+        <w:t>evidence</w:t>
+      </w:r>
+    </w:p>
+    <w:p>
+      <w:pPr>
+        <w:pStyle w:val="Heading3"/>
+      </w:pPr>
+      <w:r>
+        <w:t>Write or draw your reasoning and evidence.</w:t>
+      </w:r>
+    </w:p>
+    <w:p>
+      <w:r>
+        <w:t>________________________________________________________________</w:t>
+      </w:r>
+    </w:p>
+    <w:p>
+      <w:r>
+        <w:t>________________________________________________________________</w:t>
+      </w:r>
+    </w:p>
+    <w:p>
+      <w:r>
+        <w:t>________________________________________________________________</w:t>
+      </w:r>
+    </w:p>
+    <w:p>
+      <w:r>
+        <w:t>________________________________________________________________</w:t>
+      </w:r>
+    </w:p>
+    <w:p>
+      <w:r>
+        <w:t>________________________________________________________________</w:t>
+      </w:r>
+    </w:p>
+    <w:p>
+      <w:pPr>
+        <w:pStyle w:val="Heading1"/>
+      </w:pPr>
+      <w:r>
+        <w:t>07. Extra practice · A changed case</w:t>
+      </w:r>
+    </w:p>
+    <w:p>
+      <w:r>
+        <w:t>Keep this practice separate from the reserved independent attempt.</w:t>
+      </w:r>
+    </w:p>
+    <w:p>
+      <w:pPr>
+        <w:pStyle w:val="Heading2"/>
+      </w:pPr>
+      <w:r>
+        <w:t>Use this when helpful</w:t>
+      </w:r>
+    </w:p>
+    <w:p>
+      <w:pPr>
+        <w:spacing w:line="336" w:lineRule="auto" w:after="180"/>
+      </w:pPr>
+      <w:r>
+        <w:rPr>
+          <w:b w:val="0"/>
+        </w:rPr>
+        <w:t xml:space="preserve">A study assistant has a supplied passage about roots. A user asks a question about planets. What should the </w:t>
+      </w:r>
+      <w:r>
+        <w:rPr>
+          <w:b/>
+        </w:rPr>
+        <w:t>prototype</w:t>
+      </w:r>
+      <w:r>
+        <w:rPr>
+          <w:b w:val="0"/>
+        </w:rPr>
+        <w:t xml:space="preserve"> do within a passage-only boundary?</w:t>
+      </w:r>
+    </w:p>
+    <w:p>
+      <w:pPr>
+        <w:spacing w:line="336" w:lineRule="auto" w:after="180"/>
+      </w:pPr>
+      <w:r>
+        <w:rPr>
+          <w:b w:val="0"/>
+        </w:rPr>
+        <w:t>My practice answer and reason</w:t>
+      </w:r>
+    </w:p>
+    <w:p>
+      <w:pPr>
+        <w:pStyle w:val="Heading3"/>
+      </w:pPr>
+      <w:r>
+        <w:t>Write or draw your reasoning and evidence.</w:t>
+      </w:r>
+    </w:p>
+    <w:p>
+      <w:r>
+        <w:t>________________________________________________________________</w:t>
+      </w:r>
+    </w:p>
+    <w:p>
+      <w:r>
+        <w:t>________________________________________________________________</w:t>
+      </w:r>
+    </w:p>
+    <w:p>
+      <w:r>
+        <w:t>________________________________________________________________</w:t>
+      </w:r>
+    </w:p>
+    <w:p>
+      <w:r>
+        <w:t>________________________________________________________________</w:t>
+      </w:r>
+    </w:p>
+    <w:p>
+      <w:r>
+        <w:t>________________________________________________________________</w:t>
+      </w:r>
+    </w:p>
+    <w:p>
+      <w:pPr>
+        <w:pStyle w:val="Heading3"/>
+      </w:pPr>
+      <w:r>
+        <w:t>Week 24 Test and reflect</w:t>
+      </w:r>
+    </w:p>
+    <w:p>
+      <w:pPr>
+        <w:pStyle w:val="Heading1"/>
+      </w:pPr>
+      <w:r>
+        <w:t>08. Extra practice · Design a revealing test</w:t>
+      </w:r>
+    </w:p>
+    <w:p>
+      <w:r>
+        <w:t>Predict before tracing or testing.</w:t>
+      </w:r>
+    </w:p>
+    <w:p>
+      <w:pPr>
+        <w:pStyle w:val="Heading2"/>
+      </w:pPr>
+      <w:r>
+        <w:t>Use this when helpful</w:t>
+      </w:r>
+    </w:p>
+    <w:p>
+      <w:pPr>
+        <w:spacing w:line="336" w:lineRule="auto" w:after="180"/>
+      </w:pPr>
+      <w:r>
+        <w:rPr>
+          <w:b w:val="0"/>
+        </w:rPr>
+        <w:t xml:space="preserve">Create a changed </w:t>
+      </w:r>
+      <w:r>
+        <w:rPr>
+          <w:b/>
+        </w:rPr>
+        <w:t>input</w:t>
+      </w:r>
+      <w:r>
+        <w:rPr>
+          <w:b w:val="0"/>
+        </w:rPr>
+        <w:t>, boundary case or missing-information case. Write the expected answer or safe response before testing.</w:t>
+      </w:r>
+    </w:p>
+    <w:tbl>
+      <w:tblPr>
+        <w:tblStyle w:val="LightShading-Accent1"/>
+        <w:tblW w:type="auto" w:w="0"/>
+        <w:tblLook w:firstColumn="1" w:firstRow="1" w:lastColumn="0" w:lastRow="0" w:noHBand="0" w:noVBand="1" w:val="04A0"/>
+      </w:tblPr>
+      <w:tblGrid>
+        <w:gridCol w:w="5112"/>
+        <w:gridCol w:w="5112"/>
+      </w:tblGrid>
+      <w:tr>
+        <w:trPr>
+          <w:tblHeader/>
+        </w:trPr>
+        <w:tc>
+          <w:tcPr>
+            <w:tcW w:type="dxa" w:w="5112"/>
+          </w:tcPr>
+          <w:p>
+            <w:r>
+              <w:t>Test record</w:t>
+            </w:r>
+          </w:p>
+        </w:tc>
+        <w:tc>
+          <w:tcPr>
+            <w:tcW w:type="dxa" w:w="5112"/>
+          </w:tcPr>
+          <w:p>
+            <w:r>
+              <w:t>My evidence</w:t>
+            </w:r>
+          </w:p>
+        </w:tc>
+      </w:tr>
+      <w:tr>
+        <w:tc>
+          <w:tcPr>
+            <w:tcW w:type="dxa" w:w="5112"/>
+          </w:tcPr>
+          <w:p>
+            <w:r>
+              <w:t>Changed input or condition</w:t>
+            </w:r>
+          </w:p>
+        </w:tc>
+        <w:tc>
+          <w:tcPr>
+            <w:tcW w:type="dxa" w:w="5112"/>
+          </w:tcPr>
+          <w:p>
+            <w:r/>
+          </w:p>
+        </w:tc>
+      </w:tr>
+      <w:tr>
+        <w:tc>
+          <w:tcPr>
+            <w:tcW w:type="dxa" w:w="5112"/>
+          </w:tcPr>
+          <w:p>
+            <w:r>
+              <w:t>Expected answer or fallback</w:t>
+            </w:r>
+          </w:p>
+        </w:tc>
+        <w:tc>
+          <w:tcPr>
+            <w:tcW w:type="dxa" w:w="5112"/>
+          </w:tcPr>
+          <w:p>
+            <w:r/>
+          </w:p>
+        </w:tc>
+      </w:tr>
+      <w:tr>
+        <w:tc>
+          <w:tcPr>
+            <w:tcW w:type="dxa" w:w="5112"/>
+          </w:tcPr>
+          <w:p>
+            <w:r>
+              <w:t>Observed result</w:t>
+            </w:r>
+          </w:p>
+        </w:tc>
+        <w:tc>
+          <w:tcPr>
+            <w:tcW w:type="dxa" w:w="5112"/>
+          </w:tcPr>
+          <w:p>
+            <w:r/>
+          </w:p>
+        </w:tc>
+      </w:tr>
+      <w:tr>
+        <w:tc>
+          <w:tcPr>
+            <w:tcW w:type="dxa" w:w="5112"/>
+          </w:tcPr>
+          <w:p>
+            <w:r>
+              <w:t>Why the result occurred</w:t>
+            </w:r>
+          </w:p>
+        </w:tc>
+        <w:tc>
+          <w:tcPr>
+            <w:tcW w:type="dxa" w:w="5112"/>
+          </w:tcPr>
+          <w:p>
+            <w:r/>
+          </w:p>
+        </w:tc>
+      </w:tr>
+    </w:tbl>
+    <w:p>
+      <w:pPr>
+        <w:pStyle w:val="Heading1"/>
+      </w:pPr>
+      <w:r>
+        <w:t>11. Reference · Original target response space</w:t>
+      </w:r>
+    </w:p>
+    <w:p>
+      <w:r>
+        <w:t>This teaching case is practice rather than a fresh assessment.</w:t>
+      </w:r>
+    </w:p>
+    <w:p>
+      <w:pPr>
+        <w:pStyle w:val="Heading2"/>
+      </w:pPr>
+      <w:r>
+        <w:t>Use this when helpful</w:t>
+      </w:r>
+    </w:p>
+    <w:p>
+      <w:pPr>
+        <w:spacing w:line="336" w:lineRule="auto" w:after="180"/>
+      </w:pPr>
+      <w:r>
+        <w:rPr>
+          <w:b w:val="0"/>
+        </w:rPr>
+        <w:t xml:space="preserve">Build a paper assistant from notes A='Roots take up water' and B='Leaves use light'. Answer 'Which part takes up water?' and 'How tall is this plant?' with references or </w:t>
+      </w:r>
+      <w:r>
+        <w:rPr>
+          <w:b/>
+        </w:rPr>
+        <w:t>fallback</w:t>
+      </w:r>
+      <w:r>
+        <w:rPr>
+          <w:b w:val="0"/>
+        </w:rPr>
+        <w:t>.</w:t>
+      </w:r>
+    </w:p>
+    <w:p>
+      <w:pPr>
+        <w:pStyle w:val="Heading3"/>
+      </w:pPr>
+      <w:r>
+        <w:t>My explanation after practice</w:t>
+      </w:r>
+    </w:p>
+    <w:p>
+      <w:r>
+        <w:t>________________________________________________________________</w:t>
+      </w:r>
+    </w:p>
+    <w:p>
+      <w:r>
+        <w:t>________________________________________________________________</w:t>
+      </w:r>
+    </w:p>
+    <w:p>
+      <w:r>
+        <w:t>________________________________________________________________</w:t>
+      </w:r>
+    </w:p>
+    <w:p>
+      <w:r>
+        <w:t>________________________________________________________________</w:t>
+      </w:r>
+    </w:p>
+    <w:p>
+      <w:r>
+        <w:t>________________________________________________________________</w:t>
+      </w:r>
+    </w:p>
+    <w:p>
+      <w:r>
+        <w:t>________________________________________________________________</w:t>
+      </w:r>
+    </w:p>
+    <w:p>
+      <w:r>
+        <w:t>________________________________________________________________</w:t>
+      </w:r>
+    </w:p>
+    <w:p>
+      <w:pPr>
+        <w:spacing w:line="336" w:lineRule="auto" w:after="180"/>
+      </w:pPr>
+      <w:r>
+        <w:rPr>
+          <w:b w:val="0"/>
+        </w:rPr>
+        <w:t>Record support used: none, hint or teacher explanation.</w:t>
+      </w:r>
+    </w:p>
+    <w:p>
+      <w:pPr>
+        <w:pStyle w:val="Heading1"/>
+      </w:pPr>
+      <w:r>
+        <w:t>15. Reference · Independent-case response copy</w:t>
+      </w:r>
+    </w:p>
+    <w:p>
+      <w:r>
+        <w:t>This duplicates W4. Reuse the same first-attempt record.</w:t>
+      </w:r>
+    </w:p>
+    <w:p>
+      <w:pPr>
+        <w:pStyle w:val="Heading2"/>
+      </w:pPr>
+      <w:r>
+        <w:t>Use this when helpful</w:t>
+      </w:r>
+    </w:p>
+    <w:p>
+      <w:pPr>
+        <w:spacing w:line="336" w:lineRule="auto" w:after="180"/>
+      </w:pPr>
+      <w:r>
+        <w:rPr>
+          <w:b w:val="0"/>
+        </w:rPr>
+        <w:t>Request room J; approval and register both J capacity 0. Draft is well-formed with J/0 and correct sources. Trace stages and distinguish zero from missing.</w:t>
+      </w:r>
+    </w:p>
+    <w:p>
+      <w:pPr>
+        <w:pStyle w:val="Heading3"/>
+      </w:pPr>
+      <w:r>
+        <w:t>My reasoning and evidence</w:t>
+      </w:r>
+    </w:p>
+    <w:p>
+      <w:r>
+        <w:t>________________________________________________________________</w:t>
+      </w:r>
+    </w:p>
+    <w:p>
+      <w:r>
+        <w:t>________________________________________________________________</w:t>
+      </w:r>
+    </w:p>
+    <w:p>
+      <w:r>
+        <w:t>________________________________________________________________</w:t>
+      </w:r>
+    </w:p>
+    <w:p>
+      <w:r>
+        <w:t>________________________________________________________________</w:t>
+      </w:r>
+    </w:p>
+    <w:p>
+      <w:r>
+        <w:t>________________________________________________________________</w:t>
+      </w:r>
+    </w:p>
+    <w:p>
+      <w:r>
+        <w:t>________________________________________________________________</w:t>
+      </w:r>
+    </w:p>
+    <w:p>
+      <w:r>
+        <w:t>________________________________________________________________</w:t>
+      </w:r>
+    </w:p>
+    <w:p>
+      <w:r>
+        <w:t>________________________________________________________________</w:t>
+      </w:r>
+    </w:p>
+    <w:p>
+      <w:pPr>
+        <w:pStyle w:val="Heading1"/>
+      </w:pPr>
+      <w:r>
+        <w:t>18. Extra practice · Use the worked picture</w:t>
+      </w:r>
+    </w:p>
+    <w:p>
+      <w:r>
+        <w:t>Keep the explanation and the support you used.</w:t>
+      </w:r>
+    </w:p>
+    <w:p>
+      <w:pPr>
+        <w:pStyle w:val="Heading2"/>
+      </w:pPr>
+      <w:r>
+        <w:t>Use this when helpful</w:t>
       </w:r>
     </w:p>
     <w:p>
@@ -1679,7 +1808,6 @@
     <w:p>
       <w:pPr>
         <w:spacing w:line="336" w:lineRule="auto" w:after="180"/>
-        <w:shd w:fill="F5F1FB"/>
       </w:pPr>
       <w:r>
         <w:rPr>
@@ -1810,16 +1938,7 @@
     </w:p>
     <w:p>
       <w:pPr>
-        <w:pStyle w:val="Heading3"/>
-      </w:pPr>
-      <w:r>
-        <w:t>Record the help used</w:t>
-      </w:r>
-    </w:p>
-    <w:p>
-      <w:pPr>
         <w:spacing w:line="336" w:lineRule="auto" w:after="180"/>
-        <w:shd w:fill="F1F6F8"/>
       </w:pPr>
       <w:r>
         <w:rPr>
@@ -1879,12 +1998,20 @@
         <w:pStyle w:val="Heading1"/>
       </w:pPr>
       <w:r>
-        <w:t>19. Project portfolio milestone</w:t>
-      </w:r>
-    </w:p>
-    <w:p>
-      <w:r>
-        <w:t>Keep this week’s input, deciding step, result and limit together in the Verified Study Buddy record.</w:t>
+        <w:t>19. Reference · Project portfolio record</w:t>
+      </w:r>
+    </w:p>
+    <w:p>
+      <w:r>
+        <w:t>Extend your main project response when helpful.</w:t>
+      </w:r>
+    </w:p>
+    <w:p>
+      <w:pPr>
+        <w:pStyle w:val="Heading2"/>
+      </w:pPr>
+      <w:r>
+        <w:t>Use this when helpful</w:t>
       </w:r>
     </w:p>
     <w:p>
@@ -2097,12 +2224,447 @@
         <w:pStyle w:val="Heading1"/>
       </w:pPr>
       <w:r>
-        <w:t>20. Supported practice and learning evidence</w:t>
-      </w:r>
-    </w:p>
-    <w:p>
-      <w:r>
-        <w:t>Try the supported questions before comparing with hints and feedback. Record what you repaired and the evidence you retained.</w:t>
+        <w:t>20. Extra practice: pictures, repair and feedback</w:t>
+      </w:r>
+    </w:p>
+    <w:p>
+      <w:r>
+        <w:t>Attempt each question before opening its explanation. Use one browser or paper copy.</w:t>
+      </w:r>
+    </w:p>
+    <w:p>
+      <w:pPr>
+        <w:pStyle w:val="Heading2"/>
+      </w:pPr>
+      <w:r>
+        <w:t>First supported question</w:t>
+      </w:r>
+    </w:p>
+    <w:p>
+      <w:pPr>
+        <w:pStyle w:val="ListBullet"/>
+      </w:pPr>
+      <w:r>
+        <w:t>Build a minimal grounded study answer with checks between retrieval and display.</w:t>
+      </w:r>
+    </w:p>
+    <w:p>
+      <w:pPr>
+        <w:pStyle w:val="Heading3"/>
+      </w:pPr>
+      <w:r>
+        <w:t>Practice 1: explain the deciding evidence</w:t>
+      </w:r>
+    </w:p>
+    <w:p>
+      <w:pPr>
+        <w:pStyle w:val="ListBullet"/>
+      </w:pPr>
+      <w:r>
+        <w:t>Which labelled step matches this detail? Display “This activity checks soil daily [PL3]”; reject an invented twice-daily watering schedule.</w:t>
+      </w:r>
+    </w:p>
+    <w:p>
+      <w:pPr>
+        <w:pStyle w:val="ListBullet"/>
+      </w:pPr>
+      <w:r>
+        <w:t>1. Retrieve evidence</w:t>
+      </w:r>
+    </w:p>
+    <w:p>
+      <w:pPr>
+        <w:pStyle w:val="ListBullet"/>
+      </w:pPr>
+      <w:r>
+        <w:t>2. Match question</w:t>
+      </w:r>
+    </w:p>
+    <w:p>
+      <w:pPr>
+        <w:pStyle w:val="ListBullet"/>
+      </w:pPr>
+      <w:r>
+        <w:t>3. Validate draft</w:t>
+      </w:r>
+    </w:p>
+    <w:p>
+      <w:pPr>
+        <w:pStyle w:val="Heading3"/>
+      </w:pPr>
+      <w:r>
+        <w:t>My selected conclusion, deciding fact and explanation</w:t>
+      </w:r>
+    </w:p>
+    <w:p>
+      <w:r>
+        <w:t>________________________________________________________________</w:t>
+      </w:r>
+    </w:p>
+    <w:p>
+      <w:r>
+        <w:t>________________________________________________________________</w:t>
+      </w:r>
+    </w:p>
+    <w:p>
+      <w:r>
+        <w:t>________________________________________________________________</w:t>
+      </w:r>
+    </w:p>
+    <w:p>
+      <w:r>
+        <w:t>________________________________________________________________</w:t>
+      </w:r>
+    </w:p>
+    <w:p>
+      <w:r>
+        <w:t>________________________________________________________________</w:t>
+      </w:r>
+    </w:p>
+    <w:p>
+      <w:pPr>
+        <w:pStyle w:val="ListBullet"/>
+      </w:pPr>
+      <w:r>
+        <w:t>Hint if needed: Read the steps in the pictorial case. Match the supplied detail to the stage that performs or records it.</w:t>
+      </w:r>
+    </w:p>
+    <w:p>
+      <w:pPr>
+        <w:pStyle w:val="ListBullet"/>
+      </w:pPr>
+      <w:r>
+        <w:t>After your attempt, compare with the supported explanation: Validate draft Display “This activity checks soil daily [PL3]”; reject an invented twice-daily watering schedule. Read the picture in order. Display “This activity checks soil daily [PL3]”; reject an invented twice-daily watering schedule. The arrows show which recorded input or intermediate result each decision uses. Explain the deciding step aloud before checking the changed case; pointing to the final answer alone does not show how it follows.</w:t>
+      </w:r>
+    </w:p>
+    <w:p>
+      <w:pPr>
+        <w:pStyle w:val="Heading2"/>
+      </w:pPr>
+      <w:r>
+        <w:t>Check the first explanation · reference / check after trying</w:t>
+      </w:r>
+    </w:p>
+    <w:p>
+      <w:pPr>
+        <w:pStyle w:val="Heading3"/>
+      </w:pPr>
+      <w:r>
+        <w:t>Practice 2: explain the deciding evidence</w:t>
+      </w:r>
+    </w:p>
+    <w:p>
+      <w:pPr>
+        <w:pStyle w:val="Heading2"/>
+      </w:pPr>
+      <w:r>
+        <w:t>Changed-case question</w:t>
+      </w:r>
+    </w:p>
+    <w:p>
+      <w:pPr>
+        <w:pStyle w:val="ListBullet"/>
+      </w:pPr>
+      <w:r>
+        <w:t>Changed-case practice: PL3 is absent while PL2 remains. Which conclusion is supported by the supplied facts?</w:t>
+      </w:r>
+    </w:p>
+    <w:p>
+      <w:pPr>
+        <w:pStyle w:val="ListBullet"/>
+      </w:pPr>
+      <w:r>
+        <w:t>1. We can decide the result without examining the changed input or the procedure.</w:t>
+      </w:r>
+    </w:p>
+    <w:p>
+      <w:pPr>
+        <w:pStyle w:val="ListBullet"/>
+      </w:pPr>
+      <w:r>
+        <w:t>2. Explain that the daily check is not specified in the available source.</w:t>
+      </w:r>
+    </w:p>
+    <w:p>
+      <w:pPr>
+        <w:pStyle w:val="ListBullet"/>
+      </w:pPr>
+      <w:r>
+        <w:t>3. This one example guarantees correct results for every future input.</w:t>
+      </w:r>
+    </w:p>
+    <w:p>
+      <w:pPr>
+        <w:pStyle w:val="Heading3"/>
+      </w:pPr>
+      <w:r>
+        <w:t>My selected conclusion, deciding fact and explanation</w:t>
+      </w:r>
+    </w:p>
+    <w:p>
+      <w:r>
+        <w:t>________________________________________________________________</w:t>
+      </w:r>
+    </w:p>
+    <w:p>
+      <w:r>
+        <w:t>________________________________________________________________</w:t>
+      </w:r>
+    </w:p>
+    <w:p>
+      <w:r>
+        <w:t>________________________________________________________________</w:t>
+      </w:r>
+    </w:p>
+    <w:p>
+      <w:r>
+        <w:t>________________________________________________________________</w:t>
+      </w:r>
+    </w:p>
+    <w:p>
+      <w:r>
+        <w:t>________________________________________________________________</w:t>
+      </w:r>
+    </w:p>
+    <w:p>
+      <w:pPr>
+        <w:pStyle w:val="ListBullet"/>
+      </w:pPr>
+      <w:r>
+        <w:t>Hint if needed: Use the changed condition and the deciding step in the pictorial trace. The answer must say what follows from those facts.</w:t>
+      </w:r>
+    </w:p>
+    <w:p>
+      <w:pPr>
+        <w:pStyle w:val="ListBullet"/>
+      </w:pPr>
+      <w:r>
+        <w:t>After your attempt, compare with the supported explanation: Explain that the daily check is not specified in the available source. The remaining general water fact does not establish this activity’s schedule.</w:t>
+      </w:r>
+    </w:p>
+    <w:p>
+      <w:pPr>
+        <w:pStyle w:val="Heading2"/>
+      </w:pPr>
+      <w:r>
+        <w:t>Check the changed case · reference / check after trying</w:t>
+      </w:r>
+    </w:p>
+    <w:p>
+      <w:pPr>
+        <w:pStyle w:val="Heading3"/>
+      </w:pPr>
+      <w:r>
+        <w:t>Repair a missing building block</w:t>
+      </w:r>
+    </w:p>
+    <w:p>
+      <w:pPr>
+        <w:pStyle w:val="Heading2"/>
+      </w:pPr>
+      <w:r>
+        <w:t>Repair and save your work</w:t>
+      </w:r>
+    </w:p>
+    <w:p>
+      <w:pPr>
+        <w:spacing w:line="336" w:lineRule="auto" w:after="180"/>
+      </w:pPr>
+      <w:r>
+        <w:rPr>
+          <w:b w:val="0"/>
+        </w:rPr>
+        <w:t>Review Block to Python Bridge (ai-3/23). Goal: Translate a short paper calculation into a Python script. Short practice: Trace the changed list and identify where the result differs.</w:t>
+      </w:r>
+    </w:p>
+    <w:p>
+      <w:pPr>
+        <w:spacing w:line="336" w:lineRule="auto" w:after="180"/>
+      </w:pPr>
+      <w:r>
+        <w:rPr>
+          <w:b w:val="0"/>
+        </w:rPr>
+        <w:t xml:space="preserve">Point to the relevant step in the picture, then write the changed result and the rule or </w:t>
+      </w:r>
+      <w:r>
+        <w:rPr>
+          <w:b/>
+        </w:rPr>
+        <w:t>evidence</w:t>
+      </w:r>
+      <w:r>
+        <w:rPr>
+          <w:b w:val="0"/>
+        </w:rPr>
+        <w:t xml:space="preserve"> that supports it.. Return to this week and explain what you changed.</w:t>
+      </w:r>
+    </w:p>
+    <w:p>
+      <w:pPr>
+        <w:spacing w:line="336" w:lineRule="auto" w:after="180"/>
+      </w:pPr>
+      <w:r>
+        <w:rPr>
+          <w:b w:val="0"/>
+        </w:rPr>
+        <w:t xml:space="preserve">Review Tools and APIs (ai-3/21). Goal: Explain the </w:t>
+      </w:r>
+      <w:r>
+        <w:rPr>
+          <w:b/>
+        </w:rPr>
+        <w:t>mechanism</w:t>
+      </w:r>
+      <w:r>
+        <w:rPr>
+          <w:b w:val="0"/>
+        </w:rPr>
+        <w:t xml:space="preserve"> and terminology of tools and api contracts. Short practice: Does a valid C7 ID permit the extra lending action?</w:t>
+      </w:r>
+    </w:p>
+    <w:p>
+      <w:pPr>
+        <w:spacing w:line="336" w:lineRule="auto" w:after="180"/>
+      </w:pPr>
+      <w:r>
+        <w:rPr>
+          <w:b w:val="0"/>
+        </w:rPr>
+        <w:t xml:space="preserve">Point to the relevant step in the picture, then write the changed result and the rule or </w:t>
+      </w:r>
+      <w:r>
+        <w:rPr>
+          <w:b/>
+        </w:rPr>
+        <w:t>evidence</w:t>
+      </w:r>
+      <w:r>
+        <w:rPr>
+          <w:b w:val="0"/>
+        </w:rPr>
+        <w:t xml:space="preserve"> that supports it.. Return to this week and explain what you changed.</w:t>
+      </w:r>
+    </w:p>
+    <w:p>
+      <w:pPr>
+        <w:spacing w:line="336" w:lineRule="auto" w:after="180"/>
+      </w:pPr>
+      <w:r>
+        <w:rPr>
+          <w:b w:val="0"/>
+        </w:rPr>
+        <w:t xml:space="preserve">Review Retrieval Augmented Generation (ai-3/18). Goal: Explain the </w:t>
+      </w:r>
+      <w:r>
+        <w:rPr>
+          <w:b/>
+        </w:rPr>
+        <w:t>mechanism</w:t>
+      </w:r>
+      <w:r>
+        <w:rPr>
+          <w:b w:val="0"/>
+        </w:rPr>
+        <w:t xml:space="preserve"> and terminology of building a grounded answer. Short practice: Which part of the source supports a two-minute melting claim?</w:t>
+      </w:r>
+    </w:p>
+    <w:p>
+      <w:pPr>
+        <w:spacing w:line="336" w:lineRule="auto" w:after="180"/>
+      </w:pPr>
+      <w:r>
+        <w:rPr>
+          <w:b w:val="0"/>
+        </w:rPr>
+        <w:t xml:space="preserve">Point to the relevant step in the picture, then write the changed result and the rule or </w:t>
+      </w:r>
+      <w:r>
+        <w:rPr>
+          <w:b/>
+        </w:rPr>
+        <w:t>evidence</w:t>
+      </w:r>
+      <w:r>
+        <w:rPr>
+          <w:b w:val="0"/>
+        </w:rPr>
+        <w:t xml:space="preserve"> that supports it.. Return to this week and explain what you changed.</w:t>
+      </w:r>
+    </w:p>
+    <w:p>
+      <w:pPr>
+        <w:spacing w:line="336" w:lineRule="auto" w:after="180"/>
+      </w:pPr>
+      <w:r>
+        <w:rPr>
+          <w:b w:val="0"/>
+        </w:rPr>
+        <w:t xml:space="preserve">Use Download completed work in the hosted lesson to export your answers, reflections, practice feedback and code-run </w:t>
+      </w:r>
+      <w:r>
+        <w:rPr>
+          <w:b/>
+        </w:rPr>
+        <w:t>evidence</w:t>
+      </w:r>
+      <w:r>
+        <w:rPr>
+          <w:b w:val="0"/>
+        </w:rPr>
+        <w:t>. Open the HTML copy to read or print it.</w:t>
+      </w:r>
+    </w:p>
+    <w:p>
+      <w:pPr>
+        <w:spacing w:line="336" w:lineRule="auto" w:after="180"/>
+      </w:pPr>
+      <w:r>
+        <w:rPr>
+          <w:b w:val="0"/>
+        </w:rPr>
+        <w:t>Drafts stay in this browser when storage is available; clear drafts on a shared device.</w:t>
+      </w:r>
+    </w:p>
+    <w:p>
+      <w:pPr>
+        <w:pStyle w:val="Heading3"/>
+      </w:pPr>
+      <w:r>
+        <w:t>What I repaired, the evidence I kept and the next test</w:t>
+      </w:r>
+    </w:p>
+    <w:p>
+      <w:r>
+        <w:t>________________________________________________________________</w:t>
+      </w:r>
+    </w:p>
+    <w:p>
+      <w:r>
+        <w:t>________________________________________________________________</w:t>
+      </w:r>
+    </w:p>
+    <w:p>
+      <w:r>
+        <w:t>________________________________________________________________</w:t>
+      </w:r>
+    </w:p>
+    <w:p>
+      <w:r>
+        <w:t>________________________________________________________________</w:t>
+      </w:r>
+    </w:p>
+    <w:p>
+      <w:r>
+        <w:t>________________________________________________________________</w:t>
+      </w:r>
+    </w:p>
+    <w:p>
+      <w:pPr>
+        <w:pStyle w:val="Heading2"/>
+      </w:pPr>
+      <w:r>
+        <w:t>Earlier wording, alternatives and picture transcripts · reference / check after trying</w:t>
       </w:r>
     </w:p>
     <w:p>
@@ -2118,571 +2680,28 @@
     </w:p>
     <w:p>
       <w:pPr>
-        <w:spacing w:line="336" w:lineRule="auto" w:after="180"/>
-      </w:pPr>
-      <w:r>
-        <w:rPr>
-          <w:b w:val="0"/>
-        </w:rPr>
-        <w:t>Build a minimal grounded study answer with checks between retrieval and display.</w:t>
-      </w:r>
-    </w:p>
-    <w:p>
-      <w:pPr>
         <w:pStyle w:val="Heading3"/>
       </w:pPr>
       <w:r>
-        <w:t>Practice 1: explain the deciding evidence</w:t>
-      </w:r>
-    </w:p>
-    <w:p>
-      <w:pPr>
-        <w:spacing w:line="336" w:lineRule="auto" w:after="180"/>
-      </w:pPr>
-      <w:r>
-        <w:rPr>
-          <w:b w:val="0"/>
-        </w:rPr>
-        <w:t>Which labelled step matches this detail? Display “This activity checks soil daily [PL3]”; reject an invented twice-daily watering schedule.</w:t>
-      </w:r>
-    </w:p>
-    <w:p>
-      <w:pPr>
-        <w:spacing w:line="336" w:lineRule="auto" w:after="180"/>
-        <w:shd w:fill="F4F9FC"/>
-      </w:pPr>
-      <w:r>
-        <w:rPr>
-          <w:b w:val="0"/>
-        </w:rPr>
-        <w:t xml:space="preserve">1. Retrieve </w:t>
-      </w:r>
-      <w:r>
-        <w:rPr>
-          <w:b/>
-        </w:rPr>
-        <w:t>evidence</w:t>
-      </w:r>
-    </w:p>
-    <w:p>
-      <w:pPr>
-        <w:spacing w:line="336" w:lineRule="auto" w:after="180"/>
-        <w:shd w:fill="F4F9FC"/>
-      </w:pPr>
-      <w:r>
-        <w:rPr>
-          <w:b w:val="0"/>
-        </w:rPr>
-        <w:t>2. Match question</w:t>
-      </w:r>
-    </w:p>
-    <w:p>
-      <w:pPr>
-        <w:spacing w:line="336" w:lineRule="auto" w:after="180"/>
-        <w:shd w:fill="F4F9FC"/>
-      </w:pPr>
-      <w:r>
-        <w:rPr>
-          <w:b w:val="0"/>
-        </w:rPr>
-        <w:t>3. Validate draft</w:t>
-      </w:r>
-    </w:p>
-    <w:p>
-      <w:pPr>
-        <w:pStyle w:val="Heading3"/>
-      </w:pPr>
-      <w:r>
-        <w:t>My selected conclusion, deciding fact and explanation</w:t>
-      </w:r>
-    </w:p>
-    <w:p>
-      <w:r>
-        <w:t>________________________________________________________________</w:t>
-      </w:r>
-    </w:p>
-    <w:p>
-      <w:r>
-        <w:t>________________________________________________________________</w:t>
-      </w:r>
-    </w:p>
-    <w:p>
-      <w:r>
-        <w:t>________________________________________________________________</w:t>
-      </w:r>
-    </w:p>
-    <w:p>
-      <w:r>
-        <w:t>________________________________________________________________</w:t>
-      </w:r>
-    </w:p>
-    <w:p>
-      <w:r>
-        <w:t>________________________________________________________________</w:t>
-      </w:r>
-    </w:p>
-    <w:p>
-      <w:pPr>
-        <w:pStyle w:val="Heading3"/>
-      </w:pPr>
-      <w:r>
-        <w:t>Hint · try first</w:t>
-      </w:r>
-    </w:p>
-    <w:p>
-      <w:pPr>
-        <w:spacing w:line="336" w:lineRule="auto" w:after="180"/>
-        <w:shd w:fill="F1F6F8"/>
-      </w:pPr>
-      <w:r>
-        <w:rPr>
-          <w:b w:val="0"/>
-        </w:rPr>
-        <w:t>Hint if needed: Read the steps in the pictorial case. Match the supplied detail to the stage that performs or records it.</w:t>
-      </w:r>
-    </w:p>
-    <w:p>
-      <w:pPr>
-        <w:pStyle w:val="Heading3"/>
-      </w:pPr>
-      <w:r>
-        <w:t>Feedback · compare after trying</w:t>
-      </w:r>
-    </w:p>
-    <w:p>
-      <w:pPr>
-        <w:spacing w:line="336" w:lineRule="auto" w:after="180"/>
-        <w:shd w:fill="F1F6FC"/>
-      </w:pPr>
-      <w:r>
-        <w:rPr>
-          <w:b w:val="0"/>
-        </w:rPr>
-        <w:t>After your attempt, compare with the supported explanation: Validate draft Display “This activity checks soil daily [PL3]”; reject an invented twice-daily watering schedule. Read the picture in order.</w:t>
-      </w:r>
-    </w:p>
-    <w:p>
-      <w:pPr>
-        <w:spacing w:line="336" w:lineRule="auto" w:after="180"/>
-        <w:shd w:fill="F1F6FC"/>
-      </w:pPr>
-      <w:r>
-        <w:rPr>
-          <w:b w:val="0"/>
-        </w:rPr>
-        <w:t xml:space="preserve">Display “This activity checks soil daily [PL3]”; reject an invented twice-daily watering schedule. The arrows show which recorded </w:t>
-      </w:r>
-      <w:r>
-        <w:rPr>
-          <w:b/>
-        </w:rPr>
-        <w:t>input</w:t>
-      </w:r>
-      <w:r>
-        <w:rPr>
-          <w:b w:val="0"/>
-        </w:rPr>
-        <w:t xml:space="preserve"> or intermediate result each decision uses.</w:t>
-      </w:r>
-    </w:p>
-    <w:p>
-      <w:pPr>
-        <w:spacing w:line="336" w:lineRule="auto" w:after="180"/>
-        <w:shd w:fill="F1F6FC"/>
-      </w:pPr>
-      <w:r>
-        <w:rPr>
-          <w:b w:val="0"/>
-        </w:rPr>
-        <w:t>Explain the deciding step aloud before checking the changed case; pointing to the final answer alone does not show how it follows.</w:t>
-      </w:r>
-    </w:p>
-    <w:p>
-      <w:pPr>
-        <w:pStyle w:val="Heading3"/>
-      </w:pPr>
-      <w:r>
-        <w:t>Practice 2: explain the deciding evidence</w:t>
-      </w:r>
-    </w:p>
-    <w:p>
-      <w:pPr>
-        <w:pStyle w:val="Heading3"/>
-      </w:pPr>
-      <w:r>
-        <w:t>Changed case · predict first</w:t>
-      </w:r>
-    </w:p>
-    <w:p>
-      <w:pPr>
-        <w:spacing w:line="336" w:lineRule="auto" w:after="180"/>
-        <w:shd w:fill="F5F1FB"/>
-      </w:pPr>
-      <w:r>
-        <w:rPr>
-          <w:b w:val="0"/>
-        </w:rPr>
-        <w:t>Changed-case practice: PL3 is absent while PL2 remains. Which conclusion is supported by the supplied facts?</w:t>
-      </w:r>
-    </w:p>
-    <w:p>
-      <w:pPr>
-        <w:spacing w:line="336" w:lineRule="auto" w:after="180"/>
-        <w:shd w:fill="F4F9FC"/>
-      </w:pPr>
-      <w:r>
-        <w:rPr>
-          <w:b w:val="0"/>
-        </w:rPr>
-        <w:t xml:space="preserve">1. We can decide the result without examining the changed </w:t>
-      </w:r>
-      <w:r>
-        <w:rPr>
-          <w:b/>
-        </w:rPr>
-        <w:t>input</w:t>
-      </w:r>
-      <w:r>
-        <w:rPr>
-          <w:b w:val="0"/>
-        </w:rPr>
-        <w:t xml:space="preserve"> or the procedure.</w:t>
-      </w:r>
-    </w:p>
-    <w:p>
-      <w:pPr>
-        <w:spacing w:line="336" w:lineRule="auto" w:after="180"/>
-        <w:shd w:fill="F4F9FC"/>
-      </w:pPr>
-      <w:r>
-        <w:rPr>
-          <w:b w:val="0"/>
-        </w:rPr>
-        <w:t>2. Explain that the daily check is not specified in the available source.</w:t>
-      </w:r>
-    </w:p>
-    <w:p>
-      <w:pPr>
-        <w:spacing w:line="336" w:lineRule="auto" w:after="180"/>
-        <w:shd w:fill="F4F9FC"/>
-      </w:pPr>
-      <w:r>
-        <w:rPr>
-          <w:b w:val="0"/>
-        </w:rPr>
-        <w:t xml:space="preserve">3. This one example guarantees correct results for every future </w:t>
-      </w:r>
-      <w:r>
-        <w:rPr>
-          <w:b/>
-        </w:rPr>
-        <w:t>input</w:t>
-      </w:r>
-      <w:r>
-        <w:rPr>
-          <w:b w:val="0"/>
-        </w:rPr>
-        <w:t>.</w:t>
-      </w:r>
-    </w:p>
-    <w:p>
-      <w:pPr>
-        <w:pStyle w:val="Heading3"/>
-      </w:pPr>
-      <w:r>
-        <w:t>My selected conclusion, deciding fact and explanation</w:t>
-      </w:r>
-    </w:p>
-    <w:p>
-      <w:r>
-        <w:t>________________________________________________________________</w:t>
-      </w:r>
-    </w:p>
-    <w:p>
-      <w:r>
-        <w:t>________________________________________________________________</w:t>
-      </w:r>
-    </w:p>
-    <w:p>
-      <w:r>
-        <w:t>________________________________________________________________</w:t>
-      </w:r>
-    </w:p>
-    <w:p>
-      <w:r>
-        <w:t>________________________________________________________________</w:t>
-      </w:r>
-    </w:p>
-    <w:p>
-      <w:r>
-        <w:t>________________________________________________________________</w:t>
-      </w:r>
-    </w:p>
-    <w:p>
-      <w:pPr>
-        <w:pStyle w:val="Heading3"/>
-      </w:pPr>
-      <w:r>
-        <w:t>Hint · try first</w:t>
-      </w:r>
-    </w:p>
-    <w:p>
-      <w:pPr>
-        <w:spacing w:line="336" w:lineRule="auto" w:after="180"/>
-        <w:shd w:fill="F1F6F8"/>
-      </w:pPr>
-      <w:r>
-        <w:rPr>
-          <w:b w:val="0"/>
-        </w:rPr>
-        <w:t>Hint if needed: Use the changed condition and the deciding step in the pictorial trace. The answer must say what follows from those facts.</w:t>
-      </w:r>
-    </w:p>
-    <w:p>
-      <w:pPr>
-        <w:pStyle w:val="Heading3"/>
-      </w:pPr>
-      <w:r>
-        <w:t>Feedback · compare after trying</w:t>
-      </w:r>
-    </w:p>
-    <w:p>
-      <w:pPr>
-        <w:spacing w:line="336" w:lineRule="auto" w:after="180"/>
-        <w:shd w:fill="F1F6FC"/>
-      </w:pPr>
-      <w:r>
-        <w:rPr>
-          <w:b w:val="0"/>
-        </w:rPr>
-        <w:t>After your attempt, compare with the supported explanation: Explain that the daily check is not specified in the available source. The remaining general water fact does not establish this activity’s schedule.</w:t>
-      </w:r>
-    </w:p>
-    <w:p>
-      <w:pPr>
-        <w:pStyle w:val="Heading3"/>
-      </w:pPr>
-      <w:r>
-        <w:t>Repair a missing building block</w:t>
-      </w:r>
-    </w:p>
-    <w:p>
-      <w:pPr>
-        <w:spacing w:line="336" w:lineRule="auto" w:after="180"/>
-      </w:pPr>
-      <w:r>
-        <w:rPr>
-          <w:b w:val="0"/>
-        </w:rPr>
-        <w:t>Review Block to Python Bridge (ai-3/23). Goal: Translate a short paper calculation into a Python script. Short practice: Trace the changed list and identify where the result differs.</w:t>
-      </w:r>
-    </w:p>
-    <w:p>
-      <w:pPr>
-        <w:spacing w:line="336" w:lineRule="auto" w:after="180"/>
-      </w:pPr>
-      <w:r>
-        <w:rPr>
-          <w:b w:val="0"/>
-        </w:rPr>
-        <w:t xml:space="preserve">Point to the relevant step in the picture, then write the changed result and the rule or </w:t>
-      </w:r>
-      <w:r>
-        <w:rPr>
-          <w:b/>
-        </w:rPr>
-        <w:t>evidence</w:t>
-      </w:r>
-      <w:r>
-        <w:rPr>
-          <w:b w:val="0"/>
-        </w:rPr>
-        <w:t xml:space="preserve"> that supports it.. Return to this week and explain what you changed.</w:t>
-      </w:r>
-    </w:p>
-    <w:p>
-      <w:pPr>
-        <w:spacing w:line="336" w:lineRule="auto" w:after="180"/>
-      </w:pPr>
-      <w:r>
-        <w:rPr>
-          <w:b w:val="0"/>
-        </w:rPr>
-        <w:t xml:space="preserve">Review Tools and APIs (ai-3/21). Goal: Explain the </w:t>
-      </w:r>
-      <w:r>
-        <w:rPr>
-          <w:b/>
-        </w:rPr>
-        <w:t>mechanism</w:t>
-      </w:r>
-      <w:r>
-        <w:rPr>
-          <w:b w:val="0"/>
-        </w:rPr>
-        <w:t xml:space="preserve"> and terminology of tools and api contracts. Short practice: Does a valid C7 ID permit the extra lending action?</w:t>
-      </w:r>
-    </w:p>
-    <w:p>
-      <w:pPr>
-        <w:spacing w:line="336" w:lineRule="auto" w:after="180"/>
-      </w:pPr>
-      <w:r>
-        <w:rPr>
-          <w:b w:val="0"/>
-        </w:rPr>
-        <w:t xml:space="preserve">Point to the relevant step in the picture, then write the changed result and the rule or </w:t>
-      </w:r>
-      <w:r>
-        <w:rPr>
-          <w:b/>
-        </w:rPr>
-        <w:t>evidence</w:t>
-      </w:r>
-      <w:r>
-        <w:rPr>
-          <w:b w:val="0"/>
-        </w:rPr>
-        <w:t xml:space="preserve"> that supports it.. Return to this week and explain what you changed.</w:t>
-      </w:r>
-    </w:p>
-    <w:p>
-      <w:pPr>
-        <w:spacing w:line="336" w:lineRule="auto" w:after="180"/>
-      </w:pPr>
-      <w:r>
-        <w:rPr>
-          <w:b w:val="0"/>
-        </w:rPr>
-        <w:t xml:space="preserve">Review Retrieval Augmented Generation (ai-3/18). Goal: Explain the </w:t>
-      </w:r>
-      <w:r>
-        <w:rPr>
-          <w:b/>
-        </w:rPr>
-        <w:t>mechanism</w:t>
-      </w:r>
-      <w:r>
-        <w:rPr>
-          <w:b w:val="0"/>
-        </w:rPr>
-        <w:t xml:space="preserve"> and terminology of building a grounded answer. Short practice: Which part of the source supports a two-minute melting claim?</w:t>
-      </w:r>
-    </w:p>
-    <w:p>
-      <w:pPr>
-        <w:spacing w:line="336" w:lineRule="auto" w:after="180"/>
-      </w:pPr>
-      <w:r>
-        <w:rPr>
-          <w:b w:val="0"/>
-        </w:rPr>
-        <w:t xml:space="preserve">Point to the relevant step in the picture, then write the changed result and the rule or </w:t>
-      </w:r>
-      <w:r>
-        <w:rPr>
-          <w:b/>
-        </w:rPr>
-        <w:t>evidence</w:t>
-      </w:r>
-      <w:r>
-        <w:rPr>
-          <w:b w:val="0"/>
-        </w:rPr>
-        <w:t xml:space="preserve"> that supports it.. Return to this week and explain what you changed.</w:t>
-      </w:r>
-    </w:p>
-    <w:p>
-      <w:pPr>
-        <w:pStyle w:val="Heading3"/>
-      </w:pPr>
-      <w:r>
         <w:t>Keep your completed work</w:t>
       </w:r>
     </w:p>
     <w:p>
       <w:pPr>
-        <w:spacing w:line="336" w:lineRule="auto" w:after="180"/>
-      </w:pPr>
-      <w:r>
-        <w:rPr>
-          <w:b w:val="0"/>
-        </w:rPr>
-        <w:t xml:space="preserve">Use Download completed work in the hosted lesson to export your answers, reflections, practice feedback and code-run </w:t>
-      </w:r>
-      <w:r>
-        <w:rPr>
-          <w:b/>
-        </w:rPr>
-        <w:t>evidence</w:t>
-      </w:r>
-      <w:r>
-        <w:rPr>
-          <w:b w:val="0"/>
-        </w:rPr>
-        <w:t>. Open the HTML copy to read or print it.</w:t>
-      </w:r>
-    </w:p>
-    <w:p>
-      <w:pPr>
-        <w:spacing w:line="336" w:lineRule="auto" w:after="180"/>
-      </w:pPr>
-      <w:r>
-        <w:rPr>
-          <w:b w:val="0"/>
-        </w:rPr>
-        <w:t>Drafts stay in this browser when storage is available; clear drafts on a shared device.</w:t>
-      </w:r>
-    </w:p>
-    <w:p>
-      <w:pPr>
-        <w:pStyle w:val="Heading3"/>
-      </w:pPr>
-      <w:r>
-        <w:t>What I repaired, the evidence I kept and the next test</w:t>
-      </w:r>
-    </w:p>
-    <w:p>
-      <w:r>
-        <w:t>________________________________________________________________</w:t>
-      </w:r>
-    </w:p>
-    <w:p>
-      <w:r>
-        <w:t>________________________________________________________________</w:t>
-      </w:r>
-    </w:p>
-    <w:p>
-      <w:r>
-        <w:t>________________________________________________________________</w:t>
-      </w:r>
-    </w:p>
-    <w:p>
-      <w:r>
-        <w:t>________________________________________________________________</w:t>
-      </w:r>
-    </w:p>
-    <w:p>
-      <w:r>
-        <w:t>________________________________________________________________</w:t>
-      </w:r>
-    </w:p>
-    <w:p>
-      <w:pPr>
         <w:pStyle w:val="Heading1"/>
       </w:pPr>
       <w:r>
-        <w:t>21. Visual concept journey</w:t>
-      </w:r>
-    </w:p>
-    <w:p>
-      <w:r>
-        <w:t>Explain each Prototype a Grounded Assistant picture from its labels, then record a relevant limit.</w:t>
-      </w:r>
-    </w:p>
-    <w:p>
-      <w:pPr>
-        <w:pStyle w:val="Heading3"/>
+        <w:t>21. Reference · Six-picture response sheets</w:t>
+      </w:r>
+    </w:p>
+    <w:p>
+      <w:r>
+        <w:t>Choose the image that helps rather than repeating all six.</w:t>
+      </w:r>
+    </w:p>
+    <w:p>
+      <w:pPr>
+        <w:pStyle w:val="Heading2"/>
       </w:pPr>
       <w:r>
         <w:t>01. Prototype a Grounded Assistant: the case</w:t>
@@ -2761,7 +2780,6 @@
     <w:p>
       <w:pPr>
         <w:spacing w:line="336" w:lineRule="auto" w:after="180"/>
-        <w:shd w:fill="F5F1FB"/>
       </w:pPr>
       <w:r>
         <w:rPr>
@@ -2800,7 +2818,7 @@
     </w:p>
     <w:p>
       <w:pPr>
-        <w:pStyle w:val="Heading3"/>
+        <w:pStyle w:val="Heading2"/>
       </w:pPr>
       <w:r>
         <w:t>02. Follow the deciding steps</w:t>
@@ -2868,7 +2886,6 @@
     <w:p>
       <w:pPr>
         <w:spacing w:line="336" w:lineRule="auto" w:after="180"/>
-        <w:shd w:fill="F5F1FB"/>
       </w:pPr>
       <w:r>
         <w:rPr>
@@ -2919,7 +2936,7 @@
     </w:p>
     <w:p>
       <w:pPr>
-        <w:pStyle w:val="Heading3"/>
+        <w:pStyle w:val="Heading2"/>
       </w:pPr>
       <w:r>
         <w:t>03. Capstone grounded assistant — evidence trace</w:t>
@@ -3009,7 +3026,6 @@
     <w:p>
       <w:pPr>
         <w:spacing w:line="336" w:lineRule="auto" w:after="180"/>
-        <w:shd w:fill="F5F1FB"/>
       </w:pPr>
       <w:r>
         <w:rPr>
@@ -3048,7 +3064,7 @@
     </w:p>
     <w:p>
       <w:pPr>
-        <w:pStyle w:val="Heading3"/>
+        <w:pStyle w:val="Heading2"/>
       </w:pPr>
       <w:r>
         <w:t>04. Change one thing. Trace what follows.</w:t>
@@ -3115,7 +3131,6 @@
     <w:p>
       <w:pPr>
         <w:spacing w:line="336" w:lineRule="auto" w:after="180"/>
-        <w:shd w:fill="F5F1FB"/>
       </w:pPr>
       <w:r>
         <w:rPr>
@@ -3154,7 +3169,7 @@
     </w:p>
     <w:p>
       <w:pPr>
-        <w:pStyle w:val="Heading3"/>
+        <w:pStyle w:val="Heading2"/>
       </w:pPr>
       <w:r>
         <w:t>05. Connect the explanation to its limit</w:t>
@@ -3256,7 +3271,6 @@
     <w:p>
       <w:pPr>
         <w:spacing w:line="336" w:lineRule="auto" w:after="180"/>
-        <w:shd w:fill="F5F1FB"/>
       </w:pPr>
       <w:r>
         <w:rPr>
@@ -3295,7 +3309,7 @@
     </w:p>
     <w:p>
       <w:pPr>
-        <w:pStyle w:val="Heading3"/>
+        <w:pStyle w:val="Heading2"/>
       </w:pPr>
       <w:r>
         <w:t>06. Make the idea visible in your project</w:t>
@@ -3409,7 +3423,6 @@
     <w:p>
       <w:pPr>
         <w:spacing w:line="336" w:lineRule="auto" w:after="180"/>
-        <w:shd w:fill="F5F1FB"/>
       </w:pPr>
       <w:r>
         <w:rPr>
@@ -3456,6 +3469,62 @@
     <w:p>
       <w:r>
         <w:t>________________________________________________________________</w:t>
+      </w:r>
+    </w:p>
+    <w:p>
+      <w:pPr>
+        <w:pStyle w:val="Heading2"/>
+      </w:pPr>
+      <w:r>
+        <w:t>Earlier wording, alternatives and picture transcripts · reference / check after trying</w:t>
+      </w:r>
+    </w:p>
+    <w:p>
+      <w:pPr>
+        <w:pStyle w:val="Heading3"/>
+      </w:pPr>
+      <w:r>
+        <w:t>01. Prototype a Grounded Assistant: the case</w:t>
+      </w:r>
+    </w:p>
+    <w:p>
+      <w:pPr>
+        <w:pStyle w:val="Heading3"/>
+      </w:pPr>
+      <w:r>
+        <w:t>02. Follow the deciding steps</w:t>
+      </w:r>
+    </w:p>
+    <w:p>
+      <w:pPr>
+        <w:pStyle w:val="Heading3"/>
+      </w:pPr>
+      <w:r>
+        <w:t>03. Capstone grounded assistant — evidence trace</w:t>
+      </w:r>
+    </w:p>
+    <w:p>
+      <w:pPr>
+        <w:pStyle w:val="Heading3"/>
+      </w:pPr>
+      <w:r>
+        <w:t>04. Change one thing. Trace what follows.</w:t>
+      </w:r>
+    </w:p>
+    <w:p>
+      <w:pPr>
+        <w:pStyle w:val="Heading3"/>
+      </w:pPr>
+      <w:r>
+        <w:t>05. Connect the explanation to its limit</w:t>
+      </w:r>
+    </w:p>
+    <w:p>
+      <w:pPr>
+        <w:pStyle w:val="Heading3"/>
+      </w:pPr>
+      <w:r>
+        <w:t>06. Make the idea visible in your project</w:t>
       </w:r>
     </w:p>
     <w:sectPr>
